--- a/Ausgabe/Dokumentation.docx
+++ b/Ausgabe/Dokumentation.docx
@@ -28,7 +28,7 @@
         </w:p>
       </w:sdtContent>
     </w:sdt>
-    <w:bookmarkStart w:id="10" w:name="autorenleitfaden"/>
+    <w:bookmarkStart w:id="21" w:name="autorenleitfaden"/>
     <w:p>
       <w:pPr>
         <w:pStyle w:val="Heading1"/>
@@ -37,7 +37,7 @@
         <w:t xml:space="preserve">Autorenleitfaden</w:t>
       </w:r>
     </w:p>
-    <w:bookmarkStart w:id="9" w:name="X0b315417eba8ffaa96b763ca77ea091f0f612cb"/>
+    <w:bookmarkStart w:id="20" w:name="X0b315417eba8ffaa96b763ca77ea091f0f612cb"/>
     <w:p>
       <w:pPr>
         <w:pStyle w:val="Heading2"/>
@@ -69,9 +69,9 @@
         </w:pict>
       </w:r>
     </w:p>
-    <w:bookmarkEnd w:id="9"/>
-    <w:bookmarkEnd w:id="10"/>
-    <w:bookmarkStart w:id="11" w:name="grundprinzip"/>
+    <w:bookmarkEnd w:id="20"/>
+    <w:bookmarkEnd w:id="21"/>
+    <w:bookmarkStart w:id="22" w:name="grundprinzip"/>
     <w:p>
       <w:pPr>
         <w:pStyle w:val="Heading1"/>
@@ -92,8 +92,8 @@
       </w:r>
       <w:r>
         <w:rPr>
+          <w:bCs/>
           <w:b/>
-          <w:bCs/>
         </w:rPr>
         <w:t xml:space="preserve">Didaktischen Konzepts</w:t>
       </w:r>
@@ -114,11 +114,11 @@
     </w:p>
     <w:p>
       <w:pPr>
-        <w:pStyle w:val="Compact"/>
         <w:numPr>
           <w:ilvl w:val="0"/>
           <w:numId w:val="1001"/>
         </w:numPr>
+        <w:pStyle w:val="Compact"/>
       </w:pPr>
       <w:r>
         <w:t xml:space="preserve">Verstehen statt Auswendiglernen</w:t>
@@ -126,11 +126,11 @@
     </w:p>
     <w:p>
       <w:pPr>
-        <w:pStyle w:val="Compact"/>
         <w:numPr>
           <w:ilvl w:val="0"/>
           <w:numId w:val="1001"/>
         </w:numPr>
+        <w:pStyle w:val="Compact"/>
       </w:pPr>
       <w:r>
         <w:t xml:space="preserve">Entdecken statt Vorgeben</w:t>
@@ -138,11 +138,11 @@
     </w:p>
     <w:p>
       <w:pPr>
-        <w:pStyle w:val="Compact"/>
         <w:numPr>
           <w:ilvl w:val="0"/>
           <w:numId w:val="1001"/>
         </w:numPr>
+        <w:pStyle w:val="Compact"/>
       </w:pPr>
       <w:r>
         <w:t xml:space="preserve">Denken statt Klicken</w:t>
@@ -150,11 +150,11 @@
     </w:p>
     <w:p>
       <w:pPr>
-        <w:pStyle w:val="Compact"/>
         <w:numPr>
           <w:ilvl w:val="0"/>
           <w:numId w:val="1001"/>
         </w:numPr>
+        <w:pStyle w:val="Compact"/>
       </w:pPr>
       <w:r>
         <w:t xml:space="preserve">Alltag vor Technik</w:t>
@@ -167,8 +167,8 @@
         </w:pict>
       </w:r>
     </w:p>
-    <w:bookmarkEnd w:id="11"/>
-    <w:bookmarkStart w:id="12" w:name="aufbau-eines-kapitels"/>
+    <w:bookmarkEnd w:id="22"/>
+    <w:bookmarkStart w:id="23" w:name="aufbau-eines-kapitels"/>
     <w:p>
       <w:pPr>
         <w:pStyle w:val="Heading1"/>
@@ -187,11 +187,11 @@
     </w:p>
     <w:p>
       <w:pPr>
-        <w:pStyle w:val="Compact"/>
         <w:numPr>
           <w:ilvl w:val="0"/>
           <w:numId w:val="1002"/>
         </w:numPr>
+        <w:pStyle w:val="Compact"/>
       </w:pPr>
       <w:r>
         <w:t xml:space="preserve">Motivation</w:t>
@@ -199,11 +199,11 @@
     </w:p>
     <w:p>
       <w:pPr>
-        <w:pStyle w:val="Compact"/>
         <w:numPr>
           <w:ilvl w:val="0"/>
           <w:numId w:val="1002"/>
         </w:numPr>
+        <w:pStyle w:val="Compact"/>
       </w:pPr>
       <w:r>
         <w:t xml:space="preserve">Alltagssituation</w:t>
@@ -211,11 +211,11 @@
     </w:p>
     <w:p>
       <w:pPr>
-        <w:pStyle w:val="Compact"/>
         <w:numPr>
           <w:ilvl w:val="0"/>
           <w:numId w:val="1002"/>
         </w:numPr>
+        <w:pStyle w:val="Compact"/>
       </w:pPr>
       <w:r>
         <w:t xml:space="preserve">Leitfrage</w:t>
@@ -223,11 +223,11 @@
     </w:p>
     <w:p>
       <w:pPr>
-        <w:pStyle w:val="Compact"/>
         <w:numPr>
           <w:ilvl w:val="0"/>
           <w:numId w:val="1002"/>
         </w:numPr>
+        <w:pStyle w:val="Compact"/>
       </w:pPr>
       <w:r>
         <w:t xml:space="preserve">Vermutungen der Schülerinnen und Schüler</w:t>
@@ -235,11 +235,11 @@
     </w:p>
     <w:p>
       <w:pPr>
-        <w:pStyle w:val="Compact"/>
         <w:numPr>
           <w:ilvl w:val="0"/>
           <w:numId w:val="1002"/>
         </w:numPr>
+        <w:pStyle w:val="Compact"/>
       </w:pPr>
       <w:r>
         <w:t xml:space="preserve">Erarbeitung</w:t>
@@ -247,11 +247,11 @@
     </w:p>
     <w:p>
       <w:pPr>
-        <w:pStyle w:val="Compact"/>
         <w:numPr>
           <w:ilvl w:val="0"/>
           <w:numId w:val="1002"/>
         </w:numPr>
+        <w:pStyle w:val="Compact"/>
       </w:pPr>
       <w:r>
         <w:t xml:space="preserve">Fachliche Erklärung</w:t>
@@ -259,11 +259,11 @@
     </w:p>
     <w:p>
       <w:pPr>
-        <w:pStyle w:val="Compact"/>
         <w:numPr>
           <w:ilvl w:val="0"/>
           <w:numId w:val="1002"/>
         </w:numPr>
+        <w:pStyle w:val="Compact"/>
       </w:pPr>
       <w:r>
         <w:t xml:space="preserve">Merkkasten</w:t>
@@ -271,11 +271,11 @@
     </w:p>
     <w:p>
       <w:pPr>
-        <w:pStyle w:val="Compact"/>
         <w:numPr>
           <w:ilvl w:val="0"/>
           <w:numId w:val="1002"/>
         </w:numPr>
+        <w:pStyle w:val="Compact"/>
       </w:pPr>
       <w:r>
         <w:t xml:space="preserve">Beispiele</w:t>
@@ -283,11 +283,11 @@
     </w:p>
     <w:p>
       <w:pPr>
-        <w:pStyle w:val="Compact"/>
         <w:numPr>
           <w:ilvl w:val="0"/>
           <w:numId w:val="1002"/>
         </w:numPr>
+        <w:pStyle w:val="Compact"/>
       </w:pPr>
       <w:r>
         <w:t xml:space="preserve">Übungen</w:t>
@@ -295,11 +295,11 @@
     </w:p>
     <w:p>
       <w:pPr>
-        <w:pStyle w:val="Compact"/>
         <w:numPr>
           <w:ilvl w:val="0"/>
           <w:numId w:val="1002"/>
         </w:numPr>
+        <w:pStyle w:val="Compact"/>
       </w:pPr>
       <w:r>
         <w:t xml:space="preserve">Transfer</w:t>
@@ -307,11 +307,11 @@
     </w:p>
     <w:p>
       <w:pPr>
-        <w:pStyle w:val="Compact"/>
         <w:numPr>
           <w:ilvl w:val="0"/>
           <w:numId w:val="1002"/>
         </w:numPr>
+        <w:pStyle w:val="Compact"/>
       </w:pPr>
       <w:r>
         <w:t xml:space="preserve">Zusammenfassung</w:t>
@@ -319,11 +319,11 @@
     </w:p>
     <w:p>
       <w:pPr>
-        <w:pStyle w:val="Compact"/>
         <w:numPr>
           <w:ilvl w:val="0"/>
           <w:numId w:val="1002"/>
         </w:numPr>
+        <w:pStyle w:val="Compact"/>
       </w:pPr>
       <w:r>
         <w:t xml:space="preserve">Kompetenzcheck</w:t>
@@ -331,11 +331,11 @@
     </w:p>
     <w:p>
       <w:pPr>
-        <w:pStyle w:val="Compact"/>
         <w:numPr>
           <w:ilvl w:val="0"/>
           <w:numId w:val="1002"/>
         </w:numPr>
+        <w:pStyle w:val="Compact"/>
       </w:pPr>
       <w:r>
         <w:t xml:space="preserve">Quellen</w:t>
@@ -356,8 +356,8 @@
         </w:pict>
       </w:r>
     </w:p>
-    <w:bookmarkEnd w:id="12"/>
-    <w:bookmarkStart w:id="13" w:name="einstieg"/>
+    <w:bookmarkEnd w:id="23"/>
+    <w:bookmarkStart w:id="24" w:name="einstieg"/>
     <w:p>
       <w:pPr>
         <w:pStyle w:val="Heading1"/>
@@ -384,11 +384,11 @@
     </w:p>
     <w:p>
       <w:pPr>
-        <w:pStyle w:val="Compact"/>
         <w:numPr>
           <w:ilvl w:val="0"/>
           <w:numId w:val="1003"/>
         </w:numPr>
+        <w:pStyle w:val="Compact"/>
       </w:pPr>
       <w:r>
         <w:t xml:space="preserve">Bushaltestelle</w:t>
@@ -396,11 +396,11 @@
     </w:p>
     <w:p>
       <w:pPr>
-        <w:pStyle w:val="Compact"/>
         <w:numPr>
           <w:ilvl w:val="0"/>
           <w:numId w:val="1003"/>
         </w:numPr>
+        <w:pStyle w:val="Compact"/>
       </w:pPr>
       <w:r>
         <w:t xml:space="preserve">Smartphone</w:t>
@@ -408,11 +408,11 @@
     </w:p>
     <w:p>
       <w:pPr>
-        <w:pStyle w:val="Compact"/>
         <w:numPr>
           <w:ilvl w:val="0"/>
           <w:numId w:val="1003"/>
         </w:numPr>
+        <w:pStyle w:val="Compact"/>
       </w:pPr>
       <w:r>
         <w:t xml:space="preserve">Wetter-App</w:t>
@@ -420,11 +420,11 @@
     </w:p>
     <w:p>
       <w:pPr>
-        <w:pStyle w:val="Compact"/>
         <w:numPr>
           <w:ilvl w:val="0"/>
           <w:numId w:val="1003"/>
         </w:numPr>
+        <w:pStyle w:val="Compact"/>
       </w:pPr>
       <w:r>
         <w:t xml:space="preserve">Navigationsgerät</w:t>
@@ -432,11 +432,11 @@
     </w:p>
     <w:p>
       <w:pPr>
-        <w:pStyle w:val="Compact"/>
         <w:numPr>
           <w:ilvl w:val="0"/>
           <w:numId w:val="1003"/>
         </w:numPr>
+        <w:pStyle w:val="Compact"/>
       </w:pPr>
       <w:r>
         <w:t xml:space="preserve">Supermarkt</w:t>
@@ -444,11 +444,11 @@
     </w:p>
     <w:p>
       <w:pPr>
-        <w:pStyle w:val="Compact"/>
         <w:numPr>
           <w:ilvl w:val="0"/>
           <w:numId w:val="1003"/>
         </w:numPr>
+        <w:pStyle w:val="Compact"/>
       </w:pPr>
       <w:r>
         <w:t xml:space="preserve">Feuerwehr</w:t>
@@ -456,11 +456,11 @@
     </w:p>
     <w:p>
       <w:pPr>
-        <w:pStyle w:val="Compact"/>
         <w:numPr>
           <w:ilvl w:val="0"/>
           <w:numId w:val="1003"/>
         </w:numPr>
+        <w:pStyle w:val="Compact"/>
       </w:pPr>
       <w:r>
         <w:t xml:space="preserve">Krankenhaus</w:t>
@@ -468,11 +468,11 @@
     </w:p>
     <w:p>
       <w:pPr>
-        <w:pStyle w:val="Compact"/>
         <w:numPr>
           <w:ilvl w:val="0"/>
           <w:numId w:val="1003"/>
         </w:numPr>
+        <w:pStyle w:val="Compact"/>
       </w:pPr>
       <w:r>
         <w:t xml:space="preserve">Schule</w:t>
@@ -480,11 +480,11 @@
     </w:p>
     <w:p>
       <w:pPr>
-        <w:pStyle w:val="Compact"/>
         <w:numPr>
           <w:ilvl w:val="0"/>
           <w:numId w:val="1003"/>
         </w:numPr>
+        <w:pStyle w:val="Compact"/>
       </w:pPr>
       <w:r>
         <w:t xml:space="preserve">Sport</w:t>
@@ -492,11 +492,11 @@
     </w:p>
     <w:p>
       <w:pPr>
-        <w:pStyle w:val="Compact"/>
         <w:numPr>
           <w:ilvl w:val="0"/>
           <w:numId w:val="1003"/>
         </w:numPr>
+        <w:pStyle w:val="Compact"/>
       </w:pPr>
       <w:r>
         <w:t xml:space="preserve">Online-Shop</w:t>
@@ -517,8 +517,8 @@
         </w:pict>
       </w:r>
     </w:p>
-    <w:bookmarkEnd w:id="13"/>
-    <w:bookmarkStart w:id="14" w:name="fachbegriffe"/>
+    <w:bookmarkEnd w:id="24"/>
+    <w:bookmarkStart w:id="25" w:name="fachbegriffe"/>
     <w:p>
       <w:pPr>
         <w:pStyle w:val="Heading1"/>
@@ -566,8 +566,8 @@
         </w:pict>
       </w:r>
     </w:p>
-    <w:bookmarkEnd w:id="14"/>
-    <w:bookmarkStart w:id="15" w:name="sprache"/>
+    <w:bookmarkEnd w:id="25"/>
+    <w:bookmarkStart w:id="26" w:name="sprache"/>
     <w:p>
       <w:pPr>
         <w:pStyle w:val="Heading1"/>
@@ -594,11 +594,11 @@
     </w:p>
     <w:p>
       <w:pPr>
-        <w:pStyle w:val="Compact"/>
         <w:numPr>
           <w:ilvl w:val="0"/>
           <w:numId w:val="1004"/>
         </w:numPr>
+        <w:pStyle w:val="Compact"/>
       </w:pPr>
       <w:r>
         <w:t xml:space="preserve">kurze Sätze</w:t>
@@ -606,11 +606,11 @@
     </w:p>
     <w:p>
       <w:pPr>
-        <w:pStyle w:val="Compact"/>
         <w:numPr>
           <w:ilvl w:val="0"/>
           <w:numId w:val="1004"/>
         </w:numPr>
+        <w:pStyle w:val="Compact"/>
       </w:pPr>
       <w:r>
         <w:t xml:space="preserve">verständliche Wörter</w:t>
@@ -618,11 +618,11 @@
     </w:p>
     <w:p>
       <w:pPr>
-        <w:pStyle w:val="Compact"/>
         <w:numPr>
           <w:ilvl w:val="0"/>
           <w:numId w:val="1004"/>
         </w:numPr>
+        <w:pStyle w:val="Compact"/>
       </w:pPr>
       <w:r>
         <w:t xml:space="preserve">aktive Sprache</w:t>
@@ -630,11 +630,11 @@
     </w:p>
     <w:p>
       <w:pPr>
-        <w:pStyle w:val="Compact"/>
         <w:numPr>
           <w:ilvl w:val="0"/>
           <w:numId w:val="1004"/>
         </w:numPr>
+        <w:pStyle w:val="Compact"/>
       </w:pPr>
       <w:r>
         <w:t xml:space="preserve">möglichst wenig Fremdwörter</w:t>
@@ -642,11 +642,11 @@
     </w:p>
     <w:p>
       <w:pPr>
-        <w:pStyle w:val="Compact"/>
         <w:numPr>
           <w:ilvl w:val="0"/>
           <w:numId w:val="1004"/>
         </w:numPr>
+        <w:pStyle w:val="Compact"/>
       </w:pPr>
       <w:r>
         <w:t xml:space="preserve">Beispiele vor Definitionen</w:t>
@@ -667,8 +667,8 @@
         </w:pict>
       </w:r>
     </w:p>
-    <w:bookmarkEnd w:id="15"/>
-    <w:bookmarkStart w:id="16" w:name="beispiele"/>
+    <w:bookmarkEnd w:id="26"/>
+    <w:bookmarkStart w:id="27" w:name="beispiele"/>
     <w:p>
       <w:pPr>
         <w:pStyle w:val="Heading1"/>
@@ -687,11 +687,11 @@
     </w:p>
     <w:p>
       <w:pPr>
-        <w:pStyle w:val="Compact"/>
         <w:numPr>
           <w:ilvl w:val="0"/>
           <w:numId w:val="1005"/>
         </w:numPr>
+        <w:pStyle w:val="Compact"/>
       </w:pPr>
       <w:r>
         <w:t xml:space="preserve">aktuell,</w:t>
@@ -699,11 +699,11 @@
     </w:p>
     <w:p>
       <w:pPr>
-        <w:pStyle w:val="Compact"/>
         <w:numPr>
           <w:ilvl w:val="0"/>
           <w:numId w:val="1005"/>
         </w:numPr>
+        <w:pStyle w:val="Compact"/>
       </w:pPr>
       <w:r>
         <w:t xml:space="preserve">lebensnah,</w:t>
@@ -711,11 +711,11 @@
     </w:p>
     <w:p>
       <w:pPr>
-        <w:pStyle w:val="Compact"/>
         <w:numPr>
           <w:ilvl w:val="0"/>
           <w:numId w:val="1005"/>
         </w:numPr>
+        <w:pStyle w:val="Compact"/>
       </w:pPr>
       <w:r>
         <w:t xml:space="preserve">nachvollziehbar und</w:t>
@@ -723,11 +723,11 @@
     </w:p>
     <w:p>
       <w:pPr>
-        <w:pStyle w:val="Compact"/>
         <w:numPr>
           <w:ilvl w:val="0"/>
           <w:numId w:val="1005"/>
         </w:numPr>
+        <w:pStyle w:val="Compact"/>
       </w:pPr>
       <w:r>
         <w:t xml:space="preserve">altersgerecht</w:t>
@@ -756,8 +756,8 @@
         </w:pict>
       </w:r>
     </w:p>
-    <w:bookmarkEnd w:id="16"/>
-    <w:bookmarkStart w:id="17" w:name="aufgaben"/>
+    <w:bookmarkEnd w:id="27"/>
+    <w:bookmarkStart w:id="28" w:name="aufgaben"/>
     <w:p>
       <w:pPr>
         <w:pStyle w:val="Heading1"/>
@@ -784,11 +784,11 @@
     </w:p>
     <w:p>
       <w:pPr>
-        <w:pStyle w:val="Compact"/>
         <w:numPr>
           <w:ilvl w:val="0"/>
           <w:numId w:val="1006"/>
         </w:numPr>
+        <w:pStyle w:val="Compact"/>
       </w:pPr>
       <w:r>
         <w:t xml:space="preserve">beobachten</w:t>
@@ -796,11 +796,11 @@
     </w:p>
     <w:p>
       <w:pPr>
-        <w:pStyle w:val="Compact"/>
         <w:numPr>
           <w:ilvl w:val="0"/>
           <w:numId w:val="1006"/>
         </w:numPr>
+        <w:pStyle w:val="Compact"/>
       </w:pPr>
       <w:r>
         <w:t xml:space="preserve">beschreiben</w:t>
@@ -808,11 +808,11 @@
     </w:p>
     <w:p>
       <w:pPr>
-        <w:pStyle w:val="Compact"/>
         <w:numPr>
           <w:ilvl w:val="0"/>
           <w:numId w:val="1006"/>
         </w:numPr>
+        <w:pStyle w:val="Compact"/>
       </w:pPr>
       <w:r>
         <w:t xml:space="preserve">vergleichen</w:t>
@@ -820,11 +820,11 @@
     </w:p>
     <w:p>
       <w:pPr>
-        <w:pStyle w:val="Compact"/>
         <w:numPr>
           <w:ilvl w:val="0"/>
           <w:numId w:val="1006"/>
         </w:numPr>
+        <w:pStyle w:val="Compact"/>
       </w:pPr>
       <w:r>
         <w:t xml:space="preserve">begründen</w:t>
@@ -832,11 +832,11 @@
     </w:p>
     <w:p>
       <w:pPr>
-        <w:pStyle w:val="Compact"/>
         <w:numPr>
           <w:ilvl w:val="0"/>
           <w:numId w:val="1006"/>
         </w:numPr>
+        <w:pStyle w:val="Compact"/>
       </w:pPr>
       <w:r>
         <w:t xml:space="preserve">diskutieren</w:t>
@@ -844,11 +844,11 @@
     </w:p>
     <w:p>
       <w:pPr>
-        <w:pStyle w:val="Compact"/>
         <w:numPr>
           <w:ilvl w:val="0"/>
           <w:numId w:val="1006"/>
         </w:numPr>
+        <w:pStyle w:val="Compact"/>
       </w:pPr>
       <w:r>
         <w:t xml:space="preserve">recherchieren</w:t>
@@ -856,11 +856,11 @@
     </w:p>
     <w:p>
       <w:pPr>
-        <w:pStyle w:val="Compact"/>
         <w:numPr>
           <w:ilvl w:val="0"/>
           <w:numId w:val="1006"/>
         </w:numPr>
+        <w:pStyle w:val="Compact"/>
       </w:pPr>
       <w:r>
         <w:t xml:space="preserve">messen</w:t>
@@ -868,11 +868,11 @@
     </w:p>
     <w:p>
       <w:pPr>
-        <w:pStyle w:val="Compact"/>
         <w:numPr>
           <w:ilvl w:val="0"/>
           <w:numId w:val="1006"/>
         </w:numPr>
+        <w:pStyle w:val="Compact"/>
       </w:pPr>
       <w:r>
         <w:t xml:space="preserve">zeichnen</w:t>
@@ -880,11 +880,11 @@
     </w:p>
     <w:p>
       <w:pPr>
-        <w:pStyle w:val="Compact"/>
         <w:numPr>
           <w:ilvl w:val="0"/>
           <w:numId w:val="1006"/>
         </w:numPr>
+        <w:pStyle w:val="Compact"/>
       </w:pPr>
       <w:r>
         <w:t xml:space="preserve">programmieren</w:t>
@@ -892,11 +892,11 @@
     </w:p>
     <w:p>
       <w:pPr>
-        <w:pStyle w:val="Compact"/>
         <w:numPr>
           <w:ilvl w:val="0"/>
           <w:numId w:val="1006"/>
         </w:numPr>
+        <w:pStyle w:val="Compact"/>
       </w:pPr>
       <w:r>
         <w:t xml:space="preserve">reflektieren</w:t>
@@ -904,11 +904,11 @@
     </w:p>
     <w:p>
       <w:pPr>
-        <w:pStyle w:val="Compact"/>
         <w:numPr>
           <w:ilvl w:val="0"/>
           <w:numId w:val="1006"/>
         </w:numPr>
+        <w:pStyle w:val="Compact"/>
       </w:pPr>
       <w:r>
         <w:t xml:space="preserve">präsentieren</w:t>
@@ -929,8 +929,8 @@
         </w:pict>
       </w:r>
     </w:p>
-    <w:bookmarkEnd w:id="17"/>
-    <w:bookmarkStart w:id="18" w:name="bilder"/>
+    <w:bookmarkEnd w:id="28"/>
+    <w:bookmarkStart w:id="29" w:name="bilder"/>
     <w:p>
       <w:pPr>
         <w:pStyle w:val="Heading1"/>
@@ -970,8 +970,8 @@
         </w:pict>
       </w:r>
     </w:p>
-    <w:bookmarkEnd w:id="18"/>
-    <w:bookmarkStart w:id="19" w:name="software"/>
+    <w:bookmarkEnd w:id="29"/>
+    <w:bookmarkStart w:id="30" w:name="software"/>
     <w:p>
       <w:pPr>
         <w:pStyle w:val="Heading1"/>
@@ -1011,8 +1011,8 @@
         </w:pict>
       </w:r>
     </w:p>
-    <w:bookmarkEnd w:id="19"/>
-    <w:bookmarkStart w:id="20" w:name="quellen"/>
+    <w:bookmarkEnd w:id="30"/>
+    <w:bookmarkStart w:id="31" w:name="quellen"/>
     <w:p>
       <w:pPr>
         <w:pStyle w:val="Heading1"/>
@@ -1039,11 +1039,11 @@
     </w:p>
     <w:p>
       <w:pPr>
-        <w:pStyle w:val="Compact"/>
         <w:numPr>
           <w:ilvl w:val="0"/>
           <w:numId w:val="1007"/>
         </w:numPr>
+        <w:pStyle w:val="Compact"/>
       </w:pPr>
       <w:r>
         <w:t xml:space="preserve">Lehrplan Sachsen</w:t>
@@ -1051,11 +1051,11 @@
     </w:p>
     <w:p>
       <w:pPr>
-        <w:pStyle w:val="Compact"/>
         <w:numPr>
           <w:ilvl w:val="0"/>
           <w:numId w:val="1007"/>
         </w:numPr>
+        <w:pStyle w:val="Compact"/>
       </w:pPr>
       <w:r>
         <w:t xml:space="preserve">Gesellschaft für Informatik (GI)</w:t>
@@ -1063,11 +1063,11 @@
     </w:p>
     <w:p>
       <w:pPr>
-        <w:pStyle w:val="Compact"/>
         <w:numPr>
           <w:ilvl w:val="0"/>
           <w:numId w:val="1007"/>
         </w:numPr>
+        <w:pStyle w:val="Compact"/>
       </w:pPr>
       <w:r>
         <w:t xml:space="preserve">Bundesamt für Sicherheit in der Informationstechnik (BSI)</w:t>
@@ -1075,11 +1075,11 @@
     </w:p>
     <w:p>
       <w:pPr>
-        <w:pStyle w:val="Compact"/>
         <w:numPr>
           <w:ilvl w:val="0"/>
           <w:numId w:val="1007"/>
         </w:numPr>
+        <w:pStyle w:val="Compact"/>
       </w:pPr>
       <w:r>
         <w:t xml:space="preserve">wissenschaftliche Fachliteratur</w:t>
@@ -1087,11 +1087,11 @@
     </w:p>
     <w:p>
       <w:pPr>
-        <w:pStyle w:val="Compact"/>
         <w:numPr>
           <w:ilvl w:val="0"/>
           <w:numId w:val="1007"/>
         </w:numPr>
+        <w:pStyle w:val="Compact"/>
       </w:pPr>
       <w:r>
         <w:t xml:space="preserve">anerkannte Lehrbücher</w:t>
@@ -1112,8 +1112,8 @@
         </w:pict>
       </w:r>
     </w:p>
-    <w:bookmarkEnd w:id="20"/>
-    <w:bookmarkStart w:id="21" w:name="lösungen"/>
+    <w:bookmarkEnd w:id="31"/>
+    <w:bookmarkStart w:id="32" w:name="lösungen"/>
     <w:p>
       <w:pPr>
         <w:pStyle w:val="Heading1"/>
@@ -1145,8 +1145,8 @@
         </w:pict>
       </w:r>
     </w:p>
-    <w:bookmarkEnd w:id="21"/>
-    <w:bookmarkStart w:id="22" w:name="präsentationen"/>
+    <w:bookmarkEnd w:id="32"/>
+    <w:bookmarkStart w:id="33" w:name="präsentationen"/>
     <w:p>
       <w:pPr>
         <w:pStyle w:val="Heading1"/>
@@ -1181,11 +1181,11 @@
     </w:p>
     <w:p>
       <w:pPr>
-        <w:pStyle w:val="Compact"/>
         <w:numPr>
           <w:ilvl w:val="0"/>
           <w:numId w:val="1008"/>
         </w:numPr>
+        <w:pStyle w:val="Compact"/>
       </w:pPr>
       <w:r>
         <w:t xml:space="preserve">wenig Text</w:t>
@@ -1193,11 +1193,11 @@
     </w:p>
     <w:p>
       <w:pPr>
-        <w:pStyle w:val="Compact"/>
         <w:numPr>
           <w:ilvl w:val="0"/>
           <w:numId w:val="1008"/>
         </w:numPr>
+        <w:pStyle w:val="Compact"/>
       </w:pPr>
       <w:r>
         <w:t xml:space="preserve">aussagekräftige Bilder</w:t>
@@ -1205,11 +1205,11 @@
     </w:p>
     <w:p>
       <w:pPr>
-        <w:pStyle w:val="Compact"/>
         <w:numPr>
           <w:ilvl w:val="0"/>
           <w:numId w:val="1008"/>
         </w:numPr>
+        <w:pStyle w:val="Compact"/>
       </w:pPr>
       <w:r>
         <w:t xml:space="preserve">Leitfragen</w:t>
@@ -1217,11 +1217,11 @@
     </w:p>
     <w:p>
       <w:pPr>
-        <w:pStyle w:val="Compact"/>
         <w:numPr>
           <w:ilvl w:val="0"/>
           <w:numId w:val="1008"/>
         </w:numPr>
+        <w:pStyle w:val="Compact"/>
       </w:pPr>
       <w:r>
         <w:t xml:space="preserve">Gesprächsanlässe</w:t>
@@ -1242,8 +1242,8 @@
         </w:pict>
       </w:r>
     </w:p>
-    <w:bookmarkEnd w:id="22"/>
-    <w:bookmarkStart w:id="23" w:name="arbeitshefte"/>
+    <w:bookmarkEnd w:id="33"/>
+    <w:bookmarkStart w:id="34" w:name="arbeitshefte"/>
     <w:p>
       <w:pPr>
         <w:pStyle w:val="Heading1"/>
@@ -1270,11 +1270,11 @@
     </w:p>
     <w:p>
       <w:pPr>
-        <w:pStyle w:val="Compact"/>
         <w:numPr>
           <w:ilvl w:val="0"/>
           <w:numId w:val="1009"/>
         </w:numPr>
+        <w:pStyle w:val="Compact"/>
       </w:pPr>
       <w:r>
         <w:t xml:space="preserve">Erklärungen</w:t>
@@ -1282,11 +1282,11 @@
     </w:p>
     <w:p>
       <w:pPr>
-        <w:pStyle w:val="Compact"/>
         <w:numPr>
           <w:ilvl w:val="0"/>
           <w:numId w:val="1009"/>
         </w:numPr>
+        <w:pStyle w:val="Compact"/>
       </w:pPr>
       <w:r>
         <w:t xml:space="preserve">Beispiele</w:t>
@@ -1294,11 +1294,11 @@
     </w:p>
     <w:p>
       <w:pPr>
-        <w:pStyle w:val="Compact"/>
         <w:numPr>
           <w:ilvl w:val="0"/>
           <w:numId w:val="1009"/>
         </w:numPr>
+        <w:pStyle w:val="Compact"/>
       </w:pPr>
       <w:r>
         <w:t xml:space="preserve">Aufgaben</w:t>
@@ -1306,11 +1306,11 @@
     </w:p>
     <w:p>
       <w:pPr>
-        <w:pStyle w:val="Compact"/>
         <w:numPr>
           <w:ilvl w:val="0"/>
           <w:numId w:val="1009"/>
         </w:numPr>
+        <w:pStyle w:val="Compact"/>
       </w:pPr>
       <w:r>
         <w:t xml:space="preserve">Platz zum Arbeiten</w:t>
@@ -1318,11 +1318,11 @@
     </w:p>
     <w:p>
       <w:pPr>
-        <w:pStyle w:val="Compact"/>
         <w:numPr>
           <w:ilvl w:val="0"/>
           <w:numId w:val="1009"/>
         </w:numPr>
+        <w:pStyle w:val="Compact"/>
       </w:pPr>
       <w:r>
         <w:t xml:space="preserve">Wiederholungen</w:t>
@@ -1330,11 +1330,11 @@
     </w:p>
     <w:p>
       <w:pPr>
-        <w:pStyle w:val="Compact"/>
         <w:numPr>
           <w:ilvl w:val="0"/>
           <w:numId w:val="1009"/>
         </w:numPr>
+        <w:pStyle w:val="Compact"/>
       </w:pPr>
       <w:r>
         <w:t xml:space="preserve">Kompetenzchecks</w:t>
@@ -1363,8 +1363,8 @@
         </w:pict>
       </w:r>
     </w:p>
-    <w:bookmarkEnd w:id="23"/>
-    <w:bookmarkStart w:id="24" w:name="lehrerband"/>
+    <w:bookmarkEnd w:id="34"/>
+    <w:bookmarkStart w:id="35" w:name="lehrerband"/>
     <w:p>
       <w:pPr>
         <w:pStyle w:val="Heading1"/>
@@ -1391,11 +1391,11 @@
     </w:p>
     <w:p>
       <w:pPr>
-        <w:pStyle w:val="Compact"/>
         <w:numPr>
           <w:ilvl w:val="0"/>
           <w:numId w:val="1010"/>
         </w:numPr>
+        <w:pStyle w:val="Compact"/>
       </w:pPr>
       <w:r>
         <w:t xml:space="preserve">Unterrichtsziele</w:t>
@@ -1403,11 +1403,11 @@
     </w:p>
     <w:p>
       <w:pPr>
-        <w:pStyle w:val="Compact"/>
         <w:numPr>
           <w:ilvl w:val="0"/>
           <w:numId w:val="1010"/>
         </w:numPr>
+        <w:pStyle w:val="Compact"/>
       </w:pPr>
       <w:r>
         <w:t xml:space="preserve">didaktische Hinweise</w:t>
@@ -1415,11 +1415,11 @@
     </w:p>
     <w:p>
       <w:pPr>
-        <w:pStyle w:val="Compact"/>
         <w:numPr>
           <w:ilvl w:val="0"/>
           <w:numId w:val="1010"/>
         </w:numPr>
+        <w:pStyle w:val="Compact"/>
       </w:pPr>
       <w:r>
         <w:t xml:space="preserve">Lösungen</w:t>
@@ -1427,11 +1427,11 @@
     </w:p>
     <w:p>
       <w:pPr>
-        <w:pStyle w:val="Compact"/>
         <w:numPr>
           <w:ilvl w:val="0"/>
           <w:numId w:val="1010"/>
         </w:numPr>
+        <w:pStyle w:val="Compact"/>
       </w:pPr>
       <w:r>
         <w:t xml:space="preserve">Differenzierung</w:t>
@@ -1439,11 +1439,11 @@
     </w:p>
     <w:p>
       <w:pPr>
-        <w:pStyle w:val="Compact"/>
         <w:numPr>
           <w:ilvl w:val="0"/>
           <w:numId w:val="1010"/>
         </w:numPr>
+        <w:pStyle w:val="Compact"/>
       </w:pPr>
       <w:r>
         <w:t xml:space="preserve">typische Fehlvorstellungen</w:t>
@@ -1451,11 +1451,11 @@
     </w:p>
     <w:p>
       <w:pPr>
-        <w:pStyle w:val="Compact"/>
         <w:numPr>
           <w:ilvl w:val="0"/>
           <w:numId w:val="1010"/>
         </w:numPr>
+        <w:pStyle w:val="Compact"/>
       </w:pPr>
       <w:r>
         <w:t xml:space="preserve">zusätzliche Informationen</w:t>
@@ -1463,11 +1463,11 @@
     </w:p>
     <w:p>
       <w:pPr>
-        <w:pStyle w:val="Compact"/>
         <w:numPr>
           <w:ilvl w:val="0"/>
           <w:numId w:val="1010"/>
         </w:numPr>
+        <w:pStyle w:val="Compact"/>
       </w:pPr>
       <w:r>
         <w:t xml:space="preserve">Quellen</w:t>
@@ -1480,8 +1480,8 @@
         </w:pict>
       </w:r>
     </w:p>
-    <w:bookmarkEnd w:id="24"/>
-    <w:bookmarkStart w:id="25" w:name="grundsatz"/>
+    <w:bookmarkEnd w:id="35"/>
+    <w:bookmarkStart w:id="36" w:name="grundsatz"/>
     <w:p>
       <w:pPr>
         <w:pStyle w:val="Heading1"/>
@@ -1514,8 +1514,8 @@
         <w:t xml:space="preserve">Neugier und Diskussion sind ausdrücklich erwünscht.</w:t>
       </w:r>
     </w:p>
-    <w:bookmarkEnd w:id="25"/>
-    <w:bookmarkStart w:id="27" w:name="didaktisches-konzept"/>
+    <w:bookmarkEnd w:id="36"/>
+    <w:bookmarkStart w:id="38" w:name="didaktisches-konzept"/>
     <w:p>
       <w:pPr>
         <w:pStyle w:val="Heading1"/>
@@ -1524,7 +1524,7 @@
         <w:t xml:space="preserve">Didaktisches Konzept</w:t>
       </w:r>
     </w:p>
-    <w:bookmarkStart w:id="26" w:name="Xbc3bd70d8730f5b35ff03d16974f228c3682754"/>
+    <w:bookmarkStart w:id="37" w:name="Xbc3bd70d8730f5b35ff03d16974f228c3682754"/>
     <w:p>
       <w:pPr>
         <w:pStyle w:val="Heading2"/>
@@ -1539,8 +1539,8 @@
       </w:pPr>
       <w:r>
         <w:rPr>
+          <w:bCs/>
           <w:b/>
-          <w:bCs/>
         </w:rPr>
         <w:t xml:space="preserve">Leitgedanke:</w:t>
       </w:r>
@@ -1574,9 +1574,9 @@
         </w:pict>
       </w:r>
     </w:p>
-    <w:bookmarkEnd w:id="26"/>
-    <w:bookmarkEnd w:id="27"/>
-    <w:bookmarkStart w:id="42" w:name="unsere-grundsätze"/>
+    <w:bookmarkEnd w:id="37"/>
+    <w:bookmarkEnd w:id="38"/>
+    <w:bookmarkStart w:id="53" w:name="unsere-grundsätze"/>
     <w:p>
       <w:pPr>
         <w:pStyle w:val="Heading1"/>
@@ -1585,7 +1585,7 @@
         <w:t xml:space="preserve">Unsere Grundsätze</w:t>
       </w:r>
     </w:p>
-    <w:bookmarkStart w:id="28" w:name="vom-problem-zum-begriff"/>
+    <w:bookmarkStart w:id="39" w:name="vom-problem-zum-begriff"/>
     <w:p>
       <w:pPr>
         <w:pStyle w:val="Heading2"/>
@@ -1657,8 +1657,8 @@
         </w:pict>
       </w:r>
     </w:p>
-    <w:bookmarkEnd w:id="28"/>
-    <w:bookmarkStart w:id="29" w:name="alltag-vor-technik"/>
+    <w:bookmarkEnd w:id="39"/>
+    <w:bookmarkStart w:id="40" w:name="alltag-vor-technik"/>
     <w:p>
       <w:pPr>
         <w:pStyle w:val="Heading2"/>
@@ -1693,11 +1693,11 @@
     </w:p>
     <w:p>
       <w:pPr>
-        <w:pStyle w:val="Compact"/>
         <w:numPr>
           <w:ilvl w:val="0"/>
           <w:numId w:val="1011"/>
         </w:numPr>
+        <w:pStyle w:val="Compact"/>
       </w:pPr>
       <w:r>
         <w:t xml:space="preserve">Bushaltestelle</w:t>
@@ -1705,11 +1705,11 @@
     </w:p>
     <w:p>
       <w:pPr>
-        <w:pStyle w:val="Compact"/>
         <w:numPr>
           <w:ilvl w:val="0"/>
           <w:numId w:val="1011"/>
         </w:numPr>
+        <w:pStyle w:val="Compact"/>
       </w:pPr>
       <w:r>
         <w:t xml:space="preserve">Bahnhof</w:t>
@@ -1717,11 +1717,11 @@
     </w:p>
     <w:p>
       <w:pPr>
-        <w:pStyle w:val="Compact"/>
         <w:numPr>
           <w:ilvl w:val="0"/>
           <w:numId w:val="1011"/>
         </w:numPr>
+        <w:pStyle w:val="Compact"/>
       </w:pPr>
       <w:r>
         <w:t xml:space="preserve">Supermarkt</w:t>
@@ -1729,11 +1729,11 @@
     </w:p>
     <w:p>
       <w:pPr>
-        <w:pStyle w:val="Compact"/>
         <w:numPr>
           <w:ilvl w:val="0"/>
           <w:numId w:val="1011"/>
         </w:numPr>
+        <w:pStyle w:val="Compact"/>
       </w:pPr>
       <w:r>
         <w:t xml:space="preserve">Smartphone</w:t>
@@ -1741,11 +1741,11 @@
     </w:p>
     <w:p>
       <w:pPr>
-        <w:pStyle w:val="Compact"/>
         <w:numPr>
           <w:ilvl w:val="0"/>
           <w:numId w:val="1011"/>
         </w:numPr>
+        <w:pStyle w:val="Compact"/>
       </w:pPr>
       <w:r>
         <w:t xml:space="preserve">Wetter-App</w:t>
@@ -1753,11 +1753,11 @@
     </w:p>
     <w:p>
       <w:pPr>
-        <w:pStyle w:val="Compact"/>
         <w:numPr>
           <w:ilvl w:val="0"/>
           <w:numId w:val="1011"/>
         </w:numPr>
+        <w:pStyle w:val="Compact"/>
       </w:pPr>
       <w:r>
         <w:t xml:space="preserve">Smartwatch</w:t>
@@ -1765,11 +1765,11 @@
     </w:p>
     <w:p>
       <w:pPr>
-        <w:pStyle w:val="Compact"/>
         <w:numPr>
           <w:ilvl w:val="0"/>
           <w:numId w:val="1011"/>
         </w:numPr>
+        <w:pStyle w:val="Compact"/>
       </w:pPr>
       <w:r>
         <w:t xml:space="preserve">Krankenhaus</w:t>
@@ -1777,11 +1777,11 @@
     </w:p>
     <w:p>
       <w:pPr>
-        <w:pStyle w:val="Compact"/>
         <w:numPr>
           <w:ilvl w:val="0"/>
           <w:numId w:val="1011"/>
         </w:numPr>
+        <w:pStyle w:val="Compact"/>
       </w:pPr>
       <w:r>
         <w:t xml:space="preserve">Feuerwehr</w:t>
@@ -1789,11 +1789,11 @@
     </w:p>
     <w:p>
       <w:pPr>
-        <w:pStyle w:val="Compact"/>
         <w:numPr>
           <w:ilvl w:val="0"/>
           <w:numId w:val="1011"/>
         </w:numPr>
+        <w:pStyle w:val="Compact"/>
       </w:pPr>
       <w:r>
         <w:t xml:space="preserve">Schule</w:t>
@@ -1801,11 +1801,11 @@
     </w:p>
     <w:p>
       <w:pPr>
-        <w:pStyle w:val="Compact"/>
         <w:numPr>
           <w:ilvl w:val="0"/>
           <w:numId w:val="1011"/>
         </w:numPr>
+        <w:pStyle w:val="Compact"/>
       </w:pPr>
       <w:r>
         <w:t xml:space="preserve">Sport</w:t>
@@ -1813,11 +1813,11 @@
     </w:p>
     <w:p>
       <w:pPr>
-        <w:pStyle w:val="Compact"/>
         <w:numPr>
           <w:ilvl w:val="0"/>
           <w:numId w:val="1011"/>
         </w:numPr>
+        <w:pStyle w:val="Compact"/>
       </w:pPr>
       <w:r>
         <w:t xml:space="preserve">Online-Shop</w:t>
@@ -1825,11 +1825,11 @@
     </w:p>
     <w:p>
       <w:pPr>
-        <w:pStyle w:val="Compact"/>
         <w:numPr>
           <w:ilvl w:val="0"/>
           <w:numId w:val="1011"/>
         </w:numPr>
+        <w:pStyle w:val="Compact"/>
       </w:pPr>
       <w:r>
         <w:t xml:space="preserve">Navigationsgerät</w:t>
@@ -1850,8 +1850,8 @@
         </w:pict>
       </w:r>
     </w:p>
-    <w:bookmarkEnd w:id="29"/>
-    <w:bookmarkStart w:id="30" w:name="informationstechnik-ist-werkzeug"/>
+    <w:bookmarkEnd w:id="40"/>
+    <w:bookmarkStart w:id="41" w:name="informationstechnik-ist-werkzeug"/>
     <w:p>
       <w:pPr>
         <w:pStyle w:val="Heading2"/>
@@ -1870,11 +1870,11 @@
     </w:p>
     <w:p>
       <w:pPr>
-        <w:pStyle w:val="Compact"/>
         <w:numPr>
           <w:ilvl w:val="0"/>
           <w:numId w:val="1012"/>
         </w:numPr>
+        <w:pStyle w:val="Compact"/>
       </w:pPr>
       <w:r>
         <w:t xml:space="preserve">Informationen bereitzustellen,</w:t>
@@ -1882,11 +1882,11 @@
     </w:p>
     <w:p>
       <w:pPr>
-        <w:pStyle w:val="Compact"/>
         <w:numPr>
           <w:ilvl w:val="0"/>
           <w:numId w:val="1012"/>
         </w:numPr>
+        <w:pStyle w:val="Compact"/>
       </w:pPr>
       <w:r>
         <w:t xml:space="preserve">Aufgaben zu lösen,</w:t>
@@ -1894,11 +1894,11 @@
     </w:p>
     <w:p>
       <w:pPr>
-        <w:pStyle w:val="Compact"/>
         <w:numPr>
           <w:ilvl w:val="0"/>
           <w:numId w:val="1012"/>
         </w:numPr>
+        <w:pStyle w:val="Compact"/>
       </w:pPr>
       <w:r>
         <w:t xml:space="preserve">Entscheidungen zu unterstützen,</w:t>
@@ -1906,11 +1906,11 @@
     </w:p>
     <w:p>
       <w:pPr>
-        <w:pStyle w:val="Compact"/>
         <w:numPr>
           <w:ilvl w:val="0"/>
           <w:numId w:val="1012"/>
         </w:numPr>
+        <w:pStyle w:val="Compact"/>
       </w:pPr>
       <w:r>
         <w:t xml:space="preserve">Menschen miteinander zu verbinden.</w:t>
@@ -1947,8 +1947,8 @@
         </w:pict>
       </w:r>
     </w:p>
-    <w:bookmarkEnd w:id="30"/>
-    <w:bookmarkStart w:id="31" w:name="verstehen-statt-auswendiglernen"/>
+    <w:bookmarkEnd w:id="41"/>
+    <w:bookmarkStart w:id="42" w:name="verstehen-statt-auswendiglernen"/>
     <w:p>
       <w:pPr>
         <w:pStyle w:val="Heading2"/>
@@ -1996,8 +1996,8 @@
         </w:pict>
       </w:r>
     </w:p>
-    <w:bookmarkEnd w:id="31"/>
-    <w:bookmarkStart w:id="32" w:name="denken-vor-merken"/>
+    <w:bookmarkEnd w:id="42"/>
+    <w:bookmarkStart w:id="43" w:name="denken-vor-merken"/>
     <w:p>
       <w:pPr>
         <w:pStyle w:val="Heading2"/>
@@ -2016,11 +2016,11 @@
     </w:p>
     <w:p>
       <w:pPr>
-        <w:pStyle w:val="Compact"/>
         <w:numPr>
           <w:ilvl w:val="0"/>
           <w:numId w:val="1013"/>
         </w:numPr>
+        <w:pStyle w:val="Compact"/>
       </w:pPr>
       <w:r>
         <w:t xml:space="preserve">Beobachten</w:t>
@@ -2028,11 +2028,11 @@
     </w:p>
     <w:p>
       <w:pPr>
-        <w:pStyle w:val="Compact"/>
         <w:numPr>
           <w:ilvl w:val="0"/>
           <w:numId w:val="1013"/>
         </w:numPr>
+        <w:pStyle w:val="Compact"/>
       </w:pPr>
       <w:r>
         <w:t xml:space="preserve">Vermuten</w:t>
@@ -2040,11 +2040,11 @@
     </w:p>
     <w:p>
       <w:pPr>
-        <w:pStyle w:val="Compact"/>
         <w:numPr>
           <w:ilvl w:val="0"/>
           <w:numId w:val="1013"/>
         </w:numPr>
+        <w:pStyle w:val="Compact"/>
       </w:pPr>
       <w:r>
         <w:t xml:space="preserve">Diskutieren</w:t>
@@ -2052,11 +2052,11 @@
     </w:p>
     <w:p>
       <w:pPr>
-        <w:pStyle w:val="Compact"/>
         <w:numPr>
           <w:ilvl w:val="0"/>
           <w:numId w:val="1013"/>
         </w:numPr>
+        <w:pStyle w:val="Compact"/>
       </w:pPr>
       <w:r>
         <w:t xml:space="preserve">Ausprobieren</w:t>
@@ -2064,11 +2064,11 @@
     </w:p>
     <w:p>
       <w:pPr>
-        <w:pStyle w:val="Compact"/>
         <w:numPr>
           <w:ilvl w:val="0"/>
           <w:numId w:val="1013"/>
         </w:numPr>
+        <w:pStyle w:val="Compact"/>
       </w:pPr>
       <w:r>
         <w:t xml:space="preserve">Erkennen</w:t>
@@ -2076,11 +2076,11 @@
     </w:p>
     <w:p>
       <w:pPr>
-        <w:pStyle w:val="Compact"/>
         <w:numPr>
           <w:ilvl w:val="0"/>
           <w:numId w:val="1013"/>
         </w:numPr>
+        <w:pStyle w:val="Compact"/>
       </w:pPr>
       <w:r>
         <w:t xml:space="preserve">Fachbegriff kennenlernen</w:t>
@@ -2088,11 +2088,11 @@
     </w:p>
     <w:p>
       <w:pPr>
-        <w:pStyle w:val="Compact"/>
         <w:numPr>
           <w:ilvl w:val="0"/>
           <w:numId w:val="1013"/>
         </w:numPr>
+        <w:pStyle w:val="Compact"/>
       </w:pPr>
       <w:r>
         <w:t xml:space="preserve">Anwenden</w:t>
@@ -2113,8 +2113,8 @@
         </w:pict>
       </w:r>
     </w:p>
-    <w:bookmarkEnd w:id="32"/>
-    <w:bookmarkStart w:id="33" w:name="eigene-erfahrungen-nutzen"/>
+    <w:bookmarkEnd w:id="43"/>
+    <w:bookmarkStart w:id="44" w:name="eigene-erfahrungen-nutzen"/>
     <w:p>
       <w:pPr>
         <w:pStyle w:val="Heading2"/>
@@ -2141,11 +2141,11 @@
     </w:p>
     <w:p>
       <w:pPr>
-        <w:pStyle w:val="Compact"/>
         <w:numPr>
           <w:ilvl w:val="0"/>
           <w:numId w:val="1014"/>
         </w:numPr>
+        <w:pStyle w:val="Compact"/>
       </w:pPr>
       <w:r>
         <w:t xml:space="preserve">eigener Schulweg</w:t>
@@ -2153,11 +2153,11 @@
     </w:p>
     <w:p>
       <w:pPr>
-        <w:pStyle w:val="Compact"/>
         <w:numPr>
           <w:ilvl w:val="0"/>
           <w:numId w:val="1014"/>
         </w:numPr>
+        <w:pStyle w:val="Compact"/>
       </w:pPr>
       <w:r>
         <w:t xml:space="preserve">eigener Busfahrplan</w:t>
@@ -2165,11 +2165,11 @@
     </w:p>
     <w:p>
       <w:pPr>
-        <w:pStyle w:val="Compact"/>
         <w:numPr>
           <w:ilvl w:val="0"/>
           <w:numId w:val="1014"/>
         </w:numPr>
+        <w:pStyle w:val="Compact"/>
       </w:pPr>
       <w:r>
         <w:t xml:space="preserve">aktuelles Wetter</w:t>
@@ -2177,11 +2177,11 @@
     </w:p>
     <w:p>
       <w:pPr>
-        <w:pStyle w:val="Compact"/>
         <w:numPr>
           <w:ilvl w:val="0"/>
           <w:numId w:val="1014"/>
         </w:numPr>
+        <w:pStyle w:val="Compact"/>
       </w:pPr>
       <w:r>
         <w:t xml:space="preserve">Akkustand des Smartphones</w:t>
@@ -2189,11 +2189,11 @@
     </w:p>
     <w:p>
       <w:pPr>
-        <w:pStyle w:val="Compact"/>
         <w:numPr>
           <w:ilvl w:val="0"/>
           <w:numId w:val="1014"/>
         </w:numPr>
+        <w:pStyle w:val="Compact"/>
       </w:pPr>
       <w:r>
         <w:t xml:space="preserve">Schrittzähler</w:t>
@@ -2201,11 +2201,11 @@
     </w:p>
     <w:p>
       <w:pPr>
-        <w:pStyle w:val="Compact"/>
         <w:numPr>
           <w:ilvl w:val="0"/>
           <w:numId w:val="1014"/>
         </w:numPr>
+        <w:pStyle w:val="Compact"/>
       </w:pPr>
       <w:r>
         <w:t xml:space="preserve">Bildschirmzeit</w:t>
@@ -2213,11 +2213,11 @@
     </w:p>
     <w:p>
       <w:pPr>
-        <w:pStyle w:val="Compact"/>
         <w:numPr>
           <w:ilvl w:val="0"/>
           <w:numId w:val="1014"/>
         </w:numPr>
+        <w:pStyle w:val="Compact"/>
       </w:pPr>
       <w:r>
         <w:t xml:space="preserve">Navigationsroute</w:t>
@@ -2238,8 +2238,8 @@
         </w:pict>
       </w:r>
     </w:p>
-    <w:bookmarkEnd w:id="33"/>
-    <w:bookmarkStart w:id="34" w:name="fehler-sind-lernchancen"/>
+    <w:bookmarkEnd w:id="44"/>
+    <w:bookmarkStart w:id="45" w:name="fehler-sind-lernchancen"/>
     <w:p>
       <w:pPr>
         <w:pStyle w:val="Heading2"/>
@@ -2319,8 +2319,8 @@
         </w:pict>
       </w:r>
     </w:p>
-    <w:bookmarkEnd w:id="34"/>
-    <w:bookmarkStart w:id="35" w:name="humor-unterstützt-das-lernen"/>
+    <w:bookmarkEnd w:id="45"/>
+    <w:bookmarkStart w:id="46" w:name="humor-unterstützt-das-lernen"/>
     <w:p>
       <w:pPr>
         <w:pStyle w:val="Heading2"/>
@@ -2355,11 +2355,11 @@
     </w:p>
     <w:p>
       <w:pPr>
-        <w:pStyle w:val="Compact"/>
         <w:numPr>
           <w:ilvl w:val="0"/>
           <w:numId w:val="1015"/>
         </w:numPr>
+        <w:pStyle w:val="Compact"/>
       </w:pPr>
       <w:r>
         <w:t xml:space="preserve">Ein Kühlschrank schreibt eine Einkaufsliste.</w:t>
@@ -2367,11 +2367,11 @@
     </w:p>
     <w:p>
       <w:pPr>
-        <w:pStyle w:val="Compact"/>
         <w:numPr>
           <w:ilvl w:val="0"/>
           <w:numId w:val="1015"/>
         </w:numPr>
+        <w:pStyle w:val="Compact"/>
       </w:pPr>
       <w:r>
         <w:t xml:space="preserve">Ein Toaster besitzt WLAN.</w:t>
@@ -2379,11 +2379,11 @@
     </w:p>
     <w:p>
       <w:pPr>
-        <w:pStyle w:val="Compact"/>
         <w:numPr>
           <w:ilvl w:val="0"/>
           <w:numId w:val="1015"/>
         </w:numPr>
+        <w:pStyle w:val="Compact"/>
       </w:pPr>
       <w:r>
         <w:t xml:space="preserve">Zwei Personen lesen dieselbe Anzeige und treffen unterschiedliche Entscheidungen.</w:t>
@@ -2404,8 +2404,8 @@
         </w:pict>
       </w:r>
     </w:p>
-    <w:bookmarkEnd w:id="35"/>
-    <w:bookmarkStart w:id="36" w:name="geschichten-statt-definitionen"/>
+    <w:bookmarkEnd w:id="46"/>
+    <w:bookmarkStart w:id="47" w:name="geschichten-statt-definitionen"/>
     <w:p>
       <w:pPr>
         <w:pStyle w:val="Heading2"/>
@@ -2445,8 +2445,8 @@
         </w:pict>
       </w:r>
     </w:p>
-    <w:bookmarkEnd w:id="36"/>
-    <w:bookmarkStart w:id="37" w:name="transfer-ist-pflicht"/>
+    <w:bookmarkEnd w:id="47"/>
+    <w:bookmarkStart w:id="48" w:name="transfer-ist-pflicht"/>
     <w:p>
       <w:pPr>
         <w:pStyle w:val="Heading2"/>
@@ -2473,11 +2473,11 @@
     </w:p>
     <w:p>
       <w:pPr>
-        <w:pStyle w:val="Compact"/>
         <w:numPr>
           <w:ilvl w:val="0"/>
           <w:numId w:val="1016"/>
         </w:numPr>
+        <w:pStyle w:val="Compact"/>
       </w:pPr>
       <w:r>
         <w:t xml:space="preserve">Wo begegnet dir dieses Prinzip noch?</w:t>
@@ -2485,11 +2485,11 @@
     </w:p>
     <w:p>
       <w:pPr>
-        <w:pStyle w:val="Compact"/>
         <w:numPr>
           <w:ilvl w:val="0"/>
           <w:numId w:val="1016"/>
         </w:numPr>
+        <w:pStyle w:val="Compact"/>
       </w:pPr>
       <w:r>
         <w:t xml:space="preserve">Kannst du ein eigenes Beispiel nennen?</w:t>
@@ -2497,11 +2497,11 @@
     </w:p>
     <w:p>
       <w:pPr>
-        <w:pStyle w:val="Compact"/>
         <w:numPr>
           <w:ilvl w:val="0"/>
           <w:numId w:val="1016"/>
         </w:numPr>
+        <w:pStyle w:val="Compact"/>
       </w:pPr>
       <w:r>
         <w:t xml:space="preserve">Welche Gemeinsamkeiten erkennst du?</w:t>
@@ -2522,8 +2522,8 @@
         </w:pict>
       </w:r>
     </w:p>
-    <w:bookmarkEnd w:id="37"/>
-    <w:bookmarkStart w:id="38" w:name="informatik-ist-problemlösen"/>
+    <w:bookmarkEnd w:id="48"/>
+    <w:bookmarkStart w:id="49" w:name="informatik-ist-problemlösen"/>
     <w:p>
       <w:pPr>
         <w:pStyle w:val="Heading2"/>
@@ -2571,8 +2571,8 @@
         </w:pict>
       </w:r>
     </w:p>
-    <w:bookmarkEnd w:id="38"/>
-    <w:bookmarkStart w:id="39" w:name="software-ist-austauschbar"/>
+    <w:bookmarkEnd w:id="49"/>
+    <w:bookmarkStart w:id="50" w:name="software-ist-austauschbar"/>
     <w:p>
       <w:pPr>
         <w:pStyle w:val="Heading2"/>
@@ -2620,8 +2620,8 @@
         </w:pict>
       </w:r>
     </w:p>
-    <w:bookmarkEnd w:id="39"/>
-    <w:bookmarkStart w:id="40" w:name="sprache-1"/>
+    <w:bookmarkEnd w:id="50"/>
+    <w:bookmarkStart w:id="51" w:name="sprache-1"/>
     <w:p>
       <w:pPr>
         <w:pStyle w:val="Heading2"/>
@@ -2648,11 +2648,11 @@
     </w:p>
     <w:p>
       <w:pPr>
-        <w:pStyle w:val="Compact"/>
         <w:numPr>
           <w:ilvl w:val="0"/>
           <w:numId w:val="1017"/>
         </w:numPr>
+        <w:pStyle w:val="Compact"/>
       </w:pPr>
       <w:r>
         <w:t xml:space="preserve">kurze Sätze</w:t>
@@ -2660,11 +2660,11 @@
     </w:p>
     <w:p>
       <w:pPr>
-        <w:pStyle w:val="Compact"/>
         <w:numPr>
           <w:ilvl w:val="0"/>
           <w:numId w:val="1017"/>
         </w:numPr>
+        <w:pStyle w:val="Compact"/>
       </w:pPr>
       <w:r>
         <w:t xml:space="preserve">verständliche Wörter</w:t>
@@ -2672,11 +2672,11 @@
     </w:p>
     <w:p>
       <w:pPr>
-        <w:pStyle w:val="Compact"/>
         <w:numPr>
           <w:ilvl w:val="0"/>
           <w:numId w:val="1017"/>
         </w:numPr>
+        <w:pStyle w:val="Compact"/>
       </w:pPr>
       <w:r>
         <w:t xml:space="preserve">anschauliche Beispiele</w:t>
@@ -2684,11 +2684,11 @@
     </w:p>
     <w:p>
       <w:pPr>
-        <w:pStyle w:val="Compact"/>
         <w:numPr>
           <w:ilvl w:val="0"/>
           <w:numId w:val="1017"/>
         </w:numPr>
+        <w:pStyle w:val="Compact"/>
       </w:pPr>
       <w:r>
         <w:t xml:space="preserve">klare Struktur</w:t>
@@ -2696,11 +2696,11 @@
     </w:p>
     <w:p>
       <w:pPr>
-        <w:pStyle w:val="Compact"/>
         <w:numPr>
           <w:ilvl w:val="0"/>
           <w:numId w:val="1017"/>
         </w:numPr>
+        <w:pStyle w:val="Compact"/>
       </w:pPr>
       <w:r>
         <w:t xml:space="preserve">bekannte Situationen</w:t>
@@ -2721,8 +2721,8 @@
         </w:pict>
       </w:r>
     </w:p>
-    <w:bookmarkEnd w:id="40"/>
-    <w:bookmarkStart w:id="41" w:name="quellen-1"/>
+    <w:bookmarkEnd w:id="51"/>
+    <w:bookmarkStart w:id="52" w:name="quellen-1"/>
     <w:p>
       <w:pPr>
         <w:pStyle w:val="Heading2"/>
@@ -2749,11 +2749,11 @@
     </w:p>
     <w:p>
       <w:pPr>
-        <w:pStyle w:val="Compact"/>
         <w:numPr>
           <w:ilvl w:val="0"/>
           <w:numId w:val="1018"/>
         </w:numPr>
+        <w:pStyle w:val="Compact"/>
       </w:pPr>
       <w:r>
         <w:t xml:space="preserve">Lehrplan Sachsen</w:t>
@@ -2761,11 +2761,11 @@
     </w:p>
     <w:p>
       <w:pPr>
-        <w:pStyle w:val="Compact"/>
         <w:numPr>
           <w:ilvl w:val="0"/>
           <w:numId w:val="1018"/>
         </w:numPr>
+        <w:pStyle w:val="Compact"/>
       </w:pPr>
       <w:r>
         <w:t xml:space="preserve">Gesellschaft für Informatik (GI)</w:t>
@@ -2773,11 +2773,11 @@
     </w:p>
     <w:p>
       <w:pPr>
-        <w:pStyle w:val="Compact"/>
         <w:numPr>
           <w:ilvl w:val="0"/>
           <w:numId w:val="1018"/>
         </w:numPr>
+        <w:pStyle w:val="Compact"/>
       </w:pPr>
       <w:r>
         <w:t xml:space="preserve">Bundesamt für Sicherheit in der Informationstechnik (BSI)</w:t>
@@ -2785,11 +2785,11 @@
     </w:p>
     <w:p>
       <w:pPr>
-        <w:pStyle w:val="Compact"/>
         <w:numPr>
           <w:ilvl w:val="0"/>
           <w:numId w:val="1018"/>
         </w:numPr>
+        <w:pStyle w:val="Compact"/>
       </w:pPr>
       <w:r>
         <w:t xml:space="preserve">wissenschaftliche Fachliteratur</w:t>
@@ -2797,11 +2797,11 @@
     </w:p>
     <w:p>
       <w:pPr>
-        <w:pStyle w:val="Compact"/>
         <w:numPr>
           <w:ilvl w:val="0"/>
           <w:numId w:val="1018"/>
         </w:numPr>
+        <w:pStyle w:val="Compact"/>
       </w:pPr>
       <w:r>
         <w:t xml:space="preserve">anerkannte Lehrbücher</w:t>
@@ -2822,9 +2822,9 @@
         </w:pict>
       </w:r>
     </w:p>
-    <w:bookmarkEnd w:id="41"/>
-    <w:bookmarkEnd w:id="42"/>
-    <w:bookmarkStart w:id="43" w:name="qualitätsanspruch"/>
+    <w:bookmarkEnd w:id="52"/>
+    <w:bookmarkEnd w:id="53"/>
+    <w:bookmarkStart w:id="54" w:name="qualitätsanspruch"/>
     <w:p>
       <w:pPr>
         <w:pStyle w:val="Heading1"/>
@@ -2880,8 +2880,8 @@
         </w:pict>
       </w:r>
     </w:p>
-    <w:bookmarkEnd w:id="43"/>
-    <w:bookmarkStart w:id="44" w:name="unser-leitsatz"/>
+    <w:bookmarkEnd w:id="54"/>
+    <w:bookmarkStart w:id="55" w:name="unser-leitsatz"/>
     <w:p>
       <w:pPr>
         <w:pStyle w:val="Heading1"/>
@@ -2896,8 +2896,8 @@
       </w:pPr>
       <w:r>
         <w:rPr>
+          <w:bCs/>
           <w:b/>
-          <w:bCs/>
         </w:rPr>
         <w:t xml:space="preserve">Entdecken statt Auswendiglernen.</w:t>
       </w:r>
@@ -2908,8 +2908,8 @@
       </w:pPr>
       <w:r>
         <w:rPr>
+          <w:bCs/>
           <w:b/>
-          <w:bCs/>
         </w:rPr>
         <w:t xml:space="preserve">Denken statt Klicken.</w:t>
       </w:r>
@@ -2920,8 +2920,8 @@
       </w:pPr>
       <w:r>
         <w:rPr>
+          <w:bCs/>
           <w:b/>
-          <w:bCs/>
         </w:rPr>
         <w:t xml:space="preserve">Verstehen statt Wiedergeben.</w:t>
       </w:r>
@@ -2932,14 +2932,14 @@
       </w:pPr>
       <w:r>
         <w:rPr>
+          <w:bCs/>
           <w:b/>
-          <w:bCs/>
         </w:rPr>
         <w:t xml:space="preserve">Informationstechnik unterstützt Menschen – sie ersetzt sie nicht.</w:t>
       </w:r>
     </w:p>
-    <w:bookmarkEnd w:id="44"/>
-    <w:bookmarkStart w:id="46" w:name="qualitätsstandards"/>
+    <w:bookmarkEnd w:id="55"/>
+    <w:bookmarkStart w:id="57" w:name="qualitätsstandards"/>
     <w:p>
       <w:pPr>
         <w:pStyle w:val="Heading1"/>
@@ -2948,7 +2948,7 @@
         <w:t xml:space="preserve">Qualitätsstandards</w:t>
       </w:r>
     </w:p>
-    <w:bookmarkStart w:id="45" w:name="X46834677eb0bd903bd7c8f0b56bdc47cfc30c61"/>
+    <w:bookmarkStart w:id="56" w:name="X46834677eb0bd903bd7c8f0b56bdc47cfc30c61"/>
     <w:p>
       <w:pPr>
         <w:pStyle w:val="Heading2"/>
@@ -2980,9 +2980,9 @@
         </w:pict>
       </w:r>
     </w:p>
-    <w:bookmarkEnd w:id="45"/>
-    <w:bookmarkEnd w:id="46"/>
-    <w:bookmarkStart w:id="47" w:name="fachliche-qualität"/>
+    <w:bookmarkEnd w:id="56"/>
+    <w:bookmarkEnd w:id="57"/>
+    <w:bookmarkStart w:id="58" w:name="fachliche-qualität"/>
     <w:p>
       <w:pPr>
         <w:pStyle w:val="Heading1"/>
@@ -2993,74 +2993,74 @@
     </w:p>
     <w:p>
       <w:pPr>
-        <w:pStyle w:val="Compact"/>
         <w:numPr>
           <w:ilvl w:val="0"/>
           <w:numId w:val="1019"/>
         </w:numPr>
-      </w:pPr>
-      <w:r>
-        <w:t xml:space="preserve">Lehrplankonform</w:t>
-      </w:r>
-    </w:p>
-    <w:p>
-      <w:pPr>
-        <w:pStyle w:val="Compact"/>
-        <w:numPr>
-          <w:ilvl w:val="0"/>
-          <w:numId w:val="1020"/>
-        </w:numPr>
-      </w:pPr>
-      <w:r>
-        <w:t xml:space="preserve">Fachlich korrekt</w:t>
-      </w:r>
-    </w:p>
-    <w:p>
-      <w:pPr>
-        <w:pStyle w:val="Compact"/>
-        <w:numPr>
-          <w:ilvl w:val="0"/>
-          <w:numId w:val="1021"/>
-        </w:numPr>
-      </w:pPr>
-      <w:r>
-        <w:t xml:space="preserve">Aktuelle Inhalte</w:t>
-      </w:r>
-    </w:p>
-    <w:p>
-      <w:pPr>
-        <w:pStyle w:val="Compact"/>
-        <w:numPr>
-          <w:ilvl w:val="0"/>
-          <w:numId w:val="1022"/>
-        </w:numPr>
-      </w:pPr>
-      <w:r>
-        <w:t xml:space="preserve">Fachbegriffe korrekt verwendet</w:t>
-      </w:r>
-    </w:p>
-    <w:p>
-      <w:pPr>
-        <w:pStyle w:val="Compact"/>
-        <w:numPr>
-          <w:ilvl w:val="0"/>
-          <w:numId w:val="1023"/>
-        </w:numPr>
-      </w:pPr>
-      <w:r>
-        <w:t xml:space="preserve">Beispiele fachlich richtig</w:t>
-      </w:r>
-    </w:p>
-    <w:p>
-      <w:pPr>
-        <w:pStyle w:val="Compact"/>
-        <w:numPr>
-          <w:ilvl w:val="0"/>
-          <w:numId w:val="1024"/>
-        </w:numPr>
-      </w:pPr>
-      <w:r>
-        <w:t xml:space="preserve">Quellen vollständig angegeben</w:t>
+        <w:pStyle w:val="Compact"/>
+      </w:pPr>
+      <w:r>
+        <w:t xml:space="preserve">☐ Lehrplankonform</w:t>
+      </w:r>
+    </w:p>
+    <w:p>
+      <w:pPr>
+        <w:numPr>
+          <w:ilvl w:val="0"/>
+          <w:numId w:val="1019"/>
+        </w:numPr>
+        <w:pStyle w:val="Compact"/>
+      </w:pPr>
+      <w:r>
+        <w:t xml:space="preserve">☐ Fachlich korrekt</w:t>
+      </w:r>
+    </w:p>
+    <w:p>
+      <w:pPr>
+        <w:numPr>
+          <w:ilvl w:val="0"/>
+          <w:numId w:val="1019"/>
+        </w:numPr>
+        <w:pStyle w:val="Compact"/>
+      </w:pPr>
+      <w:r>
+        <w:t xml:space="preserve">☐ Aktuelle Inhalte</w:t>
+      </w:r>
+    </w:p>
+    <w:p>
+      <w:pPr>
+        <w:numPr>
+          <w:ilvl w:val="0"/>
+          <w:numId w:val="1019"/>
+        </w:numPr>
+        <w:pStyle w:val="Compact"/>
+      </w:pPr>
+      <w:r>
+        <w:t xml:space="preserve">☐ Fachbegriffe korrekt verwendet</w:t>
+      </w:r>
+    </w:p>
+    <w:p>
+      <w:pPr>
+        <w:numPr>
+          <w:ilvl w:val="0"/>
+          <w:numId w:val="1019"/>
+        </w:numPr>
+        <w:pStyle w:val="Compact"/>
+      </w:pPr>
+      <w:r>
+        <w:t xml:space="preserve">☐ Beispiele fachlich richtig</w:t>
+      </w:r>
+    </w:p>
+    <w:p>
+      <w:pPr>
+        <w:numPr>
+          <w:ilvl w:val="0"/>
+          <w:numId w:val="1019"/>
+        </w:numPr>
+        <w:pStyle w:val="Compact"/>
+      </w:pPr>
+      <w:r>
+        <w:t xml:space="preserve">☐ Quellen vollständig angegeben</w:t>
       </w:r>
     </w:p>
     <w:p>
@@ -3070,8 +3070,8 @@
         </w:pict>
       </w:r>
     </w:p>
-    <w:bookmarkEnd w:id="47"/>
-    <w:bookmarkStart w:id="48" w:name="didaktische-qualität"/>
+    <w:bookmarkEnd w:id="58"/>
+    <w:bookmarkStart w:id="59" w:name="didaktische-qualität"/>
     <w:p>
       <w:pPr>
         <w:pStyle w:val="Heading1"/>
@@ -3082,86 +3082,86 @@
     </w:p>
     <w:p>
       <w:pPr>
-        <w:pStyle w:val="Compact"/>
-        <w:numPr>
-          <w:ilvl w:val="0"/>
-          <w:numId w:val="1025"/>
-        </w:numPr>
-      </w:pPr>
-      <w:r>
-        <w:t xml:space="preserve">motivierender Einstieg</w:t>
-      </w:r>
-    </w:p>
-    <w:p>
-      <w:pPr>
-        <w:pStyle w:val="Compact"/>
-        <w:numPr>
-          <w:ilvl w:val="0"/>
-          <w:numId w:val="1026"/>
-        </w:numPr>
-      </w:pPr>
-      <w:r>
-        <w:t xml:space="preserve">Alltagssituation vorhanden</w:t>
-      </w:r>
-    </w:p>
-    <w:p>
-      <w:pPr>
-        <w:pStyle w:val="Compact"/>
-        <w:numPr>
-          <w:ilvl w:val="0"/>
-          <w:numId w:val="1027"/>
-        </w:numPr>
-      </w:pPr>
-      <w:r>
-        <w:t xml:space="preserve">Leitfrage vorhanden</w:t>
-      </w:r>
-    </w:p>
-    <w:p>
-      <w:pPr>
-        <w:pStyle w:val="Compact"/>
-        <w:numPr>
-          <w:ilvl w:val="0"/>
-          <w:numId w:val="1028"/>
-        </w:numPr>
-      </w:pPr>
-      <w:r>
-        <w:t xml:space="preserve">Schülerinnen und Schüler entdecken Zusammenhänge selbst</w:t>
-      </w:r>
-    </w:p>
-    <w:p>
-      <w:pPr>
-        <w:pStyle w:val="Compact"/>
-        <w:numPr>
-          <w:ilvl w:val="0"/>
-          <w:numId w:val="1029"/>
-        </w:numPr>
-      </w:pPr>
-      <w:r>
-        <w:t xml:space="preserve">Fachbegriffe erst nach der Erarbeitung</w:t>
-      </w:r>
-    </w:p>
-    <w:p>
-      <w:pPr>
-        <w:pStyle w:val="Compact"/>
-        <w:numPr>
-          <w:ilvl w:val="0"/>
-          <w:numId w:val="1030"/>
-        </w:numPr>
-      </w:pPr>
-      <w:r>
-        <w:t xml:space="preserve">Transferaufgaben vorhanden</w:t>
-      </w:r>
-    </w:p>
-    <w:p>
-      <w:pPr>
-        <w:pStyle w:val="Compact"/>
-        <w:numPr>
-          <w:ilvl w:val="0"/>
-          <w:numId w:val="1031"/>
-        </w:numPr>
-      </w:pPr>
-      <w:r>
-        <w:t xml:space="preserve">Kompetenzcheck vorhanden</w:t>
+        <w:numPr>
+          <w:ilvl w:val="0"/>
+          <w:numId w:val="1020"/>
+        </w:numPr>
+        <w:pStyle w:val="Compact"/>
+      </w:pPr>
+      <w:r>
+        <w:t xml:space="preserve">☐ motivierender Einstieg</w:t>
+      </w:r>
+    </w:p>
+    <w:p>
+      <w:pPr>
+        <w:numPr>
+          <w:ilvl w:val="0"/>
+          <w:numId w:val="1020"/>
+        </w:numPr>
+        <w:pStyle w:val="Compact"/>
+      </w:pPr>
+      <w:r>
+        <w:t xml:space="preserve">☐ Alltagssituation vorhanden</w:t>
+      </w:r>
+    </w:p>
+    <w:p>
+      <w:pPr>
+        <w:numPr>
+          <w:ilvl w:val="0"/>
+          <w:numId w:val="1020"/>
+        </w:numPr>
+        <w:pStyle w:val="Compact"/>
+      </w:pPr>
+      <w:r>
+        <w:t xml:space="preserve">☐ Leitfrage vorhanden</w:t>
+      </w:r>
+    </w:p>
+    <w:p>
+      <w:pPr>
+        <w:numPr>
+          <w:ilvl w:val="0"/>
+          <w:numId w:val="1020"/>
+        </w:numPr>
+        <w:pStyle w:val="Compact"/>
+      </w:pPr>
+      <w:r>
+        <w:t xml:space="preserve">☐ Schülerinnen und Schüler entdecken Zusammenhänge selbst</w:t>
+      </w:r>
+    </w:p>
+    <w:p>
+      <w:pPr>
+        <w:numPr>
+          <w:ilvl w:val="0"/>
+          <w:numId w:val="1020"/>
+        </w:numPr>
+        <w:pStyle w:val="Compact"/>
+      </w:pPr>
+      <w:r>
+        <w:t xml:space="preserve">☐ Fachbegriffe erst nach der Erarbeitung</w:t>
+      </w:r>
+    </w:p>
+    <w:p>
+      <w:pPr>
+        <w:numPr>
+          <w:ilvl w:val="0"/>
+          <w:numId w:val="1020"/>
+        </w:numPr>
+        <w:pStyle w:val="Compact"/>
+      </w:pPr>
+      <w:r>
+        <w:t xml:space="preserve">☐ Transferaufgaben vorhanden</w:t>
+      </w:r>
+    </w:p>
+    <w:p>
+      <w:pPr>
+        <w:numPr>
+          <w:ilvl w:val="0"/>
+          <w:numId w:val="1020"/>
+        </w:numPr>
+        <w:pStyle w:val="Compact"/>
+      </w:pPr>
+      <w:r>
+        <w:t xml:space="preserve">☐ Kompetenzcheck vorhanden</w:t>
       </w:r>
     </w:p>
     <w:p>
@@ -3171,8 +3171,8 @@
         </w:pict>
       </w:r>
     </w:p>
-    <w:bookmarkEnd w:id="48"/>
-    <w:bookmarkStart w:id="49" w:name="methodische-qualität"/>
+    <w:bookmarkEnd w:id="59"/>
+    <w:bookmarkStart w:id="60" w:name="methodische-qualität"/>
     <w:p>
       <w:pPr>
         <w:pStyle w:val="Heading1"/>
@@ -3183,62 +3183,62 @@
     </w:p>
     <w:p>
       <w:pPr>
-        <w:pStyle w:val="Compact"/>
-        <w:numPr>
-          <w:ilvl w:val="0"/>
-          <w:numId w:val="1032"/>
-        </w:numPr>
-      </w:pPr>
-      <w:r>
-        <w:t xml:space="preserve">Einzelarbeit möglich</w:t>
-      </w:r>
-    </w:p>
-    <w:p>
-      <w:pPr>
-        <w:pStyle w:val="Compact"/>
-        <w:numPr>
-          <w:ilvl w:val="0"/>
-          <w:numId w:val="1033"/>
-        </w:numPr>
-      </w:pPr>
-      <w:r>
-        <w:t xml:space="preserve">Partnerarbeit möglich</w:t>
-      </w:r>
-    </w:p>
-    <w:p>
-      <w:pPr>
-        <w:pStyle w:val="Compact"/>
-        <w:numPr>
-          <w:ilvl w:val="0"/>
-          <w:numId w:val="1034"/>
-        </w:numPr>
-      </w:pPr>
-      <w:r>
-        <w:t xml:space="preserve">Gesprächsanlässe vorhanden</w:t>
-      </w:r>
-    </w:p>
-    <w:p>
-      <w:pPr>
-        <w:pStyle w:val="Compact"/>
-        <w:numPr>
-          <w:ilvl w:val="0"/>
-          <w:numId w:val="1035"/>
-        </w:numPr>
-      </w:pPr>
-      <w:r>
-        <w:t xml:space="preserve">unterschiedliche Aufgabentypen</w:t>
-      </w:r>
-    </w:p>
-    <w:p>
-      <w:pPr>
-        <w:pStyle w:val="Compact"/>
-        <w:numPr>
-          <w:ilvl w:val="0"/>
-          <w:numId w:val="1036"/>
-        </w:numPr>
-      </w:pPr>
-      <w:r>
-        <w:t xml:space="preserve">Förderung des Problemlösens</w:t>
+        <w:numPr>
+          <w:ilvl w:val="0"/>
+          <w:numId w:val="1021"/>
+        </w:numPr>
+        <w:pStyle w:val="Compact"/>
+      </w:pPr>
+      <w:r>
+        <w:t xml:space="preserve">☐ Einzelarbeit möglich</w:t>
+      </w:r>
+    </w:p>
+    <w:p>
+      <w:pPr>
+        <w:numPr>
+          <w:ilvl w:val="0"/>
+          <w:numId w:val="1021"/>
+        </w:numPr>
+        <w:pStyle w:val="Compact"/>
+      </w:pPr>
+      <w:r>
+        <w:t xml:space="preserve">☐ Partnerarbeit möglich</w:t>
+      </w:r>
+    </w:p>
+    <w:p>
+      <w:pPr>
+        <w:numPr>
+          <w:ilvl w:val="0"/>
+          <w:numId w:val="1021"/>
+        </w:numPr>
+        <w:pStyle w:val="Compact"/>
+      </w:pPr>
+      <w:r>
+        <w:t xml:space="preserve">☐ Gesprächsanlässe vorhanden</w:t>
+      </w:r>
+    </w:p>
+    <w:p>
+      <w:pPr>
+        <w:numPr>
+          <w:ilvl w:val="0"/>
+          <w:numId w:val="1021"/>
+        </w:numPr>
+        <w:pStyle w:val="Compact"/>
+      </w:pPr>
+      <w:r>
+        <w:t xml:space="preserve">☐ unterschiedliche Aufgabentypen</w:t>
+      </w:r>
+    </w:p>
+    <w:p>
+      <w:pPr>
+        <w:numPr>
+          <w:ilvl w:val="0"/>
+          <w:numId w:val="1021"/>
+        </w:numPr>
+        <w:pStyle w:val="Compact"/>
+      </w:pPr>
+      <w:r>
+        <w:t xml:space="preserve">☐ Förderung des Problemlösens</w:t>
       </w:r>
     </w:p>
     <w:p>
@@ -3248,8 +3248,8 @@
         </w:pict>
       </w:r>
     </w:p>
-    <w:bookmarkEnd w:id="49"/>
-    <w:bookmarkStart w:id="50" w:name="sprachliche-qualität"/>
+    <w:bookmarkEnd w:id="60"/>
+    <w:bookmarkStart w:id="61" w:name="sprachliche-qualität"/>
     <w:p>
       <w:pPr>
         <w:pStyle w:val="Heading1"/>
@@ -3260,62 +3260,62 @@
     </w:p>
     <w:p>
       <w:pPr>
-        <w:pStyle w:val="Compact"/>
-        <w:numPr>
-          <w:ilvl w:val="0"/>
-          <w:numId w:val="1037"/>
-        </w:numPr>
-      </w:pPr>
-      <w:r>
-        <w:t xml:space="preserve">verständliche Sprache</w:t>
-      </w:r>
-    </w:p>
-    <w:p>
-      <w:pPr>
-        <w:pStyle w:val="Compact"/>
-        <w:numPr>
-          <w:ilvl w:val="0"/>
-          <w:numId w:val="1038"/>
-        </w:numPr>
-      </w:pPr>
-      <w:r>
-        <w:t xml:space="preserve">kurze Sätze</w:t>
-      </w:r>
-    </w:p>
-    <w:p>
-      <w:pPr>
-        <w:pStyle w:val="Compact"/>
-        <w:numPr>
-          <w:ilvl w:val="0"/>
-          <w:numId w:val="1039"/>
-        </w:numPr>
-      </w:pPr>
-      <w:r>
-        <w:t xml:space="preserve">altersgerechte Beispiele</w:t>
-      </w:r>
-    </w:p>
-    <w:p>
-      <w:pPr>
-        <w:pStyle w:val="Compact"/>
-        <w:numPr>
-          <w:ilvl w:val="0"/>
-          <w:numId w:val="1040"/>
-        </w:numPr>
-      </w:pPr>
-      <w:r>
-        <w:t xml:space="preserve">keine unnötigen Fremdwörter</w:t>
-      </w:r>
-    </w:p>
-    <w:p>
-      <w:pPr>
-        <w:pStyle w:val="Compact"/>
-        <w:numPr>
-          <w:ilvl w:val="0"/>
-          <w:numId w:val="1041"/>
-        </w:numPr>
-      </w:pPr>
-      <w:r>
-        <w:t xml:space="preserve">klare Struktur</w:t>
+        <w:numPr>
+          <w:ilvl w:val="0"/>
+          <w:numId w:val="1022"/>
+        </w:numPr>
+        <w:pStyle w:val="Compact"/>
+      </w:pPr>
+      <w:r>
+        <w:t xml:space="preserve">☐ verständliche Sprache</w:t>
+      </w:r>
+    </w:p>
+    <w:p>
+      <w:pPr>
+        <w:numPr>
+          <w:ilvl w:val="0"/>
+          <w:numId w:val="1022"/>
+        </w:numPr>
+        <w:pStyle w:val="Compact"/>
+      </w:pPr>
+      <w:r>
+        <w:t xml:space="preserve">☐ kurze Sätze</w:t>
+      </w:r>
+    </w:p>
+    <w:p>
+      <w:pPr>
+        <w:numPr>
+          <w:ilvl w:val="0"/>
+          <w:numId w:val="1022"/>
+        </w:numPr>
+        <w:pStyle w:val="Compact"/>
+      </w:pPr>
+      <w:r>
+        <w:t xml:space="preserve">☐ altersgerechte Beispiele</w:t>
+      </w:r>
+    </w:p>
+    <w:p>
+      <w:pPr>
+        <w:numPr>
+          <w:ilvl w:val="0"/>
+          <w:numId w:val="1022"/>
+        </w:numPr>
+        <w:pStyle w:val="Compact"/>
+      </w:pPr>
+      <w:r>
+        <w:t xml:space="preserve">☐ keine unnötigen Fremdwörter</w:t>
+      </w:r>
+    </w:p>
+    <w:p>
+      <w:pPr>
+        <w:numPr>
+          <w:ilvl w:val="0"/>
+          <w:numId w:val="1022"/>
+        </w:numPr>
+        <w:pStyle w:val="Compact"/>
+      </w:pPr>
+      <w:r>
+        <w:t xml:space="preserve">☐ klare Struktur</w:t>
       </w:r>
     </w:p>
     <w:p>
@@ -3325,8 +3325,8 @@
         </w:pict>
       </w:r>
     </w:p>
-    <w:bookmarkEnd w:id="50"/>
-    <w:bookmarkStart w:id="51" w:name="gestaltung"/>
+    <w:bookmarkEnd w:id="61"/>
+    <w:bookmarkStart w:id="62" w:name="gestaltung"/>
     <w:p>
       <w:pPr>
         <w:pStyle w:val="Heading1"/>
@@ -3337,62 +3337,62 @@
     </w:p>
     <w:p>
       <w:pPr>
-        <w:pStyle w:val="Compact"/>
-        <w:numPr>
-          <w:ilvl w:val="0"/>
-          <w:numId w:val="1042"/>
-        </w:numPr>
-      </w:pPr>
-      <w:r>
-        <w:t xml:space="preserve">übersichtliches Layout</w:t>
-      </w:r>
-    </w:p>
-    <w:p>
-      <w:pPr>
-        <w:pStyle w:val="Compact"/>
-        <w:numPr>
-          <w:ilvl w:val="0"/>
-          <w:numId w:val="1043"/>
-        </w:numPr>
-      </w:pPr>
-      <w:r>
-        <w:t xml:space="preserve">Tabellen verständlich</w:t>
-      </w:r>
-    </w:p>
-    <w:p>
-      <w:pPr>
-        <w:pStyle w:val="Compact"/>
-        <w:numPr>
-          <w:ilvl w:val="0"/>
-          <w:numId w:val="1044"/>
-        </w:numPr>
-      </w:pPr>
-      <w:r>
-        <w:t xml:space="preserve">Bilder unterstützen den Inhalt</w:t>
-      </w:r>
-    </w:p>
-    <w:p>
-      <w:pPr>
-        <w:pStyle w:val="Compact"/>
-        <w:numPr>
-          <w:ilvl w:val="0"/>
-          <w:numId w:val="1045"/>
-        </w:numPr>
-      </w:pPr>
-      <w:r>
-        <w:t xml:space="preserve">Schwarz-Weiß-Druck möglich</w:t>
-      </w:r>
-    </w:p>
-    <w:p>
-      <w:pPr>
-        <w:pStyle w:val="Compact"/>
-        <w:numPr>
-          <w:ilvl w:val="0"/>
-          <w:numId w:val="1046"/>
-        </w:numPr>
-      </w:pPr>
-      <w:r>
-        <w:t xml:space="preserve">ausreichender Platz für Schülerlösungen</w:t>
+        <w:numPr>
+          <w:ilvl w:val="0"/>
+          <w:numId w:val="1023"/>
+        </w:numPr>
+        <w:pStyle w:val="Compact"/>
+      </w:pPr>
+      <w:r>
+        <w:t xml:space="preserve">☐ übersichtliches Layout</w:t>
+      </w:r>
+    </w:p>
+    <w:p>
+      <w:pPr>
+        <w:numPr>
+          <w:ilvl w:val="0"/>
+          <w:numId w:val="1023"/>
+        </w:numPr>
+        <w:pStyle w:val="Compact"/>
+      </w:pPr>
+      <w:r>
+        <w:t xml:space="preserve">☐ Tabellen verständlich</w:t>
+      </w:r>
+    </w:p>
+    <w:p>
+      <w:pPr>
+        <w:numPr>
+          <w:ilvl w:val="0"/>
+          <w:numId w:val="1023"/>
+        </w:numPr>
+        <w:pStyle w:val="Compact"/>
+      </w:pPr>
+      <w:r>
+        <w:t xml:space="preserve">☐ Bilder unterstützen den Inhalt</w:t>
+      </w:r>
+    </w:p>
+    <w:p>
+      <w:pPr>
+        <w:numPr>
+          <w:ilvl w:val="0"/>
+          <w:numId w:val="1023"/>
+        </w:numPr>
+        <w:pStyle w:val="Compact"/>
+      </w:pPr>
+      <w:r>
+        <w:t xml:space="preserve">☐ Schwarz-Weiß-Druck möglich</w:t>
+      </w:r>
+    </w:p>
+    <w:p>
+      <w:pPr>
+        <w:numPr>
+          <w:ilvl w:val="0"/>
+          <w:numId w:val="1023"/>
+        </w:numPr>
+        <w:pStyle w:val="Compact"/>
+      </w:pPr>
+      <w:r>
+        <w:t xml:space="preserve">☐ ausreichender Platz für Schülerlösungen</w:t>
       </w:r>
     </w:p>
     <w:p>
@@ -3402,8 +3402,8 @@
         </w:pict>
       </w:r>
     </w:p>
-    <w:bookmarkEnd w:id="51"/>
-    <w:bookmarkStart w:id="52" w:name="oer-qualität"/>
+    <w:bookmarkEnd w:id="62"/>
+    <w:bookmarkStart w:id="63" w:name="oer-qualität"/>
     <w:p>
       <w:pPr>
         <w:pStyle w:val="Heading1"/>
@@ -3414,50 +3414,50 @@
     </w:p>
     <w:p>
       <w:pPr>
-        <w:pStyle w:val="Compact"/>
-        <w:numPr>
-          <w:ilvl w:val="0"/>
-          <w:numId w:val="1047"/>
-        </w:numPr>
-      </w:pPr>
-      <w:r>
-        <w:t xml:space="preserve">Quellen dokumentiert</w:t>
-      </w:r>
-    </w:p>
-    <w:p>
-      <w:pPr>
-        <w:pStyle w:val="Compact"/>
-        <w:numPr>
-          <w:ilvl w:val="0"/>
-          <w:numId w:val="1048"/>
-        </w:numPr>
-      </w:pPr>
-      <w:r>
-        <w:t xml:space="preserve">Bildrechte geklärt</w:t>
-      </w:r>
-    </w:p>
-    <w:p>
-      <w:pPr>
-        <w:pStyle w:val="Compact"/>
-        <w:numPr>
-          <w:ilvl w:val="0"/>
-          <w:numId w:val="1049"/>
-        </w:numPr>
-      </w:pPr>
-      <w:r>
-        <w:t xml:space="preserve">Lizenz kompatibel</w:t>
-      </w:r>
-    </w:p>
-    <w:p>
-      <w:pPr>
-        <w:pStyle w:val="Compact"/>
-        <w:numPr>
-          <w:ilvl w:val="0"/>
-          <w:numId w:val="1050"/>
-        </w:numPr>
-      </w:pPr>
-      <w:r>
-        <w:t xml:space="preserve">bearbeitbare Quelldateien vorhanden</w:t>
+        <w:numPr>
+          <w:ilvl w:val="0"/>
+          <w:numId w:val="1024"/>
+        </w:numPr>
+        <w:pStyle w:val="Compact"/>
+      </w:pPr>
+      <w:r>
+        <w:t xml:space="preserve">☐ Quellen dokumentiert</w:t>
+      </w:r>
+    </w:p>
+    <w:p>
+      <w:pPr>
+        <w:numPr>
+          <w:ilvl w:val="0"/>
+          <w:numId w:val="1024"/>
+        </w:numPr>
+        <w:pStyle w:val="Compact"/>
+      </w:pPr>
+      <w:r>
+        <w:t xml:space="preserve">☐ Bildrechte geklärt</w:t>
+      </w:r>
+    </w:p>
+    <w:p>
+      <w:pPr>
+        <w:numPr>
+          <w:ilvl w:val="0"/>
+          <w:numId w:val="1024"/>
+        </w:numPr>
+        <w:pStyle w:val="Compact"/>
+      </w:pPr>
+      <w:r>
+        <w:t xml:space="preserve">☐ Lizenz kompatibel</w:t>
+      </w:r>
+    </w:p>
+    <w:p>
+      <w:pPr>
+        <w:numPr>
+          <w:ilvl w:val="0"/>
+          <w:numId w:val="1024"/>
+        </w:numPr>
+        <w:pStyle w:val="Compact"/>
+      </w:pPr>
+      <w:r>
+        <w:t xml:space="preserve">☐ bearbeitbare Quelldateien vorhanden</w:t>
       </w:r>
     </w:p>
     <w:p>
@@ -3467,8 +3467,8 @@
         </w:pict>
       </w:r>
     </w:p>
-    <w:bookmarkEnd w:id="52"/>
-    <w:bookmarkStart w:id="53" w:name="lehrerband-1"/>
+    <w:bookmarkEnd w:id="63"/>
+    <w:bookmarkStart w:id="64" w:name="lehrerband-1"/>
     <w:p>
       <w:pPr>
         <w:pStyle w:val="Heading1"/>
@@ -3479,62 +3479,62 @@
     </w:p>
     <w:p>
       <w:pPr>
-        <w:pStyle w:val="Compact"/>
-        <w:numPr>
-          <w:ilvl w:val="0"/>
-          <w:numId w:val="1051"/>
-        </w:numPr>
-      </w:pPr>
-      <w:r>
-        <w:t xml:space="preserve">vollständige Lösungen</w:t>
-      </w:r>
-    </w:p>
-    <w:p>
-      <w:pPr>
-        <w:pStyle w:val="Compact"/>
-        <w:numPr>
-          <w:ilvl w:val="0"/>
-          <w:numId w:val="1052"/>
-        </w:numPr>
-      </w:pPr>
-      <w:r>
-        <w:t xml:space="preserve">didaktische Hinweise</w:t>
-      </w:r>
-    </w:p>
-    <w:p>
-      <w:pPr>
-        <w:pStyle w:val="Compact"/>
-        <w:numPr>
-          <w:ilvl w:val="0"/>
-          <w:numId w:val="1053"/>
-        </w:numPr>
-      </w:pPr>
-      <w:r>
-        <w:t xml:space="preserve">Hinweise zur Differenzierung</w:t>
-      </w:r>
-    </w:p>
-    <w:p>
-      <w:pPr>
-        <w:pStyle w:val="Compact"/>
-        <w:numPr>
-          <w:ilvl w:val="0"/>
-          <w:numId w:val="1054"/>
-        </w:numPr>
-      </w:pPr>
-      <w:r>
-        <w:t xml:space="preserve">typische Fehlvorstellungen</w:t>
-      </w:r>
-    </w:p>
-    <w:p>
-      <w:pPr>
-        <w:pStyle w:val="Compact"/>
-        <w:numPr>
-          <w:ilvl w:val="0"/>
-          <w:numId w:val="1055"/>
-        </w:numPr>
-      </w:pPr>
-      <w:r>
-        <w:t xml:space="preserve">Zeitplanung</w:t>
+        <w:numPr>
+          <w:ilvl w:val="0"/>
+          <w:numId w:val="1025"/>
+        </w:numPr>
+        <w:pStyle w:val="Compact"/>
+      </w:pPr>
+      <w:r>
+        <w:t xml:space="preserve">☐ vollständige Lösungen</w:t>
+      </w:r>
+    </w:p>
+    <w:p>
+      <w:pPr>
+        <w:numPr>
+          <w:ilvl w:val="0"/>
+          <w:numId w:val="1025"/>
+        </w:numPr>
+        <w:pStyle w:val="Compact"/>
+      </w:pPr>
+      <w:r>
+        <w:t xml:space="preserve">☐ didaktische Hinweise</w:t>
+      </w:r>
+    </w:p>
+    <w:p>
+      <w:pPr>
+        <w:numPr>
+          <w:ilvl w:val="0"/>
+          <w:numId w:val="1025"/>
+        </w:numPr>
+        <w:pStyle w:val="Compact"/>
+      </w:pPr>
+      <w:r>
+        <w:t xml:space="preserve">☐ Hinweise zur Differenzierung</w:t>
+      </w:r>
+    </w:p>
+    <w:p>
+      <w:pPr>
+        <w:numPr>
+          <w:ilvl w:val="0"/>
+          <w:numId w:val="1025"/>
+        </w:numPr>
+        <w:pStyle w:val="Compact"/>
+      </w:pPr>
+      <w:r>
+        <w:t xml:space="preserve">☐ typische Fehlvorstellungen</w:t>
+      </w:r>
+    </w:p>
+    <w:p>
+      <w:pPr>
+        <w:numPr>
+          <w:ilvl w:val="0"/>
+          <w:numId w:val="1025"/>
+        </w:numPr>
+        <w:pStyle w:val="Compact"/>
+      </w:pPr>
+      <w:r>
+        <w:t xml:space="preserve">☐ Zeitplanung</w:t>
       </w:r>
     </w:p>
     <w:p>
@@ -3544,8 +3544,8 @@
         </w:pict>
       </w:r>
     </w:p>
-    <w:bookmarkEnd w:id="53"/>
-    <w:bookmarkStart w:id="54" w:name="abschlusskontrolle"/>
+    <w:bookmarkEnd w:id="64"/>
+    <w:bookmarkStart w:id="65" w:name="abschlusskontrolle"/>
     <w:p>
       <w:pPr>
         <w:pStyle w:val="Heading1"/>
@@ -3564,62 +3564,62 @@
     </w:p>
     <w:p>
       <w:pPr>
-        <w:pStyle w:val="Compact"/>
-        <w:numPr>
-          <w:ilvl w:val="0"/>
-          <w:numId w:val="1056"/>
-        </w:numPr>
-      </w:pPr>
-      <w:r>
-        <w:t xml:space="preserve">Würde ich dieses Material selbst im Unterricht einsetzen?</w:t>
-      </w:r>
-    </w:p>
-    <w:p>
-      <w:pPr>
-        <w:pStyle w:val="Compact"/>
-        <w:numPr>
-          <w:ilvl w:val="0"/>
-          <w:numId w:val="1057"/>
-        </w:numPr>
-      </w:pPr>
-      <w:r>
-        <w:t xml:space="preserve">Fördert es das Verstehen?</w:t>
-      </w:r>
-    </w:p>
-    <w:p>
-      <w:pPr>
-        <w:pStyle w:val="Compact"/>
-        <w:numPr>
-          <w:ilvl w:val="0"/>
-          <w:numId w:val="1058"/>
-        </w:numPr>
-      </w:pPr>
-      <w:r>
-        <w:t xml:space="preserve">Regt es zum Nachdenken an?</w:t>
-      </w:r>
-    </w:p>
-    <w:p>
-      <w:pPr>
-        <w:pStyle w:val="Compact"/>
-        <w:numPr>
-          <w:ilvl w:val="0"/>
-          <w:numId w:val="1059"/>
-        </w:numPr>
-      </w:pPr>
-      <w:r>
-        <w:t xml:space="preserve">Unterstützt es den Kompetenzaufbau?</w:t>
-      </w:r>
-    </w:p>
-    <w:p>
-      <w:pPr>
-        <w:pStyle w:val="Compact"/>
-        <w:numPr>
-          <w:ilvl w:val="0"/>
-          <w:numId w:val="1060"/>
-        </w:numPr>
-      </w:pPr>
-      <w:r>
-        <w:t xml:space="preserve">Hat jede Seite einen erkennbaren Mehrwert?</w:t>
+        <w:numPr>
+          <w:ilvl w:val="0"/>
+          <w:numId w:val="1026"/>
+        </w:numPr>
+        <w:pStyle w:val="Compact"/>
+      </w:pPr>
+      <w:r>
+        <w:t xml:space="preserve">☐ Würde ich dieses Material selbst im Unterricht einsetzen?</w:t>
+      </w:r>
+    </w:p>
+    <w:p>
+      <w:pPr>
+        <w:numPr>
+          <w:ilvl w:val="0"/>
+          <w:numId w:val="1026"/>
+        </w:numPr>
+        <w:pStyle w:val="Compact"/>
+      </w:pPr>
+      <w:r>
+        <w:t xml:space="preserve">☐ Fördert es das Verstehen?</w:t>
+      </w:r>
+    </w:p>
+    <w:p>
+      <w:pPr>
+        <w:numPr>
+          <w:ilvl w:val="0"/>
+          <w:numId w:val="1026"/>
+        </w:numPr>
+        <w:pStyle w:val="Compact"/>
+      </w:pPr>
+      <w:r>
+        <w:t xml:space="preserve">☐ Regt es zum Nachdenken an?</w:t>
+      </w:r>
+    </w:p>
+    <w:p>
+      <w:pPr>
+        <w:numPr>
+          <w:ilvl w:val="0"/>
+          <w:numId w:val="1026"/>
+        </w:numPr>
+        <w:pStyle w:val="Compact"/>
+      </w:pPr>
+      <w:r>
+        <w:t xml:space="preserve">☐ Unterstützt es den Kompetenzaufbau?</w:t>
+      </w:r>
+    </w:p>
+    <w:p>
+      <w:pPr>
+        <w:numPr>
+          <w:ilvl w:val="0"/>
+          <w:numId w:val="1026"/>
+        </w:numPr>
+        <w:pStyle w:val="Compact"/>
+      </w:pPr>
+      <w:r>
+        <w:t xml:space="preserve">☐ Hat jede Seite einen erkennbaren Mehrwert?</w:t>
       </w:r>
     </w:p>
     <w:p>
@@ -3634,8 +3634,8 @@
       </w:r>
       <w:r>
         <w:rPr>
+          <w:bCs/>
           <w:b/>
-          <w:bCs/>
         </w:rPr>
         <w:t xml:space="preserve">Nein</w:t>
       </w:r>
@@ -3653,8 +3653,8 @@
         </w:pict>
       </w:r>
     </w:p>
-    <w:bookmarkEnd w:id="54"/>
-    <w:bookmarkStart w:id="55" w:name="unser-qualitätsanspruch"/>
+    <w:bookmarkEnd w:id="65"/>
+    <w:bookmarkStart w:id="66" w:name="unser-qualitätsanspruch"/>
     <w:p>
       <w:pPr>
         <w:pStyle w:val="Heading1"/>
@@ -3689,11 +3689,11 @@
     </w:p>
     <w:p>
       <w:pPr>
-        <w:pStyle w:val="Compact"/>
-        <w:numPr>
-          <w:ilvl w:val="0"/>
-          <w:numId w:val="1061"/>
-        </w:numPr>
+        <w:numPr>
+          <w:ilvl w:val="0"/>
+          <w:numId w:val="1027"/>
+        </w:numPr>
+        <w:pStyle w:val="Compact"/>
       </w:pPr>
       <w:r>
         <w:t xml:space="preserve">Zusammenhänge zu erkennen,</w:t>
@@ -3701,11 +3701,11 @@
     </w:p>
     <w:p>
       <w:pPr>
-        <w:pStyle w:val="Compact"/>
-        <w:numPr>
-          <w:ilvl w:val="0"/>
-          <w:numId w:val="1061"/>
-        </w:numPr>
+        <w:numPr>
+          <w:ilvl w:val="0"/>
+          <w:numId w:val="1027"/>
+        </w:numPr>
+        <w:pStyle w:val="Compact"/>
       </w:pPr>
       <w:r>
         <w:t xml:space="preserve">Probleme zu lösen,</w:t>
@@ -3713,11 +3713,11 @@
     </w:p>
     <w:p>
       <w:pPr>
-        <w:pStyle w:val="Compact"/>
-        <w:numPr>
-          <w:ilvl w:val="0"/>
-          <w:numId w:val="1061"/>
-        </w:numPr>
+        <w:numPr>
+          <w:ilvl w:val="0"/>
+          <w:numId w:val="1027"/>
+        </w:numPr>
+        <w:pStyle w:val="Compact"/>
       </w:pPr>
       <w:r>
         <w:t xml:space="preserve">informatisch zu denken und</w:t>
@@ -3725,11 +3725,11 @@
     </w:p>
     <w:p>
       <w:pPr>
-        <w:pStyle w:val="Compact"/>
-        <w:numPr>
-          <w:ilvl w:val="0"/>
-          <w:numId w:val="1061"/>
-        </w:numPr>
+        <w:numPr>
+          <w:ilvl w:val="0"/>
+          <w:numId w:val="1027"/>
+        </w:numPr>
+        <w:pStyle w:val="Compact"/>
       </w:pPr>
       <w:r>
         <w:t xml:space="preserve">das Gelernte auf neue Situationen zu übertragen.</w:t>
@@ -3743,8 +3743,8 @@
         <w:t xml:space="preserve">Lieber wenige hervorragende Materialien als viele durchschnittliche.</w:t>
       </w:r>
     </w:p>
-    <w:bookmarkEnd w:id="55"/>
-    <w:bookmarkStart w:id="57" w:name="quellenleitfaden"/>
+    <w:bookmarkEnd w:id="66"/>
+    <w:bookmarkStart w:id="68" w:name="quellenleitfaden"/>
     <w:p>
       <w:pPr>
         <w:pStyle w:val="Heading1"/>
@@ -3753,7 +3753,7 @@
         <w:t xml:space="preserve">Quellenleitfaden</w:t>
       </w:r>
     </w:p>
-    <w:bookmarkStart w:id="56" w:name="X68d5ec73c3ec4e0e084017893bcd2bfbbd90db6"/>
+    <w:bookmarkStart w:id="67" w:name="X68d5ec73c3ec4e0e084017893bcd2bfbbd90db6"/>
     <w:p>
       <w:pPr>
         <w:pStyle w:val="Heading2"/>
@@ -3777,9 +3777,9 @@
         </w:pict>
       </w:r>
     </w:p>
-    <w:bookmarkEnd w:id="56"/>
-    <w:bookmarkEnd w:id="57"/>
-    <w:bookmarkStart w:id="58" w:name="grundsatz-1"/>
+    <w:bookmarkEnd w:id="67"/>
+    <w:bookmarkEnd w:id="68"/>
+    <w:bookmarkStart w:id="69" w:name="grundsatz-1"/>
     <w:p>
       <w:pPr>
         <w:pStyle w:val="Heading1"/>
@@ -3811,8 +3811,8 @@
         </w:pict>
       </w:r>
     </w:p>
-    <w:bookmarkEnd w:id="58"/>
-    <w:bookmarkStart w:id="64" w:name="reihenfolge-der-quellen"/>
+    <w:bookmarkEnd w:id="69"/>
+    <w:bookmarkStart w:id="75" w:name="reihenfolge-der-quellen"/>
     <w:p>
       <w:pPr>
         <w:pStyle w:val="Heading1"/>
@@ -3829,7 +3829,7 @@
         <w:t xml:space="preserve">Bei der Erstellung von Unterrichtsmaterialien werden Quellen in folgender Reihenfolge bevorzugt.</w:t>
       </w:r>
     </w:p>
-    <w:bookmarkStart w:id="59" w:name="lehrpläne-und-bildungsstandards"/>
+    <w:bookmarkStart w:id="70" w:name="lehrpläne-und-bildungsstandards"/>
     <w:p>
       <w:pPr>
         <w:pStyle w:val="Heading2"/>
@@ -3856,11 +3856,11 @@
     </w:p>
     <w:p>
       <w:pPr>
-        <w:pStyle w:val="Compact"/>
-        <w:numPr>
-          <w:ilvl w:val="0"/>
-          <w:numId w:val="1062"/>
-        </w:numPr>
+        <w:numPr>
+          <w:ilvl w:val="0"/>
+          <w:numId w:val="1028"/>
+        </w:numPr>
+        <w:pStyle w:val="Compact"/>
       </w:pPr>
       <w:r>
         <w:t xml:space="preserve">Lehrplan Oberschule Sachsen</w:t>
@@ -3868,11 +3868,11 @@
     </w:p>
     <w:p>
       <w:pPr>
-        <w:pStyle w:val="Compact"/>
-        <w:numPr>
-          <w:ilvl w:val="0"/>
-          <w:numId w:val="1062"/>
-        </w:numPr>
+        <w:numPr>
+          <w:ilvl w:val="0"/>
+          <w:numId w:val="1028"/>
+        </w:numPr>
+        <w:pStyle w:val="Compact"/>
       </w:pPr>
       <w:r>
         <w:t xml:space="preserve">Bildungsstandards der Gesellschaft für Informatik (GI)</w:t>
@@ -3893,8 +3893,8 @@
         </w:pict>
       </w:r>
     </w:p>
-    <w:bookmarkEnd w:id="59"/>
-    <w:bookmarkStart w:id="60" w:name="X2bf9347b4dad898b6162c14d92e7ecc22955366"/>
+    <w:bookmarkEnd w:id="70"/>
+    <w:bookmarkStart w:id="71" w:name="X2bf9347b4dad898b6162c14d92e7ecc22955366"/>
     <w:p>
       <w:pPr>
         <w:pStyle w:val="Heading2"/>
@@ -3913,11 +3913,11 @@
     </w:p>
     <w:p>
       <w:pPr>
-        <w:pStyle w:val="Compact"/>
-        <w:numPr>
-          <w:ilvl w:val="0"/>
-          <w:numId w:val="1063"/>
-        </w:numPr>
+        <w:numPr>
+          <w:ilvl w:val="0"/>
+          <w:numId w:val="1029"/>
+        </w:numPr>
+        <w:pStyle w:val="Compact"/>
       </w:pPr>
       <w:r>
         <w:t xml:space="preserve">Bundesamt für Sicherheit in der Informationstechnik (BSI)</w:t>
@@ -3925,11 +3925,11 @@
     </w:p>
     <w:p>
       <w:pPr>
-        <w:pStyle w:val="Compact"/>
-        <w:numPr>
-          <w:ilvl w:val="0"/>
-          <w:numId w:val="1063"/>
-        </w:numPr>
+        <w:numPr>
+          <w:ilvl w:val="0"/>
+          <w:numId w:val="1029"/>
+        </w:numPr>
+        <w:pStyle w:val="Compact"/>
       </w:pPr>
       <w:r>
         <w:t xml:space="preserve">Bundeszentrale für politische Bildung (bpb)</w:t>
@@ -3937,11 +3937,11 @@
     </w:p>
     <w:p>
       <w:pPr>
-        <w:pStyle w:val="Compact"/>
-        <w:numPr>
-          <w:ilvl w:val="0"/>
-          <w:numId w:val="1063"/>
-        </w:numPr>
+        <w:numPr>
+          <w:ilvl w:val="0"/>
+          <w:numId w:val="1029"/>
+        </w:numPr>
+        <w:pStyle w:val="Compact"/>
       </w:pPr>
       <w:r>
         <w:t xml:space="preserve">Datenschutzkonferenz (DSK)</w:t>
@@ -3949,11 +3949,11 @@
     </w:p>
     <w:p>
       <w:pPr>
-        <w:pStyle w:val="Compact"/>
-        <w:numPr>
-          <w:ilvl w:val="0"/>
-          <w:numId w:val="1063"/>
-        </w:numPr>
+        <w:numPr>
+          <w:ilvl w:val="0"/>
+          <w:numId w:val="1029"/>
+        </w:numPr>
+        <w:pStyle w:val="Compact"/>
       </w:pPr>
       <w:r>
         <w:t xml:space="preserve">Bundesministerium für Bildung und Forschung (BMBF)</w:t>
@@ -3966,8 +3966,8 @@
         </w:pict>
       </w:r>
     </w:p>
-    <w:bookmarkEnd w:id="60"/>
-    <w:bookmarkStart w:id="61" w:name="wissenschaftliche-literatur"/>
+    <w:bookmarkEnd w:id="71"/>
+    <w:bookmarkStart w:id="72" w:name="wissenschaftliche-literatur"/>
     <w:p>
       <w:pPr>
         <w:pStyle w:val="Heading2"/>
@@ -3986,11 +3986,11 @@
     </w:p>
     <w:p>
       <w:pPr>
-        <w:pStyle w:val="Compact"/>
-        <w:numPr>
-          <w:ilvl w:val="0"/>
-          <w:numId w:val="1064"/>
-        </w:numPr>
+        <w:numPr>
+          <w:ilvl w:val="0"/>
+          <w:numId w:val="1030"/>
+        </w:numPr>
+        <w:pStyle w:val="Compact"/>
       </w:pPr>
       <w:r>
         <w:t xml:space="preserve">Fachbücher</w:t>
@@ -3998,11 +3998,11 @@
     </w:p>
     <w:p>
       <w:pPr>
-        <w:pStyle w:val="Compact"/>
-        <w:numPr>
-          <w:ilvl w:val="0"/>
-          <w:numId w:val="1064"/>
-        </w:numPr>
+        <w:numPr>
+          <w:ilvl w:val="0"/>
+          <w:numId w:val="1030"/>
+        </w:numPr>
+        <w:pStyle w:val="Compact"/>
       </w:pPr>
       <w:r>
         <w:t xml:space="preserve">wissenschaftliche Veröffentlichungen</w:t>
@@ -4010,11 +4010,11 @@
     </w:p>
     <w:p>
       <w:pPr>
-        <w:pStyle w:val="Compact"/>
-        <w:numPr>
-          <w:ilvl w:val="0"/>
-          <w:numId w:val="1064"/>
-        </w:numPr>
+        <w:numPr>
+          <w:ilvl w:val="0"/>
+          <w:numId w:val="1030"/>
+        </w:numPr>
+        <w:pStyle w:val="Compact"/>
       </w:pPr>
       <w:r>
         <w:t xml:space="preserve">Veröffentlichungen von Hochschulen</w:t>
@@ -4022,11 +4022,11 @@
     </w:p>
     <w:p>
       <w:pPr>
-        <w:pStyle w:val="Compact"/>
-        <w:numPr>
-          <w:ilvl w:val="0"/>
-          <w:numId w:val="1064"/>
-        </w:numPr>
+        <w:numPr>
+          <w:ilvl w:val="0"/>
+          <w:numId w:val="1030"/>
+        </w:numPr>
+        <w:pStyle w:val="Compact"/>
       </w:pPr>
       <w:r>
         <w:t xml:space="preserve">Veröffentlichungen anerkannter Fachgesellschaften</w:t>
@@ -4039,8 +4039,8 @@
         </w:pict>
       </w:r>
     </w:p>
-    <w:bookmarkEnd w:id="61"/>
-    <w:bookmarkStart w:id="62" w:name="schulbücher"/>
+    <w:bookmarkEnd w:id="72"/>
+    <w:bookmarkStart w:id="73" w:name="schulbücher"/>
     <w:p>
       <w:pPr>
         <w:pStyle w:val="Heading2"/>
@@ -4059,11 +4059,11 @@
     </w:p>
     <w:p>
       <w:pPr>
-        <w:pStyle w:val="Compact"/>
-        <w:numPr>
-          <w:ilvl w:val="0"/>
-          <w:numId w:val="1065"/>
-        </w:numPr>
+        <w:numPr>
+          <w:ilvl w:val="0"/>
+          <w:numId w:val="1031"/>
+        </w:numPr>
+        <w:pStyle w:val="Compact"/>
       </w:pPr>
       <w:r>
         <w:t xml:space="preserve">als didaktische Orientierung,</w:t>
@@ -4071,11 +4071,11 @@
     </w:p>
     <w:p>
       <w:pPr>
-        <w:pStyle w:val="Compact"/>
-        <w:numPr>
-          <w:ilvl w:val="0"/>
-          <w:numId w:val="1065"/>
-        </w:numPr>
+        <w:numPr>
+          <w:ilvl w:val="0"/>
+          <w:numId w:val="1031"/>
+        </w:numPr>
+        <w:pStyle w:val="Compact"/>
       </w:pPr>
       <w:r>
         <w:t xml:space="preserve">zum Vergleich von Erklärungen,</w:t>
@@ -4083,11 +4083,11 @@
     </w:p>
     <w:p>
       <w:pPr>
-        <w:pStyle w:val="Compact"/>
-        <w:numPr>
-          <w:ilvl w:val="0"/>
-          <w:numId w:val="1065"/>
-        </w:numPr>
+        <w:numPr>
+          <w:ilvl w:val="0"/>
+          <w:numId w:val="1031"/>
+        </w:numPr>
+        <w:pStyle w:val="Compact"/>
       </w:pPr>
       <w:r>
         <w:t xml:space="preserve">zur Kontrolle der fachlichen Tiefe.</w:t>
@@ -4108,8 +4108,8 @@
         </w:pict>
       </w:r>
     </w:p>
-    <w:bookmarkEnd w:id="62"/>
-    <w:bookmarkStart w:id="63" w:name="seriöse-internetquellen"/>
+    <w:bookmarkEnd w:id="73"/>
+    <w:bookmarkStart w:id="74" w:name="seriöse-internetquellen"/>
     <w:p>
       <w:pPr>
         <w:pStyle w:val="Heading2"/>
@@ -4128,11 +4128,11 @@
     </w:p>
     <w:p>
       <w:pPr>
-        <w:pStyle w:val="Compact"/>
-        <w:numPr>
-          <w:ilvl w:val="0"/>
-          <w:numId w:val="1066"/>
-        </w:numPr>
+        <w:numPr>
+          <w:ilvl w:val="0"/>
+          <w:numId w:val="1032"/>
+        </w:numPr>
+        <w:pStyle w:val="Compact"/>
       </w:pPr>
       <w:r>
         <w:t xml:space="preserve">der Autor bekannt ist,</w:t>
@@ -4140,11 +4140,11 @@
     </w:p>
     <w:p>
       <w:pPr>
-        <w:pStyle w:val="Compact"/>
-        <w:numPr>
-          <w:ilvl w:val="0"/>
-          <w:numId w:val="1066"/>
-        </w:numPr>
+        <w:numPr>
+          <w:ilvl w:val="0"/>
+          <w:numId w:val="1032"/>
+        </w:numPr>
+        <w:pStyle w:val="Compact"/>
       </w:pPr>
       <w:r>
         <w:t xml:space="preserve">die Institution vertrauenswürdig ist,</w:t>
@@ -4152,11 +4152,11 @@
     </w:p>
     <w:p>
       <w:pPr>
-        <w:pStyle w:val="Compact"/>
-        <w:numPr>
-          <w:ilvl w:val="0"/>
-          <w:numId w:val="1066"/>
-        </w:numPr>
+        <w:numPr>
+          <w:ilvl w:val="0"/>
+          <w:numId w:val="1032"/>
+        </w:numPr>
+        <w:pStyle w:val="Compact"/>
       </w:pPr>
       <w:r>
         <w:t xml:space="preserve">die Inhalte fachlich überprüfbar sind,</w:t>
@@ -4164,11 +4164,11 @@
     </w:p>
     <w:p>
       <w:pPr>
-        <w:pStyle w:val="Compact"/>
-        <w:numPr>
-          <w:ilvl w:val="0"/>
-          <w:numId w:val="1066"/>
-        </w:numPr>
+        <w:numPr>
+          <w:ilvl w:val="0"/>
+          <w:numId w:val="1032"/>
+        </w:numPr>
+        <w:pStyle w:val="Compact"/>
       </w:pPr>
       <w:r>
         <w:t xml:space="preserve">ein Veröffentlichungsdatum vorhanden ist.</w:t>
@@ -4181,9 +4181,9 @@
         </w:pict>
       </w:r>
     </w:p>
-    <w:bookmarkEnd w:id="63"/>
-    <w:bookmarkEnd w:id="64"/>
-    <w:bookmarkStart w:id="65" w:name="nicht-verwendete-quellen"/>
+    <w:bookmarkEnd w:id="74"/>
+    <w:bookmarkEnd w:id="75"/>
+    <w:bookmarkStart w:id="76" w:name="nicht-verwendete-quellen"/>
     <w:p>
       <w:pPr>
         <w:pStyle w:val="Heading1"/>
@@ -4202,11 +4202,11 @@
     </w:p>
     <w:p>
       <w:pPr>
-        <w:pStyle w:val="Compact"/>
-        <w:numPr>
-          <w:ilvl w:val="0"/>
-          <w:numId w:val="1067"/>
-        </w:numPr>
+        <w:numPr>
+          <w:ilvl w:val="0"/>
+          <w:numId w:val="1033"/>
+        </w:numPr>
+        <w:pStyle w:val="Compact"/>
       </w:pPr>
       <w:r>
         <w:t xml:space="preserve">anonyme Webseiten</w:t>
@@ -4214,11 +4214,11 @@
     </w:p>
     <w:p>
       <w:pPr>
-        <w:pStyle w:val="Compact"/>
-        <w:numPr>
-          <w:ilvl w:val="0"/>
-          <w:numId w:val="1067"/>
-        </w:numPr>
+        <w:numPr>
+          <w:ilvl w:val="0"/>
+          <w:numId w:val="1033"/>
+        </w:numPr>
+        <w:pStyle w:val="Compact"/>
       </w:pPr>
       <w:r>
         <w:t xml:space="preserve">Foren</w:t>
@@ -4226,11 +4226,11 @@
     </w:p>
     <w:p>
       <w:pPr>
-        <w:pStyle w:val="Compact"/>
-        <w:numPr>
-          <w:ilvl w:val="0"/>
-          <w:numId w:val="1067"/>
-        </w:numPr>
+        <w:numPr>
+          <w:ilvl w:val="0"/>
+          <w:numId w:val="1033"/>
+        </w:numPr>
+        <w:pStyle w:val="Compact"/>
       </w:pPr>
       <w:r>
         <w:t xml:space="preserve">unbelegte Blogbeiträge</w:t>
@@ -4238,11 +4238,11 @@
     </w:p>
     <w:p>
       <w:pPr>
-        <w:pStyle w:val="Compact"/>
-        <w:numPr>
-          <w:ilvl w:val="0"/>
-          <w:numId w:val="1067"/>
-        </w:numPr>
+        <w:numPr>
+          <w:ilvl w:val="0"/>
+          <w:numId w:val="1033"/>
+        </w:numPr>
+        <w:pStyle w:val="Compact"/>
       </w:pPr>
       <w:r>
         <w:t xml:space="preserve">Social-Media-Beiträge</w:t>
@@ -4250,11 +4250,11 @@
     </w:p>
     <w:p>
       <w:pPr>
-        <w:pStyle w:val="Compact"/>
-        <w:numPr>
-          <w:ilvl w:val="0"/>
-          <w:numId w:val="1067"/>
-        </w:numPr>
+        <w:numPr>
+          <w:ilvl w:val="0"/>
+          <w:numId w:val="1033"/>
+        </w:numPr>
+        <w:pStyle w:val="Compact"/>
       </w:pPr>
       <w:r>
         <w:t xml:space="preserve">Werbeseiten</w:t>
@@ -4262,11 +4262,11 @@
     </w:p>
     <w:p>
       <w:pPr>
-        <w:pStyle w:val="Compact"/>
-        <w:numPr>
-          <w:ilvl w:val="0"/>
-          <w:numId w:val="1067"/>
-        </w:numPr>
+        <w:numPr>
+          <w:ilvl w:val="0"/>
+          <w:numId w:val="1033"/>
+        </w:numPr>
+        <w:pStyle w:val="Compact"/>
       </w:pPr>
       <w:r>
         <w:t xml:space="preserve">KI-generierte Inhalte ohne Überprüfung</w:t>
@@ -4279,8 +4279,8 @@
         </w:pict>
       </w:r>
     </w:p>
-    <w:bookmarkEnd w:id="65"/>
-    <w:bookmarkStart w:id="66" w:name="verwendung-von-ki"/>
+    <w:bookmarkEnd w:id="76"/>
+    <w:bookmarkStart w:id="77" w:name="verwendung-von-ki"/>
     <w:p>
       <w:pPr>
         <w:pStyle w:val="Heading1"/>
@@ -4299,11 +4299,11 @@
     </w:p>
     <w:p>
       <w:pPr>
-        <w:pStyle w:val="Compact"/>
-        <w:numPr>
-          <w:ilvl w:val="0"/>
-          <w:numId w:val="1068"/>
-        </w:numPr>
+        <w:numPr>
+          <w:ilvl w:val="0"/>
+          <w:numId w:val="1034"/>
+        </w:numPr>
+        <w:pStyle w:val="Compact"/>
       </w:pPr>
       <w:r>
         <w:t xml:space="preserve">Formulierungen,</w:t>
@@ -4311,11 +4311,11 @@
     </w:p>
     <w:p>
       <w:pPr>
-        <w:pStyle w:val="Compact"/>
-        <w:numPr>
-          <w:ilvl w:val="0"/>
-          <w:numId w:val="1068"/>
-        </w:numPr>
+        <w:numPr>
+          <w:ilvl w:val="0"/>
+          <w:numId w:val="1034"/>
+        </w:numPr>
+        <w:pStyle w:val="Compact"/>
       </w:pPr>
       <w:r>
         <w:t xml:space="preserve">Strukturierung,</w:t>
@@ -4323,11 +4323,11 @@
     </w:p>
     <w:p>
       <w:pPr>
-        <w:pStyle w:val="Compact"/>
-        <w:numPr>
-          <w:ilvl w:val="0"/>
-          <w:numId w:val="1068"/>
-        </w:numPr>
+        <w:numPr>
+          <w:ilvl w:val="0"/>
+          <w:numId w:val="1034"/>
+        </w:numPr>
+        <w:pStyle w:val="Compact"/>
       </w:pPr>
       <w:r>
         <w:t xml:space="preserve">Ideenfindung,</w:t>
@@ -4335,11 +4335,11 @@
     </w:p>
     <w:p>
       <w:pPr>
-        <w:pStyle w:val="Compact"/>
-        <w:numPr>
-          <w:ilvl w:val="0"/>
-          <w:numId w:val="1068"/>
-        </w:numPr>
+        <w:numPr>
+          <w:ilvl w:val="0"/>
+          <w:numId w:val="1034"/>
+        </w:numPr>
+        <w:pStyle w:val="Compact"/>
       </w:pPr>
       <w:r>
         <w:t xml:space="preserve">Beispielen</w:t>
@@ -4376,8 +4376,8 @@
         </w:pict>
       </w:r>
     </w:p>
-    <w:bookmarkEnd w:id="66"/>
-    <w:bookmarkStart w:id="67" w:name="quellenangaben"/>
+    <w:bookmarkEnd w:id="77"/>
+    <w:bookmarkStart w:id="78" w:name="quellenangaben"/>
     <w:p>
       <w:pPr>
         <w:pStyle w:val="Heading1"/>
@@ -4409,8 +4409,8 @@
         </w:pict>
       </w:r>
     </w:p>
-    <w:bookmarkEnd w:id="67"/>
-    <w:bookmarkStart w:id="74" w:name="zitierweise"/>
+    <w:bookmarkEnd w:id="78"/>
+    <w:bookmarkStart w:id="85" w:name="zitierweise"/>
     <w:p>
       <w:pPr>
         <w:pStyle w:val="Heading1"/>
@@ -4419,7 +4419,7 @@
         <w:t xml:space="preserve">6. Zitierweise</w:t>
       </w:r>
     </w:p>
-    <w:bookmarkStart w:id="69" w:name="bücher"/>
+    <w:bookmarkStart w:id="80" w:name="bücher"/>
     <w:p>
       <w:pPr>
         <w:pStyle w:val="Heading2"/>
@@ -4436,7 +4436,7 @@
         <w:t xml:space="preserve">Autor: Titel. Verlag, Erscheinungsjahr.</w:t>
       </w:r>
     </w:p>
-    <w:bookmarkStart w:id="68" w:name="beispiel"/>
+    <w:bookmarkStart w:id="79" w:name="beispiel"/>
     <w:p>
       <w:pPr>
         <w:pStyle w:val="Heading3"/>
@@ -4457,8 +4457,8 @@
       </w:r>
       <w:r>
         <w:rPr>
+          <w:iCs/>
           <w:i/>
-          <w:iCs/>
         </w:rPr>
         <w:t xml:space="preserve">Abenteuer Informatik</w:t>
       </w:r>
@@ -4473,9 +4473,9 @@
         </w:pict>
       </w:r>
     </w:p>
-    <w:bookmarkEnd w:id="68"/>
-    <w:bookmarkEnd w:id="69"/>
-    <w:bookmarkStart w:id="71" w:name="lehrpläne"/>
+    <w:bookmarkEnd w:id="79"/>
+    <w:bookmarkEnd w:id="80"/>
+    <w:bookmarkStart w:id="82" w:name="lehrpläne"/>
     <w:p>
       <w:pPr>
         <w:pStyle w:val="Heading2"/>
@@ -4492,7 +4492,7 @@
         <w:t xml:space="preserve">Institution: Titel. Bundesland, Erscheinungsjahr.</w:t>
       </w:r>
     </w:p>
-    <w:bookmarkStart w:id="70" w:name="beispiel-1"/>
+    <w:bookmarkStart w:id="81" w:name="beispiel-1"/>
     <w:p>
       <w:pPr>
         <w:pStyle w:val="Heading3"/>
@@ -4513,8 +4513,8 @@
       </w:r>
       <w:r>
         <w:rPr>
+          <w:iCs/>
           <w:i/>
-          <w:iCs/>
         </w:rPr>
         <w:t xml:space="preserve">Lehrplan Oberschule – Informatik.</w:t>
       </w:r>
@@ -4526,9 +4526,9 @@
         </w:pict>
       </w:r>
     </w:p>
-    <w:bookmarkEnd w:id="70"/>
-    <w:bookmarkEnd w:id="71"/>
-    <w:bookmarkStart w:id="73" w:name="internetquellen"/>
+    <w:bookmarkEnd w:id="81"/>
+    <w:bookmarkEnd w:id="82"/>
+    <w:bookmarkStart w:id="84" w:name="internetquellen"/>
     <w:p>
       <w:pPr>
         <w:pStyle w:val="Heading2"/>
@@ -4569,7 +4569,7 @@
         <w:t xml:space="preserve">Abrufdatum</w:t>
       </w:r>
     </w:p>
-    <w:bookmarkStart w:id="72" w:name="beispiel-2"/>
+    <w:bookmarkStart w:id="83" w:name="beispiel-2"/>
     <w:p>
       <w:pPr>
         <w:pStyle w:val="Heading3"/>
@@ -4617,10 +4617,10 @@
         </w:pict>
       </w:r>
     </w:p>
-    <w:bookmarkEnd w:id="72"/>
-    <w:bookmarkEnd w:id="73"/>
-    <w:bookmarkEnd w:id="74"/>
-    <w:bookmarkStart w:id="75" w:name="bilder-1"/>
+    <w:bookmarkEnd w:id="83"/>
+    <w:bookmarkEnd w:id="84"/>
+    <w:bookmarkEnd w:id="85"/>
+    <w:bookmarkStart w:id="86" w:name="bilder-1"/>
     <w:p>
       <w:pPr>
         <w:pStyle w:val="Heading1"/>
@@ -4639,11 +4639,11 @@
     </w:p>
     <w:p>
       <w:pPr>
-        <w:pStyle w:val="Compact"/>
-        <w:numPr>
-          <w:ilvl w:val="0"/>
-          <w:numId w:val="1069"/>
-        </w:numPr>
+        <w:numPr>
+          <w:ilvl w:val="0"/>
+          <w:numId w:val="1035"/>
+        </w:numPr>
+        <w:pStyle w:val="Compact"/>
       </w:pPr>
       <w:r>
         <w:t xml:space="preserve">deren Lizenz bekannt ist,</w:t>
@@ -4651,11 +4651,11 @@
     </w:p>
     <w:p>
       <w:pPr>
-        <w:pStyle w:val="Compact"/>
-        <w:numPr>
-          <w:ilvl w:val="0"/>
-          <w:numId w:val="1069"/>
-        </w:numPr>
+        <w:numPr>
+          <w:ilvl w:val="0"/>
+          <w:numId w:val="1035"/>
+        </w:numPr>
+        <w:pStyle w:val="Compact"/>
       </w:pPr>
       <w:r>
         <w:t xml:space="preserve">die für OER geeignet sind oder</w:t>
@@ -4663,11 +4663,11 @@
     </w:p>
     <w:p>
       <w:pPr>
-        <w:pStyle w:val="Compact"/>
-        <w:numPr>
-          <w:ilvl w:val="0"/>
-          <w:numId w:val="1069"/>
-        </w:numPr>
+        <w:numPr>
+          <w:ilvl w:val="0"/>
+          <w:numId w:val="1035"/>
+        </w:numPr>
+        <w:pStyle w:val="Compact"/>
       </w:pPr>
       <w:r>
         <w:t xml:space="preserve">die selbst erstellt wurden.</w:t>
@@ -4688,8 +4688,8 @@
         </w:pict>
       </w:r>
     </w:p>
-    <w:bookmarkEnd w:id="75"/>
-    <w:bookmarkStart w:id="76" w:name="quellenprüfung"/>
+    <w:bookmarkEnd w:id="86"/>
+    <w:bookmarkStart w:id="87" w:name="quellenprüfung"/>
     <w:p>
       <w:pPr>
         <w:pStyle w:val="Heading1"/>
@@ -4708,11 +4708,11 @@
     </w:p>
     <w:p>
       <w:pPr>
-        <w:pStyle w:val="Compact"/>
-        <w:numPr>
-          <w:ilvl w:val="0"/>
-          <w:numId w:val="1070"/>
-        </w:numPr>
+        <w:numPr>
+          <w:ilvl w:val="0"/>
+          <w:numId w:val="1036"/>
+        </w:numPr>
+        <w:pStyle w:val="Compact"/>
       </w:pPr>
       <w:r>
         <w:t xml:space="preserve">Sind alle fachlichen Aussagen belegt?</w:t>
@@ -4720,11 +4720,11 @@
     </w:p>
     <w:p>
       <w:pPr>
-        <w:pStyle w:val="Compact"/>
-        <w:numPr>
-          <w:ilvl w:val="0"/>
-          <w:numId w:val="1070"/>
-        </w:numPr>
+        <w:numPr>
+          <w:ilvl w:val="0"/>
+          <w:numId w:val="1036"/>
+        </w:numPr>
+        <w:pStyle w:val="Compact"/>
       </w:pPr>
       <w:r>
         <w:t xml:space="preserve">Stimmen Beispiele und Zahlen?</w:t>
@@ -4732,11 +4732,11 @@
     </w:p>
     <w:p>
       <w:pPr>
-        <w:pStyle w:val="Compact"/>
-        <w:numPr>
-          <w:ilvl w:val="0"/>
-          <w:numId w:val="1070"/>
-        </w:numPr>
+        <w:numPr>
+          <w:ilvl w:val="0"/>
+          <w:numId w:val="1036"/>
+        </w:numPr>
+        <w:pStyle w:val="Compact"/>
       </w:pPr>
       <w:r>
         <w:t xml:space="preserve">Sind Internetquellen noch erreichbar?</w:t>
@@ -4744,11 +4744,11 @@
     </w:p>
     <w:p>
       <w:pPr>
-        <w:pStyle w:val="Compact"/>
-        <w:numPr>
-          <w:ilvl w:val="0"/>
-          <w:numId w:val="1070"/>
-        </w:numPr>
+        <w:numPr>
+          <w:ilvl w:val="0"/>
+          <w:numId w:val="1036"/>
+        </w:numPr>
+        <w:pStyle w:val="Compact"/>
       </w:pPr>
       <w:r>
         <w:t xml:space="preserve">Sind Bildrechte geklärt?</w:t>
@@ -4756,11 +4756,11 @@
     </w:p>
     <w:p>
       <w:pPr>
-        <w:pStyle w:val="Compact"/>
-        <w:numPr>
-          <w:ilvl w:val="0"/>
-          <w:numId w:val="1070"/>
-        </w:numPr>
+        <w:numPr>
+          <w:ilvl w:val="0"/>
+          <w:numId w:val="1036"/>
+        </w:numPr>
+        <w:pStyle w:val="Compact"/>
       </w:pPr>
       <w:r>
         <w:t xml:space="preserve">Sind die Quellen aktuell?</w:t>
@@ -4773,8 +4773,8 @@
         </w:pict>
       </w:r>
     </w:p>
-    <w:bookmarkEnd w:id="76"/>
-    <w:bookmarkStart w:id="77" w:name="änderungen"/>
+    <w:bookmarkEnd w:id="87"/>
+    <w:bookmarkStart w:id="88" w:name="änderungen"/>
     <w:p>
       <w:pPr>
         <w:pStyle w:val="Heading1"/>
@@ -4801,11 +4801,11 @@
     </w:p>
     <w:p>
       <w:pPr>
-        <w:pStyle w:val="Compact"/>
-        <w:numPr>
-          <w:ilvl w:val="0"/>
-          <w:numId w:val="1071"/>
-        </w:numPr>
+        <w:numPr>
+          <w:ilvl w:val="0"/>
+          <w:numId w:val="1037"/>
+        </w:numPr>
+        <w:pStyle w:val="Compact"/>
       </w:pPr>
       <w:r>
         <w:t xml:space="preserve">Datenschutz</w:t>
@@ -4813,11 +4813,11 @@
     </w:p>
     <w:p>
       <w:pPr>
-        <w:pStyle w:val="Compact"/>
-        <w:numPr>
-          <w:ilvl w:val="0"/>
-          <w:numId w:val="1071"/>
-        </w:numPr>
+        <w:numPr>
+          <w:ilvl w:val="0"/>
+          <w:numId w:val="1037"/>
+        </w:numPr>
+        <w:pStyle w:val="Compact"/>
       </w:pPr>
       <w:r>
         <w:t xml:space="preserve">IT-Sicherheit</w:t>
@@ -4825,11 +4825,11 @@
     </w:p>
     <w:p>
       <w:pPr>
-        <w:pStyle w:val="Compact"/>
-        <w:numPr>
-          <w:ilvl w:val="0"/>
-          <w:numId w:val="1071"/>
-        </w:numPr>
+        <w:numPr>
+          <w:ilvl w:val="0"/>
+          <w:numId w:val="1037"/>
+        </w:numPr>
+        <w:pStyle w:val="Compact"/>
       </w:pPr>
       <w:r>
         <w:t xml:space="preserve">Künstliche Intelligenz</w:t>
@@ -4837,11 +4837,11 @@
     </w:p>
     <w:p>
       <w:pPr>
-        <w:pStyle w:val="Compact"/>
-        <w:numPr>
-          <w:ilvl w:val="0"/>
-          <w:numId w:val="1071"/>
-        </w:numPr>
+        <w:numPr>
+          <w:ilvl w:val="0"/>
+          <w:numId w:val="1037"/>
+        </w:numPr>
+        <w:pStyle w:val="Compact"/>
       </w:pPr>
       <w:r>
         <w:t xml:space="preserve">Software</w:t>
@@ -4849,11 +4849,11 @@
     </w:p>
     <w:p>
       <w:pPr>
-        <w:pStyle w:val="Compact"/>
-        <w:numPr>
-          <w:ilvl w:val="0"/>
-          <w:numId w:val="1071"/>
-        </w:numPr>
+        <w:numPr>
+          <w:ilvl w:val="0"/>
+          <w:numId w:val="1037"/>
+        </w:numPr>
+        <w:pStyle w:val="Compact"/>
       </w:pPr>
       <w:r>
         <w:t xml:space="preserve">Betriebssysteme</w:t>
@@ -4861,11 +4861,11 @@
     </w:p>
     <w:p>
       <w:pPr>
-        <w:pStyle w:val="Compact"/>
-        <w:numPr>
-          <w:ilvl w:val="0"/>
-          <w:numId w:val="1071"/>
-        </w:numPr>
+        <w:numPr>
+          <w:ilvl w:val="0"/>
+          <w:numId w:val="1037"/>
+        </w:numPr>
+        <w:pStyle w:val="Compact"/>
       </w:pPr>
       <w:r>
         <w:t xml:space="preserve">Internetdienste</w:t>
@@ -4886,8 +4886,8 @@
         </w:pict>
       </w:r>
     </w:p>
-    <w:bookmarkEnd w:id="77"/>
-    <w:bookmarkStart w:id="78" w:name="qualitätsanspruch-1"/>
+    <w:bookmarkEnd w:id="88"/>
+    <w:bookmarkStart w:id="89" w:name="qualitätsanspruch-1"/>
     <w:p>
       <w:pPr>
         <w:pStyle w:val="Heading1"/>
@@ -4914,11 +4914,11 @@
     </w:p>
     <w:p>
       <w:pPr>
-        <w:pStyle w:val="Compact"/>
-        <w:numPr>
-          <w:ilvl w:val="0"/>
-          <w:numId w:val="1072"/>
-        </w:numPr>
+        <w:numPr>
+          <w:ilvl w:val="0"/>
+          <w:numId w:val="1038"/>
+        </w:numPr>
+        <w:pStyle w:val="Compact"/>
       </w:pPr>
       <w:r>
         <w:t xml:space="preserve">fachliche Richtigkeit sicherzustellen,</w:t>
@@ -4926,11 +4926,11 @@
     </w:p>
     <w:p>
       <w:pPr>
-        <w:pStyle w:val="Compact"/>
-        <w:numPr>
-          <w:ilvl w:val="0"/>
-          <w:numId w:val="1072"/>
-        </w:numPr>
+        <w:numPr>
+          <w:ilvl w:val="0"/>
+          <w:numId w:val="1038"/>
+        </w:numPr>
+        <w:pStyle w:val="Compact"/>
       </w:pPr>
       <w:r>
         <w:t xml:space="preserve">Aussagen nachvollziehbar zu machen,</w:t>
@@ -4938,11 +4938,11 @@
     </w:p>
     <w:p>
       <w:pPr>
-        <w:pStyle w:val="Compact"/>
-        <w:numPr>
-          <w:ilvl w:val="0"/>
-          <w:numId w:val="1072"/>
-        </w:numPr>
+        <w:numPr>
+          <w:ilvl w:val="0"/>
+          <w:numId w:val="1038"/>
+        </w:numPr>
+        <w:pStyle w:val="Compact"/>
       </w:pPr>
       <w:r>
         <w:t xml:space="preserve">Vertrauen zu schaffen.</w:t>
@@ -4956,8 +4956,8 @@
         <w:t xml:space="preserve">Das Lehrwerk soll auch nach mehreren Jahren noch als fachlich zuverlässige Grundlage für den Informatikunterricht genutzt werden können.</w:t>
       </w:r>
     </w:p>
-    <w:bookmarkEnd w:id="78"/>
-    <w:bookmarkStart w:id="79" w:name="repository-standards"/>
+    <w:bookmarkEnd w:id="89"/>
+    <w:bookmarkStart w:id="90" w:name="repository-standards"/>
     <w:p>
       <w:pPr>
         <w:pStyle w:val="Heading1"/>
@@ -4989,8 +4989,8 @@
         </w:pict>
       </w:r>
     </w:p>
-    <w:bookmarkEnd w:id="79"/>
-    <w:bookmarkStart w:id="80" w:name="ziel-des-projekts"/>
+    <w:bookmarkEnd w:id="90"/>
+    <w:bookmarkStart w:id="91" w:name="ziel-des-projekts"/>
     <w:p>
       <w:pPr>
         <w:pStyle w:val="Heading1"/>
@@ -5017,11 +5017,11 @@
     </w:p>
     <w:p>
       <w:pPr>
-        <w:pStyle w:val="Compact"/>
-        <w:numPr>
-          <w:ilvl w:val="0"/>
-          <w:numId w:val="1073"/>
-        </w:numPr>
+        <w:numPr>
+          <w:ilvl w:val="0"/>
+          <w:numId w:val="1039"/>
+        </w:numPr>
+        <w:pStyle w:val="Compact"/>
       </w:pPr>
       <w:r>
         <w:t xml:space="preserve">fachlich korrekt,</w:t>
@@ -5029,11 +5029,11 @@
     </w:p>
     <w:p>
       <w:pPr>
-        <w:pStyle w:val="Compact"/>
-        <w:numPr>
-          <w:ilvl w:val="0"/>
-          <w:numId w:val="1073"/>
-        </w:numPr>
+        <w:numPr>
+          <w:ilvl w:val="0"/>
+          <w:numId w:val="1039"/>
+        </w:numPr>
+        <w:pStyle w:val="Compact"/>
       </w:pPr>
       <w:r>
         <w:t xml:space="preserve">didaktisch sinnvoll,</w:t>
@@ -5041,11 +5041,11 @@
     </w:p>
     <w:p>
       <w:pPr>
-        <w:pStyle w:val="Compact"/>
-        <w:numPr>
-          <w:ilvl w:val="0"/>
-          <w:numId w:val="1073"/>
-        </w:numPr>
+        <w:numPr>
+          <w:ilvl w:val="0"/>
+          <w:numId w:val="1039"/>
+        </w:numPr>
+        <w:pStyle w:val="Compact"/>
       </w:pPr>
       <w:r>
         <w:t xml:space="preserve">offen lizenzierbar,</w:t>
@@ -5053,11 +5053,11 @@
     </w:p>
     <w:p>
       <w:pPr>
-        <w:pStyle w:val="Compact"/>
-        <w:numPr>
-          <w:ilvl w:val="0"/>
-          <w:numId w:val="1073"/>
-        </w:numPr>
+        <w:numPr>
+          <w:ilvl w:val="0"/>
+          <w:numId w:val="1039"/>
+        </w:numPr>
+        <w:pStyle w:val="Compact"/>
       </w:pPr>
       <w:r>
         <w:t xml:space="preserve">langfristig wartbar und</w:t>
@@ -5065,11 +5065,11 @@
     </w:p>
     <w:p>
       <w:pPr>
-        <w:pStyle w:val="Compact"/>
-        <w:numPr>
-          <w:ilvl w:val="0"/>
-          <w:numId w:val="1073"/>
-        </w:numPr>
+        <w:numPr>
+          <w:ilvl w:val="0"/>
+          <w:numId w:val="1039"/>
+        </w:numPr>
+        <w:pStyle w:val="Compact"/>
       </w:pPr>
       <w:r>
         <w:t xml:space="preserve">direkt im Unterricht einsetzbar sein.</w:t>
@@ -5082,8 +5082,8 @@
         </w:pict>
       </w:r>
     </w:p>
-    <w:bookmarkEnd w:id="80"/>
-    <w:bookmarkStart w:id="81" w:name="grundprinzipien"/>
+    <w:bookmarkEnd w:id="91"/>
+    <w:bookmarkStart w:id="92" w:name="grundprinzipien"/>
     <w:p>
       <w:pPr>
         <w:pStyle w:val="Heading1"/>
@@ -5235,8 +5235,8 @@
         </w:pict>
       </w:r>
     </w:p>
-    <w:bookmarkEnd w:id="81"/>
-    <w:bookmarkStart w:id="82" w:name="sprache-2"/>
+    <w:bookmarkEnd w:id="92"/>
+    <w:bookmarkStart w:id="93" w:name="sprache-2"/>
     <w:p>
       <w:pPr>
         <w:pStyle w:val="Heading1"/>
@@ -5255,11 +5255,11 @@
     </w:p>
     <w:p>
       <w:pPr>
-        <w:pStyle w:val="Compact"/>
-        <w:numPr>
-          <w:ilvl w:val="0"/>
-          <w:numId w:val="1074"/>
-        </w:numPr>
+        <w:numPr>
+          <w:ilvl w:val="0"/>
+          <w:numId w:val="1040"/>
+        </w:numPr>
+        <w:pStyle w:val="Compact"/>
       </w:pPr>
       <w:r>
         <w:t xml:space="preserve">verwenden kurze Sätze,</w:t>
@@ -5267,11 +5267,11 @@
     </w:p>
     <w:p>
       <w:pPr>
-        <w:pStyle w:val="Compact"/>
-        <w:numPr>
-          <w:ilvl w:val="0"/>
-          <w:numId w:val="1074"/>
-        </w:numPr>
+        <w:numPr>
+          <w:ilvl w:val="0"/>
+          <w:numId w:val="1040"/>
+        </w:numPr>
+        <w:pStyle w:val="Compact"/>
       </w:pPr>
       <w:r>
         <w:t xml:space="preserve">sind altersgerecht formuliert,</w:t>
@@ -5279,11 +5279,11 @@
     </w:p>
     <w:p>
       <w:pPr>
-        <w:pStyle w:val="Compact"/>
-        <w:numPr>
-          <w:ilvl w:val="0"/>
-          <w:numId w:val="1074"/>
-        </w:numPr>
+        <w:numPr>
+          <w:ilvl w:val="0"/>
+          <w:numId w:val="1040"/>
+        </w:numPr>
+        <w:pStyle w:val="Compact"/>
       </w:pPr>
       <w:r>
         <w:t xml:space="preserve">erklären neue Fachbegriffe erst nach ihrer Anwendung,</w:t>
@@ -5291,11 +5291,11 @@
     </w:p>
     <w:p>
       <w:pPr>
-        <w:pStyle w:val="Compact"/>
-        <w:numPr>
-          <w:ilvl w:val="0"/>
-          <w:numId w:val="1074"/>
-        </w:numPr>
+        <w:numPr>
+          <w:ilvl w:val="0"/>
+          <w:numId w:val="1040"/>
+        </w:numPr>
+        <w:pStyle w:val="Compact"/>
       </w:pPr>
       <w:r>
         <w:t xml:space="preserve">verzichten auf unnötige Fremdwörter.</w:t>
@@ -5316,8 +5316,8 @@
         </w:pict>
       </w:r>
     </w:p>
-    <w:bookmarkEnd w:id="82"/>
-    <w:bookmarkStart w:id="83" w:name="aufgaben-1"/>
+    <w:bookmarkEnd w:id="93"/>
+    <w:bookmarkStart w:id="94" w:name="aufgaben-1"/>
     <w:p>
       <w:pPr>
         <w:pStyle w:val="Heading1"/>
@@ -5344,11 +5344,11 @@
     </w:p>
     <w:p>
       <w:pPr>
-        <w:pStyle w:val="Compact"/>
-        <w:numPr>
-          <w:ilvl w:val="0"/>
-          <w:numId w:val="1075"/>
-        </w:numPr>
+        <w:numPr>
+          <w:ilvl w:val="0"/>
+          <w:numId w:val="1041"/>
+        </w:numPr>
+        <w:pStyle w:val="Compact"/>
       </w:pPr>
       <w:r>
         <w:t xml:space="preserve">Beobachten</w:t>
@@ -5356,11 +5356,11 @@
     </w:p>
     <w:p>
       <w:pPr>
-        <w:pStyle w:val="Compact"/>
-        <w:numPr>
-          <w:ilvl w:val="0"/>
-          <w:numId w:val="1075"/>
-        </w:numPr>
+        <w:numPr>
+          <w:ilvl w:val="0"/>
+          <w:numId w:val="1041"/>
+        </w:numPr>
+        <w:pStyle w:val="Compact"/>
       </w:pPr>
       <w:r>
         <w:t xml:space="preserve">Beschreiben</w:t>
@@ -5368,11 +5368,11 @@
     </w:p>
     <w:p>
       <w:pPr>
-        <w:pStyle w:val="Compact"/>
-        <w:numPr>
-          <w:ilvl w:val="0"/>
-          <w:numId w:val="1075"/>
-        </w:numPr>
+        <w:numPr>
+          <w:ilvl w:val="0"/>
+          <w:numId w:val="1041"/>
+        </w:numPr>
+        <w:pStyle w:val="Compact"/>
       </w:pPr>
       <w:r>
         <w:t xml:space="preserve">Vergleichen</w:t>
@@ -5380,11 +5380,11 @@
     </w:p>
     <w:p>
       <w:pPr>
-        <w:pStyle w:val="Compact"/>
-        <w:numPr>
-          <w:ilvl w:val="0"/>
-          <w:numId w:val="1075"/>
-        </w:numPr>
+        <w:numPr>
+          <w:ilvl w:val="0"/>
+          <w:numId w:val="1041"/>
+        </w:numPr>
+        <w:pStyle w:val="Compact"/>
       </w:pPr>
       <w:r>
         <w:t xml:space="preserve">Begründen</w:t>
@@ -5392,11 +5392,11 @@
     </w:p>
     <w:p>
       <w:pPr>
-        <w:pStyle w:val="Compact"/>
-        <w:numPr>
-          <w:ilvl w:val="0"/>
-          <w:numId w:val="1075"/>
-        </w:numPr>
+        <w:numPr>
+          <w:ilvl w:val="0"/>
+          <w:numId w:val="1041"/>
+        </w:numPr>
+        <w:pStyle w:val="Compact"/>
       </w:pPr>
       <w:r>
         <w:t xml:space="preserve">Diskutieren</w:t>
@@ -5404,11 +5404,11 @@
     </w:p>
     <w:p>
       <w:pPr>
-        <w:pStyle w:val="Compact"/>
-        <w:numPr>
-          <w:ilvl w:val="0"/>
-          <w:numId w:val="1075"/>
-        </w:numPr>
+        <w:numPr>
+          <w:ilvl w:val="0"/>
+          <w:numId w:val="1041"/>
+        </w:numPr>
+        <w:pStyle w:val="Compact"/>
       </w:pPr>
       <w:r>
         <w:t xml:space="preserve">Anwenden</w:t>
@@ -5416,11 +5416,11 @@
     </w:p>
     <w:p>
       <w:pPr>
-        <w:pStyle w:val="Compact"/>
-        <w:numPr>
-          <w:ilvl w:val="0"/>
-          <w:numId w:val="1075"/>
-        </w:numPr>
+        <w:numPr>
+          <w:ilvl w:val="0"/>
+          <w:numId w:val="1041"/>
+        </w:numPr>
+        <w:pStyle w:val="Compact"/>
       </w:pPr>
       <w:r>
         <w:t xml:space="preserve">Reflektieren</w:t>
@@ -5441,8 +5441,8 @@
         </w:pict>
       </w:r>
     </w:p>
-    <w:bookmarkEnd w:id="83"/>
-    <w:bookmarkStart w:id="84" w:name="lebensweltbezug"/>
+    <w:bookmarkEnd w:id="94"/>
+    <w:bookmarkStart w:id="95" w:name="lebensweltbezug"/>
     <w:p>
       <w:pPr>
         <w:pStyle w:val="Heading1"/>
@@ -5469,11 +5469,11 @@
     </w:p>
     <w:p>
       <w:pPr>
-        <w:pStyle w:val="Compact"/>
-        <w:numPr>
-          <w:ilvl w:val="0"/>
-          <w:numId w:val="1076"/>
-        </w:numPr>
+        <w:numPr>
+          <w:ilvl w:val="0"/>
+          <w:numId w:val="1042"/>
+        </w:numPr>
+        <w:pStyle w:val="Compact"/>
       </w:pPr>
       <w:r>
         <w:t xml:space="preserve">Schule</w:t>
@@ -5481,11 +5481,11 @@
     </w:p>
     <w:p>
       <w:pPr>
-        <w:pStyle w:val="Compact"/>
-        <w:numPr>
-          <w:ilvl w:val="0"/>
-          <w:numId w:val="1076"/>
-        </w:numPr>
+        <w:numPr>
+          <w:ilvl w:val="0"/>
+          <w:numId w:val="1042"/>
+        </w:numPr>
+        <w:pStyle w:val="Compact"/>
       </w:pPr>
       <w:r>
         <w:t xml:space="preserve">Schülerfestival</w:t>
@@ -5493,11 +5493,11 @@
     </w:p>
     <w:p>
       <w:pPr>
-        <w:pStyle w:val="Compact"/>
-        <w:numPr>
-          <w:ilvl w:val="0"/>
-          <w:numId w:val="1076"/>
-        </w:numPr>
+        <w:numPr>
+          <w:ilvl w:val="0"/>
+          <w:numId w:val="1042"/>
+        </w:numPr>
+        <w:pStyle w:val="Compact"/>
       </w:pPr>
       <w:r>
         <w:t xml:space="preserve">Smartphone</w:t>
@@ -5505,11 +5505,11 @@
     </w:p>
     <w:p>
       <w:pPr>
-        <w:pStyle w:val="Compact"/>
-        <w:numPr>
-          <w:ilvl w:val="0"/>
-          <w:numId w:val="1076"/>
-        </w:numPr>
+        <w:numPr>
+          <w:ilvl w:val="0"/>
+          <w:numId w:val="1042"/>
+        </w:numPr>
+        <w:pStyle w:val="Compact"/>
       </w:pPr>
       <w:r>
         <w:t xml:space="preserve">Messenger</w:t>
@@ -5517,11 +5517,11 @@
     </w:p>
     <w:p>
       <w:pPr>
-        <w:pStyle w:val="Compact"/>
-        <w:numPr>
-          <w:ilvl w:val="0"/>
-          <w:numId w:val="1076"/>
-        </w:numPr>
+        <w:numPr>
+          <w:ilvl w:val="0"/>
+          <w:numId w:val="1042"/>
+        </w:numPr>
+        <w:pStyle w:val="Compact"/>
       </w:pPr>
       <w:r>
         <w:t xml:space="preserve">Streaming</w:t>
@@ -5529,11 +5529,11 @@
     </w:p>
     <w:p>
       <w:pPr>
-        <w:pStyle w:val="Compact"/>
-        <w:numPr>
-          <w:ilvl w:val="0"/>
-          <w:numId w:val="1076"/>
-        </w:numPr>
+        <w:numPr>
+          <w:ilvl w:val="0"/>
+          <w:numId w:val="1042"/>
+        </w:numPr>
+        <w:pStyle w:val="Compact"/>
       </w:pPr>
       <w:r>
         <w:t xml:space="preserve">Online-Shopping</w:t>
@@ -5541,11 +5541,11 @@
     </w:p>
     <w:p>
       <w:pPr>
-        <w:pStyle w:val="Compact"/>
-        <w:numPr>
-          <w:ilvl w:val="0"/>
-          <w:numId w:val="1076"/>
-        </w:numPr>
+        <w:numPr>
+          <w:ilvl w:val="0"/>
+          <w:numId w:val="1042"/>
+        </w:numPr>
+        <w:pStyle w:val="Compact"/>
       </w:pPr>
       <w:r>
         <w:t xml:space="preserve">Navigation</w:t>
@@ -5553,11 +5553,11 @@
     </w:p>
     <w:p>
       <w:pPr>
-        <w:pStyle w:val="Compact"/>
-        <w:numPr>
-          <w:ilvl w:val="0"/>
-          <w:numId w:val="1076"/>
-        </w:numPr>
+        <w:numPr>
+          <w:ilvl w:val="0"/>
+          <w:numId w:val="1042"/>
+        </w:numPr>
+        <w:pStyle w:val="Compact"/>
       </w:pPr>
       <w:r>
         <w:t xml:space="preserve">KI</w:t>
@@ -5570,8 +5570,8 @@
         </w:pict>
       </w:r>
     </w:p>
-    <w:bookmarkEnd w:id="84"/>
-    <w:bookmarkStart w:id="85" w:name="kompetenzorientierung"/>
+    <w:bookmarkEnd w:id="95"/>
+    <w:bookmarkStart w:id="96" w:name="kompetenzorientierung"/>
     <w:p>
       <w:pPr>
         <w:pStyle w:val="Heading1"/>
@@ -5598,11 +5598,11 @@
     </w:p>
     <w:p>
       <w:pPr>
-        <w:pStyle w:val="Compact"/>
-        <w:numPr>
-          <w:ilvl w:val="0"/>
-          <w:numId w:val="1077"/>
-        </w:numPr>
+        <w:numPr>
+          <w:ilvl w:val="0"/>
+          <w:numId w:val="1043"/>
+        </w:numPr>
+        <w:pStyle w:val="Compact"/>
       </w:pPr>
       <w:r>
         <w:t xml:space="preserve">Fachwissen</w:t>
@@ -5610,11 +5610,11 @@
     </w:p>
     <w:p>
       <w:pPr>
-        <w:pStyle w:val="Compact"/>
-        <w:numPr>
-          <w:ilvl w:val="0"/>
-          <w:numId w:val="1077"/>
-        </w:numPr>
+        <w:numPr>
+          <w:ilvl w:val="0"/>
+          <w:numId w:val="1043"/>
+        </w:numPr>
+        <w:pStyle w:val="Compact"/>
       </w:pPr>
       <w:r>
         <w:t xml:space="preserve">Problemlösen</w:t>
@@ -5622,11 +5622,11 @@
     </w:p>
     <w:p>
       <w:pPr>
-        <w:pStyle w:val="Compact"/>
-        <w:numPr>
-          <w:ilvl w:val="0"/>
-          <w:numId w:val="1077"/>
-        </w:numPr>
+        <w:numPr>
+          <w:ilvl w:val="0"/>
+          <w:numId w:val="1043"/>
+        </w:numPr>
+        <w:pStyle w:val="Compact"/>
       </w:pPr>
       <w:r>
         <w:t xml:space="preserve">Kommunikation</w:t>
@@ -5634,11 +5634,11 @@
     </w:p>
     <w:p>
       <w:pPr>
-        <w:pStyle w:val="Compact"/>
-        <w:numPr>
-          <w:ilvl w:val="0"/>
-          <w:numId w:val="1077"/>
-        </w:numPr>
+        <w:numPr>
+          <w:ilvl w:val="0"/>
+          <w:numId w:val="1043"/>
+        </w:numPr>
+        <w:pStyle w:val="Compact"/>
       </w:pPr>
       <w:r>
         <w:t xml:space="preserve">Bewertung</w:t>
@@ -5646,11 +5646,11 @@
     </w:p>
     <w:p>
       <w:pPr>
-        <w:pStyle w:val="Compact"/>
-        <w:numPr>
-          <w:ilvl w:val="0"/>
-          <w:numId w:val="1077"/>
-        </w:numPr>
+        <w:numPr>
+          <w:ilvl w:val="0"/>
+          <w:numId w:val="1043"/>
+        </w:numPr>
+        <w:pStyle w:val="Compact"/>
       </w:pPr>
       <w:r>
         <w:t xml:space="preserve">Modellieren</w:t>
@@ -5663,8 +5663,8 @@
         </w:pict>
       </w:r>
     </w:p>
-    <w:bookmarkEnd w:id="85"/>
-    <w:bookmarkStart w:id="86" w:name="medienbildung"/>
+    <w:bookmarkEnd w:id="96"/>
+    <w:bookmarkStart w:id="97" w:name="medienbildung"/>
     <w:p>
       <w:pPr>
         <w:pStyle w:val="Heading1"/>
@@ -5691,11 +5691,11 @@
     </w:p>
     <w:p>
       <w:pPr>
-        <w:pStyle w:val="Compact"/>
-        <w:numPr>
-          <w:ilvl w:val="0"/>
-          <w:numId w:val="1078"/>
-        </w:numPr>
+        <w:numPr>
+          <w:ilvl w:val="0"/>
+          <w:numId w:val="1044"/>
+        </w:numPr>
+        <w:pStyle w:val="Compact"/>
       </w:pPr>
       <w:r>
         <w:t xml:space="preserve">Suchmaschinen,</w:t>
@@ -5703,11 +5703,11 @@
     </w:p>
     <w:p>
       <w:pPr>
-        <w:pStyle w:val="Compact"/>
-        <w:numPr>
-          <w:ilvl w:val="0"/>
-          <w:numId w:val="1078"/>
-        </w:numPr>
+        <w:numPr>
+          <w:ilvl w:val="0"/>
+          <w:numId w:val="1044"/>
+        </w:numPr>
+        <w:pStyle w:val="Compact"/>
       </w:pPr>
       <w:r>
         <w:t xml:space="preserve">Datenbanken,</w:t>
@@ -5715,11 +5715,11 @@
     </w:p>
     <w:p>
       <w:pPr>
-        <w:pStyle w:val="Compact"/>
-        <w:numPr>
-          <w:ilvl w:val="0"/>
-          <w:numId w:val="1078"/>
-        </w:numPr>
+        <w:numPr>
+          <w:ilvl w:val="0"/>
+          <w:numId w:val="1044"/>
+        </w:numPr>
+        <w:pStyle w:val="Compact"/>
       </w:pPr>
       <w:r>
         <w:t xml:space="preserve">Tabellenkalkulation,</w:t>
@@ -5727,11 +5727,11 @@
     </w:p>
     <w:p>
       <w:pPr>
-        <w:pStyle w:val="Compact"/>
-        <w:numPr>
-          <w:ilvl w:val="0"/>
-          <w:numId w:val="1078"/>
-        </w:numPr>
+        <w:numPr>
+          <w:ilvl w:val="0"/>
+          <w:numId w:val="1044"/>
+        </w:numPr>
+        <w:pStyle w:val="Compact"/>
       </w:pPr>
       <w:r>
         <w:t xml:space="preserve">KI-Systemen,</w:t>
@@ -5739,11 +5739,11 @@
     </w:p>
     <w:p>
       <w:pPr>
-        <w:pStyle w:val="Compact"/>
-        <w:numPr>
-          <w:ilvl w:val="0"/>
-          <w:numId w:val="1078"/>
-        </w:numPr>
+        <w:numPr>
+          <w:ilvl w:val="0"/>
+          <w:numId w:val="1044"/>
+        </w:numPr>
+        <w:pStyle w:val="Compact"/>
       </w:pPr>
       <w:r>
         <w:t xml:space="preserve">Programmierung.</w:t>
@@ -5764,8 +5764,8 @@
         </w:pict>
       </w:r>
     </w:p>
-    <w:bookmarkEnd w:id="86"/>
-    <w:bookmarkStart w:id="87" w:name="ki"/>
+    <w:bookmarkEnd w:id="97"/>
+    <w:bookmarkStart w:id="98" w:name="ki"/>
     <w:p>
       <w:pPr>
         <w:pStyle w:val="Heading1"/>
@@ -5784,11 +5784,11 @@
     </w:p>
     <w:p>
       <w:pPr>
-        <w:pStyle w:val="Compact"/>
-        <w:numPr>
-          <w:ilvl w:val="0"/>
-          <w:numId w:val="1079"/>
-        </w:numPr>
+        <w:numPr>
+          <w:ilvl w:val="0"/>
+          <w:numId w:val="1045"/>
+        </w:numPr>
+        <w:pStyle w:val="Compact"/>
       </w:pPr>
       <w:r>
         <w:t xml:space="preserve">keine Produktwerbung,</w:t>
@@ -5796,11 +5796,11 @@
     </w:p>
     <w:p>
       <w:pPr>
-        <w:pStyle w:val="Compact"/>
-        <w:numPr>
-          <w:ilvl w:val="0"/>
-          <w:numId w:val="1079"/>
-        </w:numPr>
+        <w:numPr>
+          <w:ilvl w:val="0"/>
+          <w:numId w:val="1045"/>
+        </w:numPr>
+        <w:pStyle w:val="Compact"/>
       </w:pPr>
       <w:r>
         <w:t xml:space="preserve">mehrere Beispiele nennen,</w:t>
@@ -5808,11 +5808,11 @@
     </w:p>
     <w:p>
       <w:pPr>
-        <w:pStyle w:val="Compact"/>
-        <w:numPr>
-          <w:ilvl w:val="0"/>
-          <w:numId w:val="1079"/>
-        </w:numPr>
+        <w:numPr>
+          <w:ilvl w:val="0"/>
+          <w:numId w:val="1045"/>
+        </w:numPr>
+        <w:pStyle w:val="Compact"/>
       </w:pPr>
       <w:r>
         <w:t xml:space="preserve">Quellen kritisch prüfen,</w:t>
@@ -5820,11 +5820,11 @@
     </w:p>
     <w:p>
       <w:pPr>
-        <w:pStyle w:val="Compact"/>
-        <w:numPr>
-          <w:ilvl w:val="0"/>
-          <w:numId w:val="1079"/>
-        </w:numPr>
+        <w:numPr>
+          <w:ilvl w:val="0"/>
+          <w:numId w:val="1045"/>
+        </w:numPr>
+        <w:pStyle w:val="Compact"/>
       </w:pPr>
       <w:r>
         <w:t xml:space="preserve">Chancen und Grenzen darstellen,</w:t>
@@ -5832,11 +5832,11 @@
     </w:p>
     <w:p>
       <w:pPr>
-        <w:pStyle w:val="Compact"/>
-        <w:numPr>
-          <w:ilvl w:val="0"/>
-          <w:numId w:val="1079"/>
-        </w:numPr>
+        <w:numPr>
+          <w:ilvl w:val="0"/>
+          <w:numId w:val="1045"/>
+        </w:numPr>
+        <w:pStyle w:val="Compact"/>
       </w:pPr>
       <w:r>
         <w:t xml:space="preserve">Datenschutz berücksichtigen.</w:t>
@@ -5857,8 +5857,8 @@
         </w:pict>
       </w:r>
     </w:p>
-    <w:bookmarkEnd w:id="87"/>
-    <w:bookmarkStart w:id="88" w:name="bilder-2"/>
+    <w:bookmarkEnd w:id="98"/>
+    <w:bookmarkStart w:id="99" w:name="bilder-2"/>
     <w:p>
       <w:pPr>
         <w:pStyle w:val="Heading1"/>
@@ -5885,11 +5885,11 @@
     </w:p>
     <w:p>
       <w:pPr>
-        <w:pStyle w:val="Compact"/>
-        <w:numPr>
-          <w:ilvl w:val="0"/>
-          <w:numId w:val="1080"/>
-        </w:numPr>
+        <w:numPr>
+          <w:ilvl w:val="0"/>
+          <w:numId w:val="1046"/>
+        </w:numPr>
+        <w:pStyle w:val="Compact"/>
       </w:pPr>
       <w:r>
         <w:t xml:space="preserve">Informationen vermitteln,</w:t>
@@ -5897,11 +5897,11 @@
     </w:p>
     <w:p>
       <w:pPr>
-        <w:pStyle w:val="Compact"/>
-        <w:numPr>
-          <w:ilvl w:val="0"/>
-          <w:numId w:val="1080"/>
-        </w:numPr>
+        <w:numPr>
+          <w:ilvl w:val="0"/>
+          <w:numId w:val="1046"/>
+        </w:numPr>
+        <w:pStyle w:val="Compact"/>
       </w:pPr>
       <w:r>
         <w:t xml:space="preserve">keine Dekoration sein,</w:t>
@@ -5909,11 +5909,11 @@
     </w:p>
     <w:p>
       <w:pPr>
-        <w:pStyle w:val="Compact"/>
-        <w:numPr>
-          <w:ilvl w:val="0"/>
-          <w:numId w:val="1080"/>
-        </w:numPr>
+        <w:numPr>
+          <w:ilvl w:val="0"/>
+          <w:numId w:val="1046"/>
+        </w:numPr>
+        <w:pStyle w:val="Compact"/>
       </w:pPr>
       <w:r>
         <w:t xml:space="preserve">barrierearm gestaltet werden.</w:t>
@@ -5926,8 +5926,8 @@
         </w:pict>
       </w:r>
     </w:p>
-    <w:bookmarkEnd w:id="88"/>
-    <w:bookmarkStart w:id="89" w:name="präsentationen-1"/>
+    <w:bookmarkEnd w:id="99"/>
+    <w:bookmarkStart w:id="100" w:name="präsentationen-1"/>
     <w:p>
       <w:pPr>
         <w:pStyle w:val="Heading1"/>
@@ -5962,11 +5962,11 @@
     </w:p>
     <w:p>
       <w:pPr>
-        <w:pStyle w:val="Compact"/>
-        <w:numPr>
-          <w:ilvl w:val="0"/>
-          <w:numId w:val="1081"/>
-        </w:numPr>
+        <w:numPr>
+          <w:ilvl w:val="0"/>
+          <w:numId w:val="1047"/>
+        </w:numPr>
+        <w:pStyle w:val="Compact"/>
       </w:pPr>
       <w:r>
         <w:t xml:space="preserve">6 bis 10 Folien</w:t>
@@ -5974,11 +5974,11 @@
     </w:p>
     <w:p>
       <w:pPr>
-        <w:pStyle w:val="Compact"/>
-        <w:numPr>
-          <w:ilvl w:val="0"/>
-          <w:numId w:val="1081"/>
-        </w:numPr>
+        <w:numPr>
+          <w:ilvl w:val="0"/>
+          <w:numId w:val="1047"/>
+        </w:numPr>
+        <w:pStyle w:val="Compact"/>
       </w:pPr>
       <w:r>
         <w:t xml:space="preserve">große Schrift</w:t>
@@ -5986,11 +5986,11 @@
     </w:p>
     <w:p>
       <w:pPr>
-        <w:pStyle w:val="Compact"/>
-        <w:numPr>
-          <w:ilvl w:val="0"/>
-          <w:numId w:val="1081"/>
-        </w:numPr>
+        <w:numPr>
+          <w:ilvl w:val="0"/>
+          <w:numId w:val="1047"/>
+        </w:numPr>
+        <w:pStyle w:val="Compact"/>
       </w:pPr>
       <w:r>
         <w:t xml:space="preserve">wenig Text</w:t>
@@ -5998,11 +5998,11 @@
     </w:p>
     <w:p>
       <w:pPr>
-        <w:pStyle w:val="Compact"/>
-        <w:numPr>
-          <w:ilvl w:val="0"/>
-          <w:numId w:val="1081"/>
-        </w:numPr>
+        <w:numPr>
+          <w:ilvl w:val="0"/>
+          <w:numId w:val="1047"/>
+        </w:numPr>
+        <w:pStyle w:val="Compact"/>
       </w:pPr>
       <w:r>
         <w:t xml:space="preserve">viele Fragen</w:t>
@@ -6015,8 +6015,8 @@
         </w:pict>
       </w:r>
     </w:p>
-    <w:bookmarkEnd w:id="89"/>
-    <w:bookmarkStart w:id="90" w:name="lehrerband-2"/>
+    <w:bookmarkEnd w:id="100"/>
+    <w:bookmarkStart w:id="101" w:name="lehrerband-2"/>
     <w:p>
       <w:pPr>
         <w:pStyle w:val="Heading1"/>
@@ -6035,11 +6035,11 @@
     </w:p>
     <w:p>
       <w:pPr>
-        <w:pStyle w:val="Compact"/>
-        <w:numPr>
-          <w:ilvl w:val="0"/>
-          <w:numId w:val="1082"/>
-        </w:numPr>
+        <w:numPr>
+          <w:ilvl w:val="0"/>
+          <w:numId w:val="1048"/>
+        </w:numPr>
+        <w:pStyle w:val="Compact"/>
       </w:pPr>
       <w:r>
         <w:t xml:space="preserve">Lernziele</w:t>
@@ -6047,11 +6047,11 @@
     </w:p>
     <w:p>
       <w:pPr>
-        <w:pStyle w:val="Compact"/>
-        <w:numPr>
-          <w:ilvl w:val="0"/>
-          <w:numId w:val="1082"/>
-        </w:numPr>
+        <w:numPr>
+          <w:ilvl w:val="0"/>
+          <w:numId w:val="1048"/>
+        </w:numPr>
+        <w:pStyle w:val="Compact"/>
       </w:pPr>
       <w:r>
         <w:t xml:space="preserve">Kompetenzen</w:t>
@@ -6059,11 +6059,11 @@
     </w:p>
     <w:p>
       <w:pPr>
-        <w:pStyle w:val="Compact"/>
-        <w:numPr>
-          <w:ilvl w:val="0"/>
-          <w:numId w:val="1082"/>
-        </w:numPr>
+        <w:numPr>
+          <w:ilvl w:val="0"/>
+          <w:numId w:val="1048"/>
+        </w:numPr>
+        <w:pStyle w:val="Compact"/>
       </w:pPr>
       <w:r>
         <w:t xml:space="preserve">Unterrichtsablauf</w:t>
@@ -6071,11 +6071,11 @@
     </w:p>
     <w:p>
       <w:pPr>
-        <w:pStyle w:val="Compact"/>
-        <w:numPr>
-          <w:ilvl w:val="0"/>
-          <w:numId w:val="1082"/>
-        </w:numPr>
+        <w:numPr>
+          <w:ilvl w:val="0"/>
+          <w:numId w:val="1048"/>
+        </w:numPr>
+        <w:pStyle w:val="Compact"/>
       </w:pPr>
       <w:r>
         <w:t xml:space="preserve">Lösungen</w:t>
@@ -6083,11 +6083,11 @@
     </w:p>
     <w:p>
       <w:pPr>
-        <w:pStyle w:val="Compact"/>
-        <w:numPr>
-          <w:ilvl w:val="0"/>
-          <w:numId w:val="1082"/>
-        </w:numPr>
+        <w:numPr>
+          <w:ilvl w:val="0"/>
+          <w:numId w:val="1048"/>
+        </w:numPr>
+        <w:pStyle w:val="Compact"/>
       </w:pPr>
       <w:r>
         <w:t xml:space="preserve">Differenzierung</w:t>
@@ -6095,11 +6095,11 @@
     </w:p>
     <w:p>
       <w:pPr>
-        <w:pStyle w:val="Compact"/>
-        <w:numPr>
-          <w:ilvl w:val="0"/>
-          <w:numId w:val="1082"/>
-        </w:numPr>
+        <w:numPr>
+          <w:ilvl w:val="0"/>
+          <w:numId w:val="1048"/>
+        </w:numPr>
+        <w:pStyle w:val="Compact"/>
       </w:pPr>
       <w:r>
         <w:t xml:space="preserve">typische Fehlvorstellungen</w:t>
@@ -6112,8 +6112,8 @@
         </w:pict>
       </w:r>
     </w:p>
-    <w:bookmarkEnd w:id="90"/>
-    <w:bookmarkStart w:id="91" w:name="lösungen-1"/>
+    <w:bookmarkEnd w:id="101"/>
+    <w:bookmarkStart w:id="102" w:name="lösungen-1"/>
     <w:p>
       <w:pPr>
         <w:pStyle w:val="Heading1"/>
@@ -6132,11 +6132,11 @@
     </w:p>
     <w:p>
       <w:pPr>
-        <w:pStyle w:val="Compact"/>
-        <w:numPr>
-          <w:ilvl w:val="0"/>
-          <w:numId w:val="1083"/>
-        </w:numPr>
+        <w:numPr>
+          <w:ilvl w:val="0"/>
+          <w:numId w:val="1049"/>
+        </w:numPr>
+        <w:pStyle w:val="Compact"/>
       </w:pPr>
       <w:r>
         <w:t xml:space="preserve">Musterlösungen,</w:t>
@@ -6144,11 +6144,11 @@
     </w:p>
     <w:p>
       <w:pPr>
-        <w:pStyle w:val="Compact"/>
-        <w:numPr>
-          <w:ilvl w:val="0"/>
-          <w:numId w:val="1083"/>
-        </w:numPr>
+        <w:numPr>
+          <w:ilvl w:val="0"/>
+          <w:numId w:val="1049"/>
+        </w:numPr>
+        <w:pStyle w:val="Compact"/>
       </w:pPr>
       <w:r>
         <w:t xml:space="preserve">alternative Antworten,</w:t>
@@ -6156,11 +6156,11 @@
     </w:p>
     <w:p>
       <w:pPr>
-        <w:pStyle w:val="Compact"/>
-        <w:numPr>
-          <w:ilvl w:val="0"/>
-          <w:numId w:val="1083"/>
-        </w:numPr>
+        <w:numPr>
+          <w:ilvl w:val="0"/>
+          <w:numId w:val="1049"/>
+        </w:numPr>
+        <w:pStyle w:val="Compact"/>
       </w:pPr>
       <w:r>
         <w:t xml:space="preserve">mögliche Schülerformulierungen.</w:t>
@@ -6173,8 +6173,8 @@
         </w:pict>
       </w:r>
     </w:p>
-    <w:bookmarkEnd w:id="91"/>
-    <w:bookmarkStart w:id="92" w:name="dateibenennung"/>
+    <w:bookmarkEnd w:id="102"/>
+    <w:bookmarkStart w:id="103" w:name="dateibenennung"/>
     <w:p>
       <w:pPr>
         <w:pStyle w:val="Heading1"/>
@@ -6230,8 +6230,8 @@
         </w:pict>
       </w:r>
     </w:p>
-    <w:bookmarkEnd w:id="92"/>
-    <w:bookmarkStart w:id="93" w:name="markdown"/>
+    <w:bookmarkEnd w:id="103"/>
+    <w:bookmarkStart w:id="104" w:name="markdown"/>
     <w:p>
       <w:pPr>
         <w:pStyle w:val="Heading1"/>
@@ -6256,8 +6256,8 @@
         <w:t xml:space="preserve">Beispiele</w:t>
       </w:r>
     </w:p>
-    <w:bookmarkEnd w:id="93"/>
-    <w:bookmarkStart w:id="96" w:name="kapitel"/>
+    <w:bookmarkEnd w:id="104"/>
+    <w:bookmarkStart w:id="107" w:name="kapitel"/>
     <w:p>
       <w:pPr>
         <w:pStyle w:val="Heading1"/>
@@ -6266,7 +6266,7 @@
         <w:t xml:space="preserve">Kapitel</w:t>
       </w:r>
     </w:p>
-    <w:bookmarkStart w:id="95" w:name="aufgabe"/>
+    <w:bookmarkStart w:id="106" w:name="aufgabe"/>
     <w:p>
       <w:pPr>
         <w:pStyle w:val="Heading2"/>
@@ -6275,7 +6275,7 @@
         <w:t xml:space="preserve">Aufgabe</w:t>
       </w:r>
     </w:p>
-    <w:bookmarkStart w:id="94" w:name="merkkasten"/>
+    <w:bookmarkStart w:id="105" w:name="merkkasten"/>
     <w:p>
       <w:pPr>
         <w:pStyle w:val="Heading3"/>
@@ -6291,10 +6291,10 @@
         </w:pict>
       </w:r>
     </w:p>
-    <w:bookmarkEnd w:id="94"/>
-    <w:bookmarkEnd w:id="95"/>
-    <w:bookmarkEnd w:id="96"/>
-    <w:bookmarkStart w:id="97" w:name="lizenz"/>
+    <w:bookmarkEnd w:id="105"/>
+    <w:bookmarkEnd w:id="106"/>
+    <w:bookmarkEnd w:id="107"/>
+    <w:bookmarkStart w:id="108" w:name="lizenz"/>
     <w:p>
       <w:pPr>
         <w:pStyle w:val="Heading1"/>
@@ -6342,8 +6342,8 @@
         </w:pict>
       </w:r>
     </w:p>
-    <w:bookmarkEnd w:id="97"/>
-    <w:bookmarkStart w:id="98" w:name="qualitätssicherung"/>
+    <w:bookmarkEnd w:id="108"/>
+    <w:bookmarkStart w:id="109" w:name="qualitätssicherung"/>
     <w:p>
       <w:pPr>
         <w:pStyle w:val="Heading1"/>
@@ -6431,8 +6431,8 @@
         </w:pict>
       </w:r>
     </w:p>
-    <w:bookmarkEnd w:id="98"/>
-    <w:bookmarkStart w:id="99" w:name="langfristige-pflege"/>
+    <w:bookmarkEnd w:id="109"/>
+    <w:bookmarkStart w:id="110" w:name="langfristige-pflege"/>
     <w:p>
       <w:pPr>
         <w:pStyle w:val="Heading1"/>
@@ -6459,11 +6459,11 @@
     </w:p>
     <w:p>
       <w:pPr>
-        <w:pStyle w:val="Compact"/>
-        <w:numPr>
-          <w:ilvl w:val="0"/>
-          <w:numId w:val="1084"/>
-        </w:numPr>
+        <w:numPr>
+          <w:ilvl w:val="0"/>
+          <w:numId w:val="1050"/>
+        </w:numPr>
+        <w:pStyle w:val="Compact"/>
       </w:pPr>
       <w:r>
         <w:t xml:space="preserve">Begriffe erklärt,</w:t>
@@ -6471,11 +6471,11 @@
     </w:p>
     <w:p>
       <w:pPr>
-        <w:pStyle w:val="Compact"/>
-        <w:numPr>
-          <w:ilvl w:val="0"/>
-          <w:numId w:val="1084"/>
-        </w:numPr>
+        <w:numPr>
+          <w:ilvl w:val="0"/>
+          <w:numId w:val="1050"/>
+        </w:numPr>
+        <w:pStyle w:val="Compact"/>
       </w:pPr>
       <w:r>
         <w:t xml:space="preserve">Produkte nur als Beispiele verwendet,</w:t>
@@ -6483,11 +6483,11 @@
     </w:p>
     <w:p>
       <w:pPr>
-        <w:pStyle w:val="Compact"/>
-        <w:numPr>
-          <w:ilvl w:val="0"/>
-          <w:numId w:val="1084"/>
-        </w:numPr>
+        <w:numPr>
+          <w:ilvl w:val="0"/>
+          <w:numId w:val="1050"/>
+        </w:numPr>
+        <w:pStyle w:val="Compact"/>
       </w:pPr>
       <w:r>
         <w:t xml:space="preserve">Links regelmäßig überprüft.</w:t>
@@ -6501,8 +6501,8 @@
         <w:t xml:space="preserve">Das Repository soll langfristig aktuell bleiben.</w:t>
       </w:r>
     </w:p>
-    <w:bookmarkEnd w:id="99"/>
-    <w:bookmarkStart w:id="101" w:name="stilguide"/>
+    <w:bookmarkEnd w:id="110"/>
+    <w:bookmarkStart w:id="112" w:name="stilguide"/>
     <w:p>
       <w:pPr>
         <w:pStyle w:val="Heading1"/>
@@ -6511,7 +6511,7 @@
         <w:t xml:space="preserve">Stilguide</w:t>
       </w:r>
     </w:p>
-    <w:bookmarkStart w:id="100" w:name="Xde7bd51523982816cab1cc51e3f8bf4d0c90241"/>
+    <w:bookmarkStart w:id="111" w:name="Xde7bd51523982816cab1cc51e3f8bf4d0c90241"/>
     <w:p>
       <w:pPr>
         <w:pStyle w:val="Heading2"/>
@@ -6543,9 +6543,9 @@
         </w:pict>
       </w:r>
     </w:p>
-    <w:bookmarkEnd w:id="100"/>
-    <w:bookmarkEnd w:id="101"/>
-    <w:bookmarkStart w:id="106" w:name="sprache-3"/>
+    <w:bookmarkEnd w:id="111"/>
+    <w:bookmarkEnd w:id="112"/>
+    <w:bookmarkStart w:id="117" w:name="sprache-3"/>
     <w:p>
       <w:pPr>
         <w:pStyle w:val="Heading1"/>
@@ -6554,7 +6554,7 @@
         <w:t xml:space="preserve">1. Sprache</w:t>
       </w:r>
     </w:p>
-    <w:bookmarkStart w:id="102" w:name="zielgruppe"/>
+    <w:bookmarkStart w:id="113" w:name="zielgruppe"/>
     <w:p>
       <w:pPr>
         <w:pStyle w:val="Heading2"/>
@@ -6581,11 +6581,11 @@
     </w:p>
     <w:p>
       <w:pPr>
-        <w:pStyle w:val="Compact"/>
-        <w:numPr>
-          <w:ilvl w:val="0"/>
-          <w:numId w:val="1085"/>
-        </w:numPr>
+        <w:numPr>
+          <w:ilvl w:val="0"/>
+          <w:numId w:val="1051"/>
+        </w:numPr>
+        <w:pStyle w:val="Compact"/>
       </w:pPr>
       <w:r>
         <w:t xml:space="preserve">verständlich,</w:t>
@@ -6593,11 +6593,11 @@
     </w:p>
     <w:p>
       <w:pPr>
-        <w:pStyle w:val="Compact"/>
-        <w:numPr>
-          <w:ilvl w:val="0"/>
-          <w:numId w:val="1085"/>
-        </w:numPr>
+        <w:numPr>
+          <w:ilvl w:val="0"/>
+          <w:numId w:val="1051"/>
+        </w:numPr>
+        <w:pStyle w:val="Compact"/>
       </w:pPr>
       <w:r>
         <w:t xml:space="preserve">motivierend,</w:t>
@@ -6605,11 +6605,11 @@
     </w:p>
     <w:p>
       <w:pPr>
-        <w:pStyle w:val="Compact"/>
-        <w:numPr>
-          <w:ilvl w:val="0"/>
-          <w:numId w:val="1085"/>
-        </w:numPr>
+        <w:numPr>
+          <w:ilvl w:val="0"/>
+          <w:numId w:val="1051"/>
+        </w:numPr>
+        <w:pStyle w:val="Compact"/>
       </w:pPr>
       <w:r>
         <w:t xml:space="preserve">altersgerecht und</w:t>
@@ -6617,11 +6617,11 @@
     </w:p>
     <w:p>
       <w:pPr>
-        <w:pStyle w:val="Compact"/>
-        <w:numPr>
-          <w:ilvl w:val="0"/>
-          <w:numId w:val="1085"/>
-        </w:numPr>
+        <w:numPr>
+          <w:ilvl w:val="0"/>
+          <w:numId w:val="1051"/>
+        </w:numPr>
+        <w:pStyle w:val="Compact"/>
       </w:pPr>
       <w:r>
         <w:t xml:space="preserve">fachlich korrekt</w:t>
@@ -6642,8 +6642,8 @@
         </w:pict>
       </w:r>
     </w:p>
-    <w:bookmarkEnd w:id="102"/>
-    <w:bookmarkStart w:id="103" w:name="satzbau"/>
+    <w:bookmarkEnd w:id="113"/>
+    <w:bookmarkStart w:id="114" w:name="satzbau"/>
     <w:p>
       <w:pPr>
         <w:pStyle w:val="Heading2"/>
@@ -6662,11 +6662,11 @@
     </w:p>
     <w:p>
       <w:pPr>
-        <w:pStyle w:val="Compact"/>
-        <w:numPr>
-          <w:ilvl w:val="0"/>
-          <w:numId w:val="1086"/>
-        </w:numPr>
+        <w:numPr>
+          <w:ilvl w:val="0"/>
+          <w:numId w:val="1052"/>
+        </w:numPr>
+        <w:pStyle w:val="Compact"/>
       </w:pPr>
       <w:r>
         <w:t xml:space="preserve">kurze Sätze</w:t>
@@ -6674,11 +6674,11 @@
     </w:p>
     <w:p>
       <w:pPr>
-        <w:pStyle w:val="Compact"/>
-        <w:numPr>
-          <w:ilvl w:val="0"/>
-          <w:numId w:val="1086"/>
-        </w:numPr>
+        <w:numPr>
+          <w:ilvl w:val="0"/>
+          <w:numId w:val="1052"/>
+        </w:numPr>
+        <w:pStyle w:val="Compact"/>
       </w:pPr>
       <w:r>
         <w:t xml:space="preserve">aktive Formulierungen</w:t>
@@ -6686,11 +6686,11 @@
     </w:p>
     <w:p>
       <w:pPr>
-        <w:pStyle w:val="Compact"/>
-        <w:numPr>
-          <w:ilvl w:val="0"/>
-          <w:numId w:val="1086"/>
-        </w:numPr>
+        <w:numPr>
+          <w:ilvl w:val="0"/>
+          <w:numId w:val="1052"/>
+        </w:numPr>
+        <w:pStyle w:val="Compact"/>
       </w:pPr>
       <w:r>
         <w:t xml:space="preserve">klare Aussagen</w:t>
@@ -6735,8 +6735,8 @@
         </w:pict>
       </w:r>
     </w:p>
-    <w:bookmarkEnd w:id="103"/>
-    <w:bookmarkStart w:id="104" w:name="fachbegriffe-1"/>
+    <w:bookmarkEnd w:id="114"/>
+    <w:bookmarkStart w:id="115" w:name="fachbegriffe-1"/>
     <w:p>
       <w:pPr>
         <w:pStyle w:val="Heading2"/>
@@ -6755,11 +6755,11 @@
     </w:p>
     <w:p>
       <w:pPr>
-        <w:pStyle w:val="Compact"/>
-        <w:numPr>
-          <w:ilvl w:val="0"/>
-          <w:numId w:val="1087"/>
-        </w:numPr>
+        <w:numPr>
+          <w:ilvl w:val="0"/>
+          <w:numId w:val="1053"/>
+        </w:numPr>
+        <w:pStyle w:val="Compact"/>
       </w:pPr>
       <w:r>
         <w:t xml:space="preserve">hervorgehoben,</w:t>
@@ -6767,11 +6767,11 @@
     </w:p>
     <w:p>
       <w:pPr>
-        <w:pStyle w:val="Compact"/>
-        <w:numPr>
-          <w:ilvl w:val="0"/>
-          <w:numId w:val="1087"/>
-        </w:numPr>
+        <w:numPr>
+          <w:ilvl w:val="0"/>
+          <w:numId w:val="1053"/>
+        </w:numPr>
+        <w:pStyle w:val="Compact"/>
       </w:pPr>
       <w:r>
         <w:t xml:space="preserve">erklärt und</w:t>
@@ -6779,11 +6779,11 @@
     </w:p>
     <w:p>
       <w:pPr>
-        <w:pStyle w:val="Compact"/>
-        <w:numPr>
-          <w:ilvl w:val="0"/>
-          <w:numId w:val="1087"/>
-        </w:numPr>
+        <w:numPr>
+          <w:ilvl w:val="0"/>
+          <w:numId w:val="1053"/>
+        </w:numPr>
+        <w:pStyle w:val="Compact"/>
       </w:pPr>
       <w:r>
         <w:t xml:space="preserve">anschließend regelmäßig verwendet.</w:t>
@@ -6804,8 +6804,8 @@
         </w:pict>
       </w:r>
     </w:p>
-    <w:bookmarkEnd w:id="104"/>
-    <w:bookmarkStart w:id="105" w:name="ansprache"/>
+    <w:bookmarkEnd w:id="115"/>
+    <w:bookmarkStart w:id="116" w:name="ansprache"/>
     <w:p>
       <w:pPr>
         <w:pStyle w:val="Heading2"/>
@@ -6885,9 +6885,9 @@
         </w:pict>
       </w:r>
     </w:p>
-    <w:bookmarkEnd w:id="105"/>
-    <w:bookmarkEnd w:id="106"/>
-    <w:bookmarkStart w:id="107" w:name="kapitelaufbau"/>
+    <w:bookmarkEnd w:id="116"/>
+    <w:bookmarkEnd w:id="117"/>
+    <w:bookmarkStart w:id="118" w:name="kapitelaufbau"/>
     <w:p>
       <w:pPr>
         <w:pStyle w:val="Heading1"/>
@@ -6906,11 +6906,11 @@
     </w:p>
     <w:p>
       <w:pPr>
-        <w:pStyle w:val="Compact"/>
-        <w:numPr>
-          <w:ilvl w:val="0"/>
-          <w:numId w:val="1088"/>
-        </w:numPr>
+        <w:numPr>
+          <w:ilvl w:val="0"/>
+          <w:numId w:val="1054"/>
+        </w:numPr>
+        <w:pStyle w:val="Compact"/>
       </w:pPr>
       <w:r>
         <w:t xml:space="preserve">Einstieg</w:t>
@@ -6918,11 +6918,11 @@
     </w:p>
     <w:p>
       <w:pPr>
-        <w:pStyle w:val="Compact"/>
-        <w:numPr>
-          <w:ilvl w:val="0"/>
-          <w:numId w:val="1088"/>
-        </w:numPr>
+        <w:numPr>
+          <w:ilvl w:val="0"/>
+          <w:numId w:val="1054"/>
+        </w:numPr>
+        <w:pStyle w:val="Compact"/>
       </w:pPr>
       <w:r>
         <w:t xml:space="preserve">Alltagssituation</w:t>
@@ -6930,11 +6930,11 @@
     </w:p>
     <w:p>
       <w:pPr>
-        <w:pStyle w:val="Compact"/>
-        <w:numPr>
-          <w:ilvl w:val="0"/>
-          <w:numId w:val="1088"/>
-        </w:numPr>
+        <w:numPr>
+          <w:ilvl w:val="0"/>
+          <w:numId w:val="1054"/>
+        </w:numPr>
+        <w:pStyle w:val="Compact"/>
       </w:pPr>
       <w:r>
         <w:t xml:space="preserve">Leitfrage</w:t>
@@ -6942,11 +6942,11 @@
     </w:p>
     <w:p>
       <w:pPr>
-        <w:pStyle w:val="Compact"/>
-        <w:numPr>
-          <w:ilvl w:val="0"/>
-          <w:numId w:val="1088"/>
-        </w:numPr>
+        <w:numPr>
+          <w:ilvl w:val="0"/>
+          <w:numId w:val="1054"/>
+        </w:numPr>
+        <w:pStyle w:val="Compact"/>
       </w:pPr>
       <w:r>
         <w:t xml:space="preserve">Erarbeitung</w:t>
@@ -6954,11 +6954,11 @@
     </w:p>
     <w:p>
       <w:pPr>
-        <w:pStyle w:val="Compact"/>
-        <w:numPr>
-          <w:ilvl w:val="0"/>
-          <w:numId w:val="1088"/>
-        </w:numPr>
+        <w:numPr>
+          <w:ilvl w:val="0"/>
+          <w:numId w:val="1054"/>
+        </w:numPr>
+        <w:pStyle w:val="Compact"/>
       </w:pPr>
       <w:r>
         <w:t xml:space="preserve">Erklärung</w:t>
@@ -6966,11 +6966,11 @@
     </w:p>
     <w:p>
       <w:pPr>
-        <w:pStyle w:val="Compact"/>
-        <w:numPr>
-          <w:ilvl w:val="0"/>
-          <w:numId w:val="1088"/>
-        </w:numPr>
+        <w:numPr>
+          <w:ilvl w:val="0"/>
+          <w:numId w:val="1054"/>
+        </w:numPr>
+        <w:pStyle w:val="Compact"/>
       </w:pPr>
       <w:r>
         <w:t xml:space="preserve">Merkkasten</w:t>
@@ -6978,11 +6978,11 @@
     </w:p>
     <w:p>
       <w:pPr>
-        <w:pStyle w:val="Compact"/>
-        <w:numPr>
-          <w:ilvl w:val="0"/>
-          <w:numId w:val="1088"/>
-        </w:numPr>
+        <w:numPr>
+          <w:ilvl w:val="0"/>
+          <w:numId w:val="1054"/>
+        </w:numPr>
+        <w:pStyle w:val="Compact"/>
       </w:pPr>
       <w:r>
         <w:t xml:space="preserve">Beispiele</w:t>
@@ -6990,11 +6990,11 @@
     </w:p>
     <w:p>
       <w:pPr>
-        <w:pStyle w:val="Compact"/>
-        <w:numPr>
-          <w:ilvl w:val="0"/>
-          <w:numId w:val="1088"/>
-        </w:numPr>
+        <w:numPr>
+          <w:ilvl w:val="0"/>
+          <w:numId w:val="1054"/>
+        </w:numPr>
+        <w:pStyle w:val="Compact"/>
       </w:pPr>
       <w:r>
         <w:t xml:space="preserve">Übungen</w:t>
@@ -7002,11 +7002,11 @@
     </w:p>
     <w:p>
       <w:pPr>
-        <w:pStyle w:val="Compact"/>
-        <w:numPr>
-          <w:ilvl w:val="0"/>
-          <w:numId w:val="1088"/>
-        </w:numPr>
+        <w:numPr>
+          <w:ilvl w:val="0"/>
+          <w:numId w:val="1054"/>
+        </w:numPr>
+        <w:pStyle w:val="Compact"/>
       </w:pPr>
       <w:r>
         <w:t xml:space="preserve">Transfer</w:t>
@@ -7014,11 +7014,11 @@
     </w:p>
     <w:p>
       <w:pPr>
-        <w:pStyle w:val="Compact"/>
-        <w:numPr>
-          <w:ilvl w:val="0"/>
-          <w:numId w:val="1088"/>
-        </w:numPr>
+        <w:numPr>
+          <w:ilvl w:val="0"/>
+          <w:numId w:val="1054"/>
+        </w:numPr>
+        <w:pStyle w:val="Compact"/>
       </w:pPr>
       <w:r>
         <w:t xml:space="preserve">Zusammenfassung</w:t>
@@ -7026,11 +7026,11 @@
     </w:p>
     <w:p>
       <w:pPr>
-        <w:pStyle w:val="Compact"/>
-        <w:numPr>
-          <w:ilvl w:val="0"/>
-          <w:numId w:val="1088"/>
-        </w:numPr>
+        <w:numPr>
+          <w:ilvl w:val="0"/>
+          <w:numId w:val="1054"/>
+        </w:numPr>
+        <w:pStyle w:val="Compact"/>
       </w:pPr>
       <w:r>
         <w:t xml:space="preserve">Kompetenzcheck</w:t>
@@ -7038,11 +7038,11 @@
     </w:p>
     <w:p>
       <w:pPr>
-        <w:pStyle w:val="Compact"/>
-        <w:numPr>
-          <w:ilvl w:val="0"/>
-          <w:numId w:val="1088"/>
-        </w:numPr>
+        <w:numPr>
+          <w:ilvl w:val="0"/>
+          <w:numId w:val="1054"/>
+        </w:numPr>
+        <w:pStyle w:val="Compact"/>
       </w:pPr>
       <w:r>
         <w:t xml:space="preserve">Quellen</w:t>
@@ -7055,8 +7055,8 @@
         </w:pict>
       </w:r>
     </w:p>
-    <w:bookmarkEnd w:id="107"/>
-    <w:bookmarkStart w:id="109" w:name="überschriften"/>
+    <w:bookmarkEnd w:id="118"/>
+    <w:bookmarkStart w:id="120" w:name="überschriften"/>
     <w:p>
       <w:pPr>
         <w:pStyle w:val="Heading1"/>
@@ -7065,7 +7065,7 @@
         <w:t xml:space="preserve">3. Überschriften</w:t>
       </w:r>
     </w:p>
-    <w:bookmarkStart w:id="108" w:name="kapitel-1"/>
+    <w:bookmarkStart w:id="119" w:name="kapitel-1"/>
     <w:p>
       <w:pPr>
         <w:pStyle w:val="Heading2"/>
@@ -7074,9 +7074,9 @@
         <w:t xml:space="preserve">Kapitel</w:t>
       </w:r>
     </w:p>
-    <w:bookmarkEnd w:id="108"/>
-    <w:bookmarkEnd w:id="109"/>
-    <w:bookmarkStart w:id="114" w:name="kapitel-1-daten-und-informationen"/>
+    <w:bookmarkEnd w:id="119"/>
+    <w:bookmarkEnd w:id="120"/>
+    <w:bookmarkStart w:id="125" w:name="kapitel-1-daten-und-informationen"/>
     <w:p>
       <w:pPr>
         <w:pStyle w:val="Heading1"/>
@@ -7092,7 +7092,7 @@
         </w:pict>
       </w:r>
     </w:p>
-    <w:bookmarkStart w:id="110" w:name="abschnitt"/>
+    <w:bookmarkStart w:id="121" w:name="abschnitt"/>
     <w:p>
       <w:pPr>
         <w:pStyle w:val="Heading2"/>
@@ -7101,8 +7101,8 @@
         <w:t xml:space="preserve">Abschnitt</w:t>
       </w:r>
     </w:p>
-    <w:bookmarkEnd w:id="110"/>
-    <w:bookmarkStart w:id="111" w:name="daten-im-alltag"/>
+    <w:bookmarkEnd w:id="121"/>
+    <w:bookmarkStart w:id="122" w:name="daten-im-alltag"/>
     <w:p>
       <w:pPr>
         <w:pStyle w:val="Heading2"/>
@@ -7118,8 +7118,8 @@
         </w:pict>
       </w:r>
     </w:p>
-    <w:bookmarkEnd w:id="111"/>
-    <w:bookmarkStart w:id="113" w:name="unterabschnitt"/>
+    <w:bookmarkEnd w:id="122"/>
+    <w:bookmarkStart w:id="124" w:name="unterabschnitt"/>
     <w:p>
       <w:pPr>
         <w:pStyle w:val="Heading2"/>
@@ -7128,7 +7128,7 @@
         <w:t xml:space="preserve">Unterabschnitt</w:t>
       </w:r>
     </w:p>
-    <w:bookmarkStart w:id="112" w:name="aufgabe-3"/>
+    <w:bookmarkStart w:id="123" w:name="aufgabe-3"/>
     <w:p>
       <w:pPr>
         <w:pStyle w:val="Heading3"/>
@@ -7144,10 +7144,10 @@
         </w:pict>
       </w:r>
     </w:p>
-    <w:bookmarkEnd w:id="112"/>
-    <w:bookmarkEnd w:id="113"/>
-    <w:bookmarkEnd w:id="114"/>
-    <w:bookmarkStart w:id="115" w:name="merkkästen"/>
+    <w:bookmarkEnd w:id="123"/>
+    <w:bookmarkEnd w:id="124"/>
+    <w:bookmarkEnd w:id="125"/>
+    <w:bookmarkStart w:id="126" w:name="merkkästen"/>
     <w:p>
       <w:pPr>
         <w:pStyle w:val="Heading1"/>
@@ -7186,8 +7186,8 @@
       </w:pPr>
       <w:r>
         <w:rPr>
+          <w:bCs/>
           <w:b/>
-          <w:bCs/>
         </w:rPr>
         <w:t xml:space="preserve">Merke</w:t>
       </w:r>
@@ -7207,8 +7207,8 @@
         </w:pict>
       </w:r>
     </w:p>
-    <w:bookmarkEnd w:id="115"/>
-    <w:bookmarkStart w:id="116" w:name="alltagssituationen"/>
+    <w:bookmarkEnd w:id="126"/>
+    <w:bookmarkStart w:id="127" w:name="alltagssituationen"/>
     <w:p>
       <w:pPr>
         <w:pStyle w:val="Heading1"/>
@@ -7235,11 +7235,11 @@
     </w:p>
     <w:p>
       <w:pPr>
-        <w:pStyle w:val="Compact"/>
-        <w:numPr>
-          <w:ilvl w:val="0"/>
-          <w:numId w:val="1089"/>
-        </w:numPr>
+        <w:numPr>
+          <w:ilvl w:val="0"/>
+          <w:numId w:val="1055"/>
+        </w:numPr>
+        <w:pStyle w:val="Compact"/>
       </w:pPr>
       <w:r>
         <w:t xml:space="preserve">Bushaltestelle</w:t>
@@ -7247,11 +7247,11 @@
     </w:p>
     <w:p>
       <w:pPr>
-        <w:pStyle w:val="Compact"/>
-        <w:numPr>
-          <w:ilvl w:val="0"/>
-          <w:numId w:val="1089"/>
-        </w:numPr>
+        <w:numPr>
+          <w:ilvl w:val="0"/>
+          <w:numId w:val="1055"/>
+        </w:numPr>
+        <w:pStyle w:val="Compact"/>
       </w:pPr>
       <w:r>
         <w:t xml:space="preserve">Bahnhof</w:t>
@@ -7259,11 +7259,11 @@
     </w:p>
     <w:p>
       <w:pPr>
-        <w:pStyle w:val="Compact"/>
-        <w:numPr>
-          <w:ilvl w:val="0"/>
-          <w:numId w:val="1089"/>
-        </w:numPr>
+        <w:numPr>
+          <w:ilvl w:val="0"/>
+          <w:numId w:val="1055"/>
+        </w:numPr>
+        <w:pStyle w:val="Compact"/>
       </w:pPr>
       <w:r>
         <w:t xml:space="preserve">Wetter</w:t>
@@ -7271,11 +7271,11 @@
     </w:p>
     <w:p>
       <w:pPr>
-        <w:pStyle w:val="Compact"/>
-        <w:numPr>
-          <w:ilvl w:val="0"/>
-          <w:numId w:val="1089"/>
-        </w:numPr>
+        <w:numPr>
+          <w:ilvl w:val="0"/>
+          <w:numId w:val="1055"/>
+        </w:numPr>
+        <w:pStyle w:val="Compact"/>
       </w:pPr>
       <w:r>
         <w:t xml:space="preserve">Smartphone</w:t>
@@ -7283,11 +7283,11 @@
     </w:p>
     <w:p>
       <w:pPr>
-        <w:pStyle w:val="Compact"/>
-        <w:numPr>
-          <w:ilvl w:val="0"/>
-          <w:numId w:val="1089"/>
-        </w:numPr>
+        <w:numPr>
+          <w:ilvl w:val="0"/>
+          <w:numId w:val="1055"/>
+        </w:numPr>
+        <w:pStyle w:val="Compact"/>
       </w:pPr>
       <w:r>
         <w:t xml:space="preserve">Online-Shop</w:t>
@@ -7295,11 +7295,11 @@
     </w:p>
     <w:p>
       <w:pPr>
-        <w:pStyle w:val="Compact"/>
-        <w:numPr>
-          <w:ilvl w:val="0"/>
-          <w:numId w:val="1089"/>
-        </w:numPr>
+        <w:numPr>
+          <w:ilvl w:val="0"/>
+          <w:numId w:val="1055"/>
+        </w:numPr>
+        <w:pStyle w:val="Compact"/>
       </w:pPr>
       <w:r>
         <w:t xml:space="preserve">Feuerwehr</w:t>
@@ -7307,11 +7307,11 @@
     </w:p>
     <w:p>
       <w:pPr>
-        <w:pStyle w:val="Compact"/>
-        <w:numPr>
-          <w:ilvl w:val="0"/>
-          <w:numId w:val="1089"/>
-        </w:numPr>
+        <w:numPr>
+          <w:ilvl w:val="0"/>
+          <w:numId w:val="1055"/>
+        </w:numPr>
+        <w:pStyle w:val="Compact"/>
       </w:pPr>
       <w:r>
         <w:t xml:space="preserve">Krankenhaus</w:t>
@@ -7319,11 +7319,11 @@
     </w:p>
     <w:p>
       <w:pPr>
-        <w:pStyle w:val="Compact"/>
-        <w:numPr>
-          <w:ilvl w:val="0"/>
-          <w:numId w:val="1089"/>
-        </w:numPr>
+        <w:numPr>
+          <w:ilvl w:val="0"/>
+          <w:numId w:val="1055"/>
+        </w:numPr>
+        <w:pStyle w:val="Compact"/>
       </w:pPr>
       <w:r>
         <w:t xml:space="preserve">Sport</w:t>
@@ -7331,11 +7331,11 @@
     </w:p>
     <w:p>
       <w:pPr>
-        <w:pStyle w:val="Compact"/>
-        <w:numPr>
-          <w:ilvl w:val="0"/>
-          <w:numId w:val="1089"/>
-        </w:numPr>
+        <w:numPr>
+          <w:ilvl w:val="0"/>
+          <w:numId w:val="1055"/>
+        </w:numPr>
+        <w:pStyle w:val="Compact"/>
       </w:pPr>
       <w:r>
         <w:t xml:space="preserve">Schule</w:t>
@@ -7343,11 +7343,11 @@
     </w:p>
     <w:p>
       <w:pPr>
-        <w:pStyle w:val="Compact"/>
-        <w:numPr>
-          <w:ilvl w:val="0"/>
-          <w:numId w:val="1089"/>
-        </w:numPr>
+        <w:numPr>
+          <w:ilvl w:val="0"/>
+          <w:numId w:val="1055"/>
+        </w:numPr>
+        <w:pStyle w:val="Compact"/>
       </w:pPr>
       <w:r>
         <w:t xml:space="preserve">Navigationsgerät</w:t>
@@ -7360,8 +7360,8 @@
         </w:pict>
       </w:r>
     </w:p>
-    <w:bookmarkEnd w:id="116"/>
-    <w:bookmarkStart w:id="117" w:name="beispiele-1"/>
+    <w:bookmarkEnd w:id="127"/>
+    <w:bookmarkStart w:id="128" w:name="beispiele-1"/>
     <w:p>
       <w:pPr>
         <w:pStyle w:val="Heading1"/>
@@ -7380,11 +7380,11 @@
     </w:p>
     <w:p>
       <w:pPr>
-        <w:pStyle w:val="Compact"/>
-        <w:numPr>
-          <w:ilvl w:val="0"/>
-          <w:numId w:val="1090"/>
-        </w:numPr>
+        <w:numPr>
+          <w:ilvl w:val="0"/>
+          <w:numId w:val="1056"/>
+        </w:numPr>
+        <w:pStyle w:val="Compact"/>
       </w:pPr>
       <w:r>
         <w:t xml:space="preserve">realistisch,</w:t>
@@ -7392,11 +7392,11 @@
     </w:p>
     <w:p>
       <w:pPr>
-        <w:pStyle w:val="Compact"/>
-        <w:numPr>
-          <w:ilvl w:val="0"/>
-          <w:numId w:val="1090"/>
-        </w:numPr>
+        <w:numPr>
+          <w:ilvl w:val="0"/>
+          <w:numId w:val="1056"/>
+        </w:numPr>
+        <w:pStyle w:val="Compact"/>
       </w:pPr>
       <w:r>
         <w:t xml:space="preserve">aktuell,</w:t>
@@ -7404,11 +7404,11 @@
     </w:p>
     <w:p>
       <w:pPr>
-        <w:pStyle w:val="Compact"/>
-        <w:numPr>
-          <w:ilvl w:val="0"/>
-          <w:numId w:val="1090"/>
-        </w:numPr>
+        <w:numPr>
+          <w:ilvl w:val="0"/>
+          <w:numId w:val="1056"/>
+        </w:numPr>
+        <w:pStyle w:val="Compact"/>
       </w:pPr>
       <w:r>
         <w:t xml:space="preserve">nachvollziehbar</w:t>
@@ -7437,8 +7437,8 @@
         </w:pict>
       </w:r>
     </w:p>
-    <w:bookmarkEnd w:id="117"/>
-    <w:bookmarkStart w:id="118" w:name="aufgaben-2"/>
+    <w:bookmarkEnd w:id="128"/>
+    <w:bookmarkStart w:id="129" w:name="aufgaben-2"/>
     <w:p>
       <w:pPr>
         <w:pStyle w:val="Heading1"/>
@@ -7465,11 +7465,11 @@
     </w:p>
     <w:p>
       <w:pPr>
-        <w:pStyle w:val="Compact"/>
-        <w:numPr>
-          <w:ilvl w:val="0"/>
-          <w:numId w:val="1091"/>
-        </w:numPr>
+        <w:numPr>
+          <w:ilvl w:val="0"/>
+          <w:numId w:val="1057"/>
+        </w:numPr>
+        <w:pStyle w:val="Compact"/>
       </w:pPr>
       <w:r>
         <w:t xml:space="preserve">beobachten</w:t>
@@ -7477,11 +7477,11 @@
     </w:p>
     <w:p>
       <w:pPr>
-        <w:pStyle w:val="Compact"/>
-        <w:numPr>
-          <w:ilvl w:val="0"/>
-          <w:numId w:val="1091"/>
-        </w:numPr>
+        <w:numPr>
+          <w:ilvl w:val="0"/>
+          <w:numId w:val="1057"/>
+        </w:numPr>
+        <w:pStyle w:val="Compact"/>
       </w:pPr>
       <w:r>
         <w:t xml:space="preserve">beschreiben</w:t>
@@ -7489,11 +7489,11 @@
     </w:p>
     <w:p>
       <w:pPr>
-        <w:pStyle w:val="Compact"/>
-        <w:numPr>
-          <w:ilvl w:val="0"/>
-          <w:numId w:val="1091"/>
-        </w:numPr>
+        <w:numPr>
+          <w:ilvl w:val="0"/>
+          <w:numId w:val="1057"/>
+        </w:numPr>
+        <w:pStyle w:val="Compact"/>
       </w:pPr>
       <w:r>
         <w:t xml:space="preserve">erklären</w:t>
@@ -7501,11 +7501,11 @@
     </w:p>
     <w:p>
       <w:pPr>
-        <w:pStyle w:val="Compact"/>
-        <w:numPr>
-          <w:ilvl w:val="0"/>
-          <w:numId w:val="1091"/>
-        </w:numPr>
+        <w:numPr>
+          <w:ilvl w:val="0"/>
+          <w:numId w:val="1057"/>
+        </w:numPr>
+        <w:pStyle w:val="Compact"/>
       </w:pPr>
       <w:r>
         <w:t xml:space="preserve">vergleichen</w:t>
@@ -7513,11 +7513,11 @@
     </w:p>
     <w:p>
       <w:pPr>
-        <w:pStyle w:val="Compact"/>
-        <w:numPr>
-          <w:ilvl w:val="0"/>
-          <w:numId w:val="1091"/>
-        </w:numPr>
+        <w:numPr>
+          <w:ilvl w:val="0"/>
+          <w:numId w:val="1057"/>
+        </w:numPr>
+        <w:pStyle w:val="Compact"/>
       </w:pPr>
       <w:r>
         <w:t xml:space="preserve">begründen</w:t>
@@ -7525,11 +7525,11 @@
     </w:p>
     <w:p>
       <w:pPr>
-        <w:pStyle w:val="Compact"/>
-        <w:numPr>
-          <w:ilvl w:val="0"/>
-          <w:numId w:val="1091"/>
-        </w:numPr>
+        <w:numPr>
+          <w:ilvl w:val="0"/>
+          <w:numId w:val="1057"/>
+        </w:numPr>
+        <w:pStyle w:val="Compact"/>
       </w:pPr>
       <w:r>
         <w:t xml:space="preserve">diskutieren</w:t>
@@ -7537,11 +7537,11 @@
     </w:p>
     <w:p>
       <w:pPr>
-        <w:pStyle w:val="Compact"/>
-        <w:numPr>
-          <w:ilvl w:val="0"/>
-          <w:numId w:val="1091"/>
-        </w:numPr>
+        <w:numPr>
+          <w:ilvl w:val="0"/>
+          <w:numId w:val="1057"/>
+        </w:numPr>
+        <w:pStyle w:val="Compact"/>
       </w:pPr>
       <w:r>
         <w:t xml:space="preserve">recherchieren</w:t>
@@ -7549,11 +7549,11 @@
     </w:p>
     <w:p>
       <w:pPr>
-        <w:pStyle w:val="Compact"/>
-        <w:numPr>
-          <w:ilvl w:val="0"/>
-          <w:numId w:val="1091"/>
-        </w:numPr>
+        <w:numPr>
+          <w:ilvl w:val="0"/>
+          <w:numId w:val="1057"/>
+        </w:numPr>
+        <w:pStyle w:val="Compact"/>
       </w:pPr>
       <w:r>
         <w:t xml:space="preserve">entwickeln</w:t>
@@ -7561,11 +7561,11 @@
     </w:p>
     <w:p>
       <w:pPr>
-        <w:pStyle w:val="Compact"/>
-        <w:numPr>
-          <w:ilvl w:val="0"/>
-          <w:numId w:val="1091"/>
-        </w:numPr>
+        <w:numPr>
+          <w:ilvl w:val="0"/>
+          <w:numId w:val="1057"/>
+        </w:numPr>
+        <w:pStyle w:val="Compact"/>
       </w:pPr>
       <w:r>
         <w:t xml:space="preserve">programmieren</w:t>
@@ -7573,11 +7573,11 @@
     </w:p>
     <w:p>
       <w:pPr>
-        <w:pStyle w:val="Compact"/>
-        <w:numPr>
-          <w:ilvl w:val="0"/>
-          <w:numId w:val="1091"/>
-        </w:numPr>
+        <w:numPr>
+          <w:ilvl w:val="0"/>
+          <w:numId w:val="1057"/>
+        </w:numPr>
+        <w:pStyle w:val="Compact"/>
       </w:pPr>
       <w:r>
         <w:t xml:space="preserve">testen</w:t>
@@ -7585,11 +7585,11 @@
     </w:p>
     <w:p>
       <w:pPr>
-        <w:pStyle w:val="Compact"/>
-        <w:numPr>
-          <w:ilvl w:val="0"/>
-          <w:numId w:val="1091"/>
-        </w:numPr>
+        <w:numPr>
+          <w:ilvl w:val="0"/>
+          <w:numId w:val="1057"/>
+        </w:numPr>
+        <w:pStyle w:val="Compact"/>
       </w:pPr>
       <w:r>
         <w:t xml:space="preserve">reflektieren</w:t>
@@ -7597,11 +7597,11 @@
     </w:p>
     <w:p>
       <w:pPr>
-        <w:pStyle w:val="Compact"/>
-        <w:numPr>
-          <w:ilvl w:val="0"/>
-          <w:numId w:val="1091"/>
-        </w:numPr>
+        <w:numPr>
+          <w:ilvl w:val="0"/>
+          <w:numId w:val="1057"/>
+        </w:numPr>
+        <w:pStyle w:val="Compact"/>
       </w:pPr>
       <w:r>
         <w:t xml:space="preserve">bewerten</w:t>
@@ -7622,8 +7622,8 @@
         </w:pict>
       </w:r>
     </w:p>
-    <w:bookmarkEnd w:id="118"/>
-    <w:bookmarkStart w:id="119" w:name="bilder-3"/>
+    <w:bookmarkEnd w:id="129"/>
+    <w:bookmarkStart w:id="130" w:name="bilder-3"/>
     <w:p>
       <w:pPr>
         <w:pStyle w:val="Heading1"/>
@@ -7663,8 +7663,8 @@
         </w:pict>
       </w:r>
     </w:p>
-    <w:bookmarkEnd w:id="119"/>
-    <w:bookmarkStart w:id="120" w:name="tabellen"/>
+    <w:bookmarkEnd w:id="130"/>
+    <w:bookmarkStart w:id="131" w:name="tabellen"/>
     <w:p>
       <w:pPr>
         <w:pStyle w:val="Heading1"/>
@@ -7704,8 +7704,8 @@
         </w:pict>
       </w:r>
     </w:p>
-    <w:bookmarkEnd w:id="120"/>
-    <w:bookmarkStart w:id="121" w:name="symbole"/>
+    <w:bookmarkEnd w:id="131"/>
+    <w:bookmarkStart w:id="132" w:name="symbole"/>
     <w:p>
       <w:pPr>
         <w:pStyle w:val="Heading1"/>
@@ -7727,6 +7727,7 @@
         <w:tblStyle w:val="Table"/>
         <w:tblW w:type="auto" w:w="0"/>
         <w:tblLook w:firstRow="1" w:lastRow="0" w:firstColumn="0" w:lastColumn="0" w:noHBand="0" w:noVBand="0" w:val="0020"/>
+        <w:jc w:val="start"/>
       </w:tblPr>
       <w:tblGrid>
         <w:gridCol w:w="3960"/>
@@ -7734,13 +7735,14 @@
       </w:tblGrid>
       <w:tr>
         <w:trPr>
-          <w:tblHeader w:val="on"/>
+          <w:tblHeader w:val="true"/>
         </w:trPr>
         <w:tc>
           <w:tcPr/>
           <w:p>
             <w:pPr>
               <w:pStyle w:val="Compact"/>
+              <w:jc w:val="left"/>
             </w:pPr>
             <w:r>
               <w:t xml:space="preserve">Symbol</w:t>
@@ -7752,6 +7754,7 @@
           <w:p>
             <w:pPr>
               <w:pStyle w:val="Compact"/>
+              <w:jc w:val="left"/>
             </w:pPr>
             <w:r>
               <w:t xml:space="preserve">Bedeutung</w:t>
@@ -7765,6 +7768,7 @@
           <w:p>
             <w:pPr>
               <w:pStyle w:val="Compact"/>
+              <w:jc w:val="left"/>
             </w:pPr>
             <w:r>
               <w:t xml:space="preserve">💡</w:t>
@@ -7776,6 +7780,7 @@
           <w:p>
             <w:pPr>
               <w:pStyle w:val="Compact"/>
+              <w:jc w:val="left"/>
             </w:pPr>
             <w:r>
               <w:t xml:space="preserve">Merke</w:t>
@@ -7789,6 +7794,7 @@
           <w:p>
             <w:pPr>
               <w:pStyle w:val="Compact"/>
+              <w:jc w:val="left"/>
             </w:pPr>
             <w:r>
               <w:t xml:space="preserve">🔍</w:t>
@@ -7800,6 +7806,7 @@
           <w:p>
             <w:pPr>
               <w:pStyle w:val="Compact"/>
+              <w:jc w:val="left"/>
             </w:pPr>
             <w:r>
               <w:t xml:space="preserve">Entdecken</w:t>
@@ -7813,6 +7820,7 @@
           <w:p>
             <w:pPr>
               <w:pStyle w:val="Compact"/>
+              <w:jc w:val="left"/>
             </w:pPr>
             <w:r>
               <w:t xml:space="preserve">🤝</w:t>
@@ -7824,6 +7832,7 @@
           <w:p>
             <w:pPr>
               <w:pStyle w:val="Compact"/>
+              <w:jc w:val="left"/>
             </w:pPr>
             <w:r>
               <w:t xml:space="preserve">Partnerarbeit</w:t>
@@ -7837,6 +7846,7 @@
           <w:p>
             <w:pPr>
               <w:pStyle w:val="Compact"/>
+              <w:jc w:val="left"/>
             </w:pPr>
             <w:r>
               <w:t xml:space="preserve">💬</w:t>
@@ -7848,6 +7858,7 @@
           <w:p>
             <w:pPr>
               <w:pStyle w:val="Compact"/>
+              <w:jc w:val="left"/>
             </w:pPr>
             <w:r>
               <w:t xml:space="preserve">Diskussion</w:t>
@@ -7861,6 +7872,7 @@
           <w:p>
             <w:pPr>
               <w:pStyle w:val="Compact"/>
+              <w:jc w:val="left"/>
             </w:pPr>
             <w:r>
               <w:t xml:space="preserve">💻</w:t>
@@ -7872,6 +7884,7 @@
           <w:p>
             <w:pPr>
               <w:pStyle w:val="Compact"/>
+              <w:jc w:val="left"/>
             </w:pPr>
             <w:r>
               <w:t xml:space="preserve">Computerarbeit</w:t>
@@ -7885,6 +7898,7 @@
           <w:p>
             <w:pPr>
               <w:pStyle w:val="Compact"/>
+              <w:jc w:val="left"/>
             </w:pPr>
             <w:r>
               <w:t xml:space="preserve">✍</w:t>
@@ -7896,6 +7910,7 @@
           <w:p>
             <w:pPr>
               <w:pStyle w:val="Compact"/>
+              <w:jc w:val="left"/>
             </w:pPr>
             <w:r>
               <w:t xml:space="preserve">Aufgabe</w:t>
@@ -7909,6 +7924,7 @@
           <w:p>
             <w:pPr>
               <w:pStyle w:val="Compact"/>
+              <w:jc w:val="left"/>
             </w:pPr>
             <w:r>
               <w:t xml:space="preserve">🌍</w:t>
@@ -7920,6 +7936,7 @@
           <w:p>
             <w:pPr>
               <w:pStyle w:val="Compact"/>
+              <w:jc w:val="left"/>
             </w:pPr>
             <w:r>
               <w:t xml:space="preserve">Alltag</w:t>
@@ -7933,6 +7950,7 @@
           <w:p>
             <w:pPr>
               <w:pStyle w:val="Compact"/>
+              <w:jc w:val="left"/>
             </w:pPr>
             <w:r>
               <w:t xml:space="preserve">⭐</w:t>
@@ -7944,6 +7962,7 @@
           <w:p>
             <w:pPr>
               <w:pStyle w:val="Compact"/>
+              <w:jc w:val="left"/>
             </w:pPr>
             <w:r>
               <w:t xml:space="preserve">Merksatz</w:t>
@@ -7957,6 +7976,7 @@
           <w:p>
             <w:pPr>
               <w:pStyle w:val="Compact"/>
+              <w:jc w:val="left"/>
             </w:pPr>
             <w:r>
               <w:t xml:space="preserve">🧠</w:t>
@@ -7968,6 +7988,7 @@
           <w:p>
             <w:pPr>
               <w:pStyle w:val="Compact"/>
+              <w:jc w:val="left"/>
             </w:pPr>
             <w:r>
               <w:t xml:space="preserve">Nachdenken</w:t>
@@ -7983,8 +8004,8 @@
         </w:pict>
       </w:r>
     </w:p>
-    <w:bookmarkEnd w:id="121"/>
-    <w:bookmarkStart w:id="122" w:name="farben"/>
+    <w:bookmarkEnd w:id="132"/>
+    <w:bookmarkStart w:id="133" w:name="farben"/>
     <w:p>
       <w:pPr>
         <w:pStyle w:val="Heading1"/>
@@ -8024,8 +8045,8 @@
         </w:pict>
       </w:r>
     </w:p>
-    <w:bookmarkEnd w:id="122"/>
-    <w:bookmarkStart w:id="125" w:name="quellen-2"/>
+    <w:bookmarkEnd w:id="133"/>
+    <w:bookmarkStart w:id="136" w:name="quellen-2"/>
     <w:p>
       <w:pPr>
         <w:pStyle w:val="Heading1"/>
@@ -8042,7 +8063,7 @@
         <w:t xml:space="preserve">Quellen werden einheitlich angegeben.</w:t>
       </w:r>
     </w:p>
-    <w:bookmarkStart w:id="123" w:name="bücher-1"/>
+    <w:bookmarkStart w:id="134" w:name="bücher-1"/>
     <w:p>
       <w:pPr>
         <w:pStyle w:val="Heading2"/>
@@ -8059,8 +8080,8 @@
         <w:t xml:space="preserve">Autor: Titel. Verlag, Jahr.</w:t>
       </w:r>
     </w:p>
-    <w:bookmarkEnd w:id="123"/>
-    <w:bookmarkStart w:id="124" w:name="internet"/>
+    <w:bookmarkEnd w:id="134"/>
+    <w:bookmarkStart w:id="135" w:name="internet"/>
     <w:p>
       <w:pPr>
         <w:pStyle w:val="Heading2"/>
@@ -8108,9 +8129,9 @@
         </w:pict>
       </w:r>
     </w:p>
-    <w:bookmarkEnd w:id="124"/>
-    <w:bookmarkEnd w:id="125"/>
-    <w:bookmarkStart w:id="126" w:name="dateibenennung-1"/>
+    <w:bookmarkEnd w:id="135"/>
+    <w:bookmarkEnd w:id="136"/>
+    <w:bookmarkStart w:id="137" w:name="dateibenennung-1"/>
     <w:p>
       <w:pPr>
         <w:pStyle w:val="Heading1"/>
@@ -8182,8 +8203,8 @@
         </w:pict>
       </w:r>
     </w:p>
-    <w:bookmarkEnd w:id="126"/>
-    <w:bookmarkStart w:id="127" w:name="quellenverzeichnis"/>
+    <w:bookmarkEnd w:id="137"/>
+    <w:bookmarkStart w:id="138" w:name="quellenverzeichnis"/>
     <w:p>
       <w:pPr>
         <w:pStyle w:val="Heading1"/>
@@ -8215,8 +8236,8 @@
         </w:pict>
       </w:r>
     </w:p>
-    <w:bookmarkEnd w:id="127"/>
-    <w:bookmarkStart w:id="128" w:name="künstliche-intelligenz"/>
+    <w:bookmarkEnd w:id="138"/>
+    <w:bookmarkStart w:id="139" w:name="künstliche-intelligenz"/>
     <w:p>
       <w:pPr>
         <w:pStyle w:val="Heading1"/>
@@ -8243,11 +8264,11 @@
     </w:p>
     <w:p>
       <w:pPr>
-        <w:pStyle w:val="Compact"/>
-        <w:numPr>
-          <w:ilvl w:val="0"/>
-          <w:numId w:val="1092"/>
-        </w:numPr>
+        <w:numPr>
+          <w:ilvl w:val="0"/>
+          <w:numId w:val="1058"/>
+        </w:numPr>
+        <w:pStyle w:val="Compact"/>
       </w:pPr>
       <w:r>
         <w:t xml:space="preserve">fachlich,</w:t>
@@ -8255,11 +8276,11 @@
     </w:p>
     <w:p>
       <w:pPr>
-        <w:pStyle w:val="Compact"/>
-        <w:numPr>
-          <w:ilvl w:val="0"/>
-          <w:numId w:val="1092"/>
-        </w:numPr>
+        <w:numPr>
+          <w:ilvl w:val="0"/>
+          <w:numId w:val="1058"/>
+        </w:numPr>
+        <w:pStyle w:val="Compact"/>
       </w:pPr>
       <w:r>
         <w:t xml:space="preserve">sprachlich und</w:t>
@@ -8267,11 +8288,11 @@
     </w:p>
     <w:p>
       <w:pPr>
-        <w:pStyle w:val="Compact"/>
-        <w:numPr>
-          <w:ilvl w:val="0"/>
-          <w:numId w:val="1092"/>
-        </w:numPr>
+        <w:numPr>
+          <w:ilvl w:val="0"/>
+          <w:numId w:val="1058"/>
+        </w:numPr>
+        <w:pStyle w:val="Compact"/>
       </w:pPr>
       <w:r>
         <w:t xml:space="preserve">didaktisch</w:t>
@@ -8300,8 +8321,8 @@
         </w:pict>
       </w:r>
     </w:p>
-    <w:bookmarkEnd w:id="128"/>
-    <w:bookmarkStart w:id="129" w:name="unser-leitsatz-1"/>
+    <w:bookmarkEnd w:id="139"/>
+    <w:bookmarkStart w:id="140" w:name="unser-leitsatz-1"/>
     <w:p>
       <w:pPr>
         <w:pStyle w:val="Heading1"/>
@@ -8348,8 +8369,8 @@
       </w:pPr>
       <w:r>
         <w:rPr>
+          <w:bCs/>
           <w:b/>
-          <w:bCs/>
         </w:rPr>
         <w:t xml:space="preserve">Informatik hilft Menschen, Probleme zu verstehen und zu lösen.</w:t>
       </w:r>
@@ -8370,8 +8391,8 @@
         <w:t xml:space="preserve">Der Mensch steht im Mittelpunkt.</w:t>
       </w:r>
     </w:p>
-    <w:bookmarkEnd w:id="129"/>
-    <w:bookmarkStart w:id="130" w:name="vorlage-lehrerband"/>
+    <w:bookmarkEnd w:id="140"/>
+    <w:bookmarkStart w:id="141" w:name="vorlage-lehrerband"/>
     <w:p>
       <w:pPr>
         <w:pStyle w:val="Heading1"/>
@@ -8395,8 +8416,8 @@
         </w:pict>
       </w:r>
     </w:p>
-    <w:bookmarkEnd w:id="130"/>
-    <w:bookmarkStart w:id="131" w:name="kapitel-2"/>
+    <w:bookmarkEnd w:id="141"/>
+    <w:bookmarkStart w:id="142" w:name="kapitel-2"/>
     <w:p>
       <w:pPr>
         <w:pStyle w:val="Heading1"/>
@@ -8411,8 +8432,8 @@
       </w:pPr>
       <w:r>
         <w:rPr>
+          <w:bCs/>
           <w:b/>
-          <w:bCs/>
         </w:rPr>
         <w:t xml:space="preserve">Arbeitsheft:</w:t>
       </w:r>
@@ -8423,8 +8444,8 @@
       </w:pPr>
       <w:r>
         <w:rPr>
+          <w:bCs/>
           <w:b/>
-          <w:bCs/>
         </w:rPr>
         <w:t xml:space="preserve">Unterrichtseinheit:</w:t>
       </w:r>
@@ -8435,8 +8456,8 @@
       </w:pPr>
       <w:r>
         <w:rPr>
+          <w:bCs/>
           <w:b/>
-          <w:bCs/>
         </w:rPr>
         <w:t xml:space="preserve">Zeitbedarf:</w:t>
       </w:r>
@@ -8448,8 +8469,8 @@
         </w:pict>
       </w:r>
     </w:p>
-    <w:bookmarkEnd w:id="131"/>
-    <w:bookmarkStart w:id="132" w:name="einordnung"/>
+    <w:bookmarkEnd w:id="142"/>
+    <w:bookmarkStart w:id="143" w:name="einordnung"/>
     <w:p>
       <w:pPr>
         <w:pStyle w:val="Heading1"/>
@@ -8489,8 +8510,8 @@
         </w:pict>
       </w:r>
     </w:p>
-    <w:bookmarkEnd w:id="132"/>
-    <w:bookmarkStart w:id="133" w:name="kompetenzen"/>
+    <w:bookmarkEnd w:id="143"/>
+    <w:bookmarkStart w:id="144" w:name="kompetenzen"/>
     <w:p>
       <w:pPr>
         <w:pStyle w:val="Heading1"/>
@@ -8509,11 +8530,11 @@
     </w:p>
     <w:p>
       <w:pPr>
-        <w:pStyle w:val="Compact"/>
-        <w:numPr>
-          <w:ilvl w:val="0"/>
-          <w:numId w:val="1093"/>
-        </w:numPr>
+        <w:numPr>
+          <w:ilvl w:val="0"/>
+          <w:numId w:val="1059"/>
+        </w:numPr>
+        <w:pStyle w:val="Compact"/>
       </w:pPr>
       <w:r>
         <w:t xml:space="preserve">…</w:t>
@@ -8521,11 +8542,11 @@
     </w:p>
     <w:p>
       <w:pPr>
-        <w:pStyle w:val="Compact"/>
-        <w:numPr>
-          <w:ilvl w:val="0"/>
-          <w:numId w:val="1093"/>
-        </w:numPr>
+        <w:numPr>
+          <w:ilvl w:val="0"/>
+          <w:numId w:val="1059"/>
+        </w:numPr>
+        <w:pStyle w:val="Compact"/>
       </w:pPr>
       <w:r>
         <w:t xml:space="preserve">…</w:t>
@@ -8533,11 +8554,11 @@
     </w:p>
     <w:p>
       <w:pPr>
-        <w:pStyle w:val="Compact"/>
-        <w:numPr>
-          <w:ilvl w:val="0"/>
-          <w:numId w:val="1093"/>
-        </w:numPr>
+        <w:numPr>
+          <w:ilvl w:val="0"/>
+          <w:numId w:val="1059"/>
+        </w:numPr>
+        <w:pStyle w:val="Compact"/>
       </w:pPr>
       <w:r>
         <w:t xml:space="preserve">…</w:t>
@@ -8550,8 +8571,8 @@
         </w:pict>
       </w:r>
     </w:p>
-    <w:bookmarkEnd w:id="133"/>
-    <w:bookmarkStart w:id="138" w:name="lernziele"/>
+    <w:bookmarkEnd w:id="144"/>
+    <w:bookmarkStart w:id="149" w:name="lernziele"/>
     <w:p>
       <w:pPr>
         <w:pStyle w:val="Heading1"/>
@@ -8568,7 +8589,7 @@
         <w:t xml:space="preserve">Nach dieser Unterrichtseinheit können die Schülerinnen und Schüler</w:t>
       </w:r>
     </w:p>
-    <w:bookmarkStart w:id="134" w:name="fachwissen"/>
+    <w:bookmarkStart w:id="145" w:name="fachwissen"/>
     <w:p>
       <w:pPr>
         <w:pStyle w:val="Heading3"/>
@@ -8577,8 +8598,8 @@
         <w:t xml:space="preserve">Fachwissen</w:t>
       </w:r>
     </w:p>
-    <w:bookmarkEnd w:id="134"/>
-    <w:bookmarkStart w:id="135" w:name="erkenntnisgewinnung"/>
+    <w:bookmarkEnd w:id="145"/>
+    <w:bookmarkStart w:id="146" w:name="erkenntnisgewinnung"/>
     <w:p>
       <w:pPr>
         <w:pStyle w:val="Heading3"/>
@@ -8587,8 +8608,8 @@
         <w:t xml:space="preserve">Erkenntnisgewinnung</w:t>
       </w:r>
     </w:p>
-    <w:bookmarkEnd w:id="135"/>
-    <w:bookmarkStart w:id="136" w:name="kommunikation"/>
+    <w:bookmarkEnd w:id="146"/>
+    <w:bookmarkStart w:id="147" w:name="kommunikation"/>
     <w:p>
       <w:pPr>
         <w:pStyle w:val="Heading3"/>
@@ -8597,8 +8618,8 @@
         <w:t xml:space="preserve">Kommunikation</w:t>
       </w:r>
     </w:p>
-    <w:bookmarkEnd w:id="136"/>
-    <w:bookmarkStart w:id="137" w:name="bewertung"/>
+    <w:bookmarkEnd w:id="147"/>
+    <w:bookmarkStart w:id="148" w:name="bewertung"/>
     <w:p>
       <w:pPr>
         <w:pStyle w:val="Heading3"/>
@@ -8614,9 +8635,9 @@
         </w:pict>
       </w:r>
     </w:p>
-    <w:bookmarkEnd w:id="137"/>
-    <w:bookmarkEnd w:id="138"/>
-    <w:bookmarkStart w:id="139" w:name="benötigte-materialien"/>
+    <w:bookmarkEnd w:id="148"/>
+    <w:bookmarkEnd w:id="149"/>
+    <w:bookmarkStart w:id="150" w:name="benötigte-materialien"/>
     <w:p>
       <w:pPr>
         <w:pStyle w:val="Heading1"/>
@@ -8627,11 +8648,11 @@
     </w:p>
     <w:p>
       <w:pPr>
-        <w:pStyle w:val="Compact"/>
-        <w:numPr>
-          <w:ilvl w:val="0"/>
-          <w:numId w:val="1098"/>
-        </w:numPr>
+        <w:numPr>
+          <w:ilvl w:val="0"/>
+          <w:numId w:val="1064"/>
+        </w:numPr>
+        <w:pStyle w:val="Compact"/>
       </w:pPr>
       <w:r>
         <w:t xml:space="preserve">Arbeitsheft</w:t>
@@ -8639,11 +8660,11 @@
     </w:p>
     <w:p>
       <w:pPr>
-        <w:pStyle w:val="Compact"/>
-        <w:numPr>
-          <w:ilvl w:val="0"/>
-          <w:numId w:val="1098"/>
-        </w:numPr>
+        <w:numPr>
+          <w:ilvl w:val="0"/>
+          <w:numId w:val="1064"/>
+        </w:numPr>
+        <w:pStyle w:val="Compact"/>
       </w:pPr>
       <w:r>
         <w:t xml:space="preserve">Präsentation</w:t>
@@ -8651,11 +8672,11 @@
     </w:p>
     <w:p>
       <w:pPr>
-        <w:pStyle w:val="Compact"/>
-        <w:numPr>
-          <w:ilvl w:val="0"/>
-          <w:numId w:val="1098"/>
-        </w:numPr>
+        <w:numPr>
+          <w:ilvl w:val="0"/>
+          <w:numId w:val="1064"/>
+        </w:numPr>
+        <w:pStyle w:val="Compact"/>
       </w:pPr>
       <w:r>
         <w:t xml:space="preserve">Computer / Tablet (optional)</w:t>
@@ -8663,11 +8684,11 @@
     </w:p>
     <w:p>
       <w:pPr>
-        <w:pStyle w:val="Compact"/>
-        <w:numPr>
-          <w:ilvl w:val="0"/>
-          <w:numId w:val="1098"/>
-        </w:numPr>
+        <w:numPr>
+          <w:ilvl w:val="0"/>
+          <w:numId w:val="1064"/>
+        </w:numPr>
+        <w:pStyle w:val="Compact"/>
       </w:pPr>
       <w:r>
         <w:t xml:space="preserve">Arbeitsblatt (optional)</w:t>
@@ -8675,11 +8696,11 @@
     </w:p>
     <w:p>
       <w:pPr>
-        <w:pStyle w:val="Compact"/>
-        <w:numPr>
-          <w:ilvl w:val="0"/>
-          <w:numId w:val="1098"/>
-        </w:numPr>
+        <w:numPr>
+          <w:ilvl w:val="0"/>
+          <w:numId w:val="1064"/>
+        </w:numPr>
+        <w:pStyle w:val="Compact"/>
       </w:pPr>
       <w:r>
         <w:t xml:space="preserve">Beispieldateien</w:t>
@@ -8692,8 +8713,8 @@
         </w:pict>
       </w:r>
     </w:p>
-    <w:bookmarkEnd w:id="139"/>
-    <w:bookmarkStart w:id="140" w:name="vorbereitung"/>
+    <w:bookmarkEnd w:id="150"/>
+    <w:bookmarkStart w:id="151" w:name="vorbereitung"/>
     <w:p>
       <w:pPr>
         <w:pStyle w:val="Heading1"/>
@@ -8720,11 +8741,11 @@
     </w:p>
     <w:p>
       <w:pPr>
-        <w:pStyle w:val="Compact"/>
-        <w:numPr>
-          <w:ilvl w:val="0"/>
-          <w:numId w:val="1099"/>
-        </w:numPr>
+        <w:numPr>
+          <w:ilvl w:val="0"/>
+          <w:numId w:val="1065"/>
+        </w:numPr>
+        <w:pStyle w:val="Compact"/>
       </w:pPr>
       <w:r>
         <w:t xml:space="preserve">Dateien vorbereiten</w:t>
@@ -8732,11 +8753,11 @@
     </w:p>
     <w:p>
       <w:pPr>
-        <w:pStyle w:val="Compact"/>
-        <w:numPr>
-          <w:ilvl w:val="0"/>
-          <w:numId w:val="1099"/>
-        </w:numPr>
+        <w:numPr>
+          <w:ilvl w:val="0"/>
+          <w:numId w:val="1065"/>
+        </w:numPr>
+        <w:pStyle w:val="Compact"/>
       </w:pPr>
       <w:r>
         <w:t xml:space="preserve">Gruppen bilden</w:t>
@@ -8744,11 +8765,11 @@
     </w:p>
     <w:p>
       <w:pPr>
-        <w:pStyle w:val="Compact"/>
-        <w:numPr>
-          <w:ilvl w:val="0"/>
-          <w:numId w:val="1099"/>
-        </w:numPr>
+        <w:numPr>
+          <w:ilvl w:val="0"/>
+          <w:numId w:val="1065"/>
+        </w:numPr>
+        <w:pStyle w:val="Compact"/>
       </w:pPr>
       <w:r>
         <w:t xml:space="preserve">Material auslegen</w:t>
@@ -8756,11 +8777,11 @@
     </w:p>
     <w:p>
       <w:pPr>
-        <w:pStyle w:val="Compact"/>
-        <w:numPr>
-          <w:ilvl w:val="0"/>
-          <w:numId w:val="1099"/>
-        </w:numPr>
+        <w:numPr>
+          <w:ilvl w:val="0"/>
+          <w:numId w:val="1065"/>
+        </w:numPr>
+        <w:pStyle w:val="Compact"/>
       </w:pPr>
       <w:r>
         <w:t xml:space="preserve">Technik testen</w:t>
@@ -8773,8 +8794,8 @@
         </w:pict>
       </w:r>
     </w:p>
-    <w:bookmarkEnd w:id="140"/>
-    <w:bookmarkStart w:id="145" w:name="unterrichtsverlauf"/>
+    <w:bookmarkEnd w:id="151"/>
+    <w:bookmarkStart w:id="156" w:name="unterrichtsverlauf"/>
     <w:p>
       <w:pPr>
         <w:pStyle w:val="Heading1"/>
@@ -8783,7 +8804,7 @@
         <w:t xml:space="preserve">Unterrichtsverlauf</w:t>
       </w:r>
     </w:p>
-    <w:bookmarkStart w:id="141" w:name="einstieg-ca.-___-minuten"/>
+    <w:bookmarkStart w:id="152" w:name="einstieg-ca.-___-minuten"/>
     <w:p>
       <w:pPr>
         <w:pStyle w:val="Heading2"/>
@@ -8818,11 +8839,11 @@
     </w:p>
     <w:p>
       <w:pPr>
-        <w:pStyle w:val="Compact"/>
-        <w:numPr>
-          <w:ilvl w:val="0"/>
-          <w:numId w:val="1100"/>
-        </w:numPr>
+        <w:numPr>
+          <w:ilvl w:val="0"/>
+          <w:numId w:val="1066"/>
+        </w:numPr>
+        <w:pStyle w:val="Compact"/>
       </w:pPr>
       <w:r>
         <w:t xml:space="preserve">…</w:t>
@@ -8830,11 +8851,11 @@
     </w:p>
     <w:p>
       <w:pPr>
-        <w:pStyle w:val="Compact"/>
-        <w:numPr>
-          <w:ilvl w:val="0"/>
-          <w:numId w:val="1100"/>
-        </w:numPr>
+        <w:numPr>
+          <w:ilvl w:val="0"/>
+          <w:numId w:val="1066"/>
+        </w:numPr>
+        <w:pStyle w:val="Compact"/>
       </w:pPr>
       <w:r>
         <w:t xml:space="preserve">…</w:t>
@@ -8842,11 +8863,11 @@
     </w:p>
     <w:p>
       <w:pPr>
-        <w:pStyle w:val="Compact"/>
-        <w:numPr>
-          <w:ilvl w:val="0"/>
-          <w:numId w:val="1100"/>
-        </w:numPr>
+        <w:numPr>
+          <w:ilvl w:val="0"/>
+          <w:numId w:val="1066"/>
+        </w:numPr>
+        <w:pStyle w:val="Compact"/>
       </w:pPr>
       <w:r>
         <w:t xml:space="preserve">…</w:t>
@@ -8859,8 +8880,8 @@
         </w:pict>
       </w:r>
     </w:p>
-    <w:bookmarkEnd w:id="141"/>
-    <w:bookmarkStart w:id="142" w:name="erarbeitung-ca.-___-minuten"/>
+    <w:bookmarkEnd w:id="152"/>
+    <w:bookmarkStart w:id="153" w:name="erarbeitung-ca.-___-minuten"/>
     <w:p>
       <w:pPr>
         <w:pStyle w:val="Heading2"/>
@@ -8887,11 +8908,11 @@
     </w:p>
     <w:p>
       <w:pPr>
-        <w:pStyle w:val="Compact"/>
-        <w:numPr>
-          <w:ilvl w:val="0"/>
-          <w:numId w:val="1101"/>
-        </w:numPr>
+        <w:numPr>
+          <w:ilvl w:val="0"/>
+          <w:numId w:val="1067"/>
+        </w:numPr>
+        <w:pStyle w:val="Compact"/>
       </w:pPr>
       <w:r>
         <w:t xml:space="preserve">…</w:t>
@@ -8899,11 +8920,11 @@
     </w:p>
     <w:p>
       <w:pPr>
-        <w:pStyle w:val="Compact"/>
-        <w:numPr>
-          <w:ilvl w:val="0"/>
-          <w:numId w:val="1101"/>
-        </w:numPr>
+        <w:numPr>
+          <w:ilvl w:val="0"/>
+          <w:numId w:val="1067"/>
+        </w:numPr>
+        <w:pStyle w:val="Compact"/>
       </w:pPr>
       <w:r>
         <w:t xml:space="preserve">…</w:t>
@@ -8919,11 +8940,11 @@
     </w:p>
     <w:p>
       <w:pPr>
-        <w:pStyle w:val="Compact"/>
-        <w:numPr>
-          <w:ilvl w:val="0"/>
-          <w:numId w:val="1102"/>
-        </w:numPr>
+        <w:numPr>
+          <w:ilvl w:val="0"/>
+          <w:numId w:val="1068"/>
+        </w:numPr>
+        <w:pStyle w:val="Compact"/>
       </w:pPr>
       <w:r>
         <w:t xml:space="preserve">…</w:t>
@@ -8931,11 +8952,11 @@
     </w:p>
     <w:p>
       <w:pPr>
-        <w:pStyle w:val="Compact"/>
-        <w:numPr>
-          <w:ilvl w:val="0"/>
-          <w:numId w:val="1102"/>
-        </w:numPr>
+        <w:numPr>
+          <w:ilvl w:val="0"/>
+          <w:numId w:val="1068"/>
+        </w:numPr>
+        <w:pStyle w:val="Compact"/>
       </w:pPr>
       <w:r>
         <w:t xml:space="preserve">…</w:t>
@@ -8948,8 +8969,8 @@
         </w:pict>
       </w:r>
     </w:p>
-    <w:bookmarkEnd w:id="142"/>
-    <w:bookmarkStart w:id="143" w:name="sicherung-ca.-___-minuten"/>
+    <w:bookmarkEnd w:id="153"/>
+    <w:bookmarkStart w:id="154" w:name="sicherung-ca.-___-minuten"/>
     <w:p>
       <w:pPr>
         <w:pStyle w:val="Heading2"/>
@@ -8976,11 +8997,11 @@
     </w:p>
     <w:p>
       <w:pPr>
-        <w:pStyle w:val="Compact"/>
-        <w:numPr>
-          <w:ilvl w:val="0"/>
-          <w:numId w:val="1103"/>
-        </w:numPr>
+        <w:numPr>
+          <w:ilvl w:val="0"/>
+          <w:numId w:val="1069"/>
+        </w:numPr>
+        <w:pStyle w:val="Compact"/>
       </w:pPr>
       <w:r>
         <w:t xml:space="preserve">…</w:t>
@@ -8988,11 +9009,11 @@
     </w:p>
     <w:p>
       <w:pPr>
-        <w:pStyle w:val="Compact"/>
-        <w:numPr>
-          <w:ilvl w:val="0"/>
-          <w:numId w:val="1103"/>
-        </w:numPr>
+        <w:numPr>
+          <w:ilvl w:val="0"/>
+          <w:numId w:val="1069"/>
+        </w:numPr>
+        <w:pStyle w:val="Compact"/>
       </w:pPr>
       <w:r>
         <w:t xml:space="preserve">…</w:t>
@@ -9000,11 +9021,11 @@
     </w:p>
     <w:p>
       <w:pPr>
-        <w:pStyle w:val="Compact"/>
-        <w:numPr>
-          <w:ilvl w:val="0"/>
-          <w:numId w:val="1103"/>
-        </w:numPr>
+        <w:numPr>
+          <w:ilvl w:val="0"/>
+          <w:numId w:val="1069"/>
+        </w:numPr>
+        <w:pStyle w:val="Compact"/>
       </w:pPr>
       <w:r>
         <w:t xml:space="preserve">…</w:t>
@@ -9017,8 +9038,8 @@
         </w:pict>
       </w:r>
     </w:p>
-    <w:bookmarkEnd w:id="143"/>
-    <w:bookmarkStart w:id="144" w:name="transfer-ca.-___-minuten"/>
+    <w:bookmarkEnd w:id="154"/>
+    <w:bookmarkStart w:id="155" w:name="transfer-ca.-___-minuten"/>
     <w:p>
       <w:pPr>
         <w:pStyle w:val="Heading2"/>
@@ -9045,11 +9066,11 @@
     </w:p>
     <w:p>
       <w:pPr>
-        <w:pStyle w:val="Compact"/>
-        <w:numPr>
-          <w:ilvl w:val="0"/>
-          <w:numId w:val="1104"/>
-        </w:numPr>
+        <w:numPr>
+          <w:ilvl w:val="0"/>
+          <w:numId w:val="1070"/>
+        </w:numPr>
+        <w:pStyle w:val="Compact"/>
       </w:pPr>
       <w:r>
         <w:t xml:space="preserve">Alltag</w:t>
@@ -9057,11 +9078,11 @@
     </w:p>
     <w:p>
       <w:pPr>
-        <w:pStyle w:val="Compact"/>
-        <w:numPr>
-          <w:ilvl w:val="0"/>
-          <w:numId w:val="1104"/>
-        </w:numPr>
+        <w:numPr>
+          <w:ilvl w:val="0"/>
+          <w:numId w:val="1070"/>
+        </w:numPr>
+        <w:pStyle w:val="Compact"/>
       </w:pPr>
       <w:r>
         <w:t xml:space="preserve">Schule</w:t>
@@ -9069,11 +9090,11 @@
     </w:p>
     <w:p>
       <w:pPr>
-        <w:pStyle w:val="Compact"/>
-        <w:numPr>
-          <w:ilvl w:val="0"/>
-          <w:numId w:val="1104"/>
-        </w:numPr>
+        <w:numPr>
+          <w:ilvl w:val="0"/>
+          <w:numId w:val="1070"/>
+        </w:numPr>
+        <w:pStyle w:val="Compact"/>
       </w:pPr>
       <w:r>
         <w:t xml:space="preserve">Freizeit</w:t>
@@ -9081,11 +9102,11 @@
     </w:p>
     <w:p>
       <w:pPr>
-        <w:pStyle w:val="Compact"/>
-        <w:numPr>
-          <w:ilvl w:val="0"/>
-          <w:numId w:val="1104"/>
-        </w:numPr>
+        <w:numPr>
+          <w:ilvl w:val="0"/>
+          <w:numId w:val="1070"/>
+        </w:numPr>
+        <w:pStyle w:val="Compact"/>
       </w:pPr>
       <w:r>
         <w:t xml:space="preserve">Beruf</w:t>
@@ -9098,9 +9119,9 @@
         </w:pict>
       </w:r>
     </w:p>
-    <w:bookmarkEnd w:id="144"/>
-    <w:bookmarkEnd w:id="145"/>
-    <w:bookmarkStart w:id="146" w:name="erwartete-ergebnisse"/>
+    <w:bookmarkEnd w:id="155"/>
+    <w:bookmarkEnd w:id="156"/>
+    <w:bookmarkStart w:id="157" w:name="erwartete-ergebnisse"/>
     <w:p>
       <w:pPr>
         <w:pStyle w:val="Heading1"/>
@@ -9156,8 +9177,8 @@
         </w:pict>
       </w:r>
     </w:p>
-    <w:bookmarkEnd w:id="146"/>
-    <w:bookmarkStart w:id="147" w:name="typische-schülervorstellungen"/>
+    <w:bookmarkEnd w:id="157"/>
+    <w:bookmarkStart w:id="158" w:name="typische-schülervorstellungen"/>
     <w:p>
       <w:pPr>
         <w:pStyle w:val="Heading1"/>
@@ -9184,11 +9205,11 @@
     </w:p>
     <w:p>
       <w:pPr>
-        <w:pStyle w:val="Compact"/>
-        <w:numPr>
-          <w:ilvl w:val="0"/>
-          <w:numId w:val="1105"/>
-        </w:numPr>
+        <w:numPr>
+          <w:ilvl w:val="0"/>
+          <w:numId w:val="1071"/>
+        </w:numPr>
+        <w:pStyle w:val="Compact"/>
       </w:pPr>
       <w:r>
         <w:t xml:space="preserve">…</w:t>
@@ -9196,11 +9217,11 @@
     </w:p>
     <w:p>
       <w:pPr>
-        <w:pStyle w:val="Compact"/>
-        <w:numPr>
-          <w:ilvl w:val="0"/>
-          <w:numId w:val="1105"/>
-        </w:numPr>
+        <w:numPr>
+          <w:ilvl w:val="0"/>
+          <w:numId w:val="1071"/>
+        </w:numPr>
+        <w:pStyle w:val="Compact"/>
       </w:pPr>
       <w:r>
         <w:t xml:space="preserve">…</w:t>
@@ -9208,11 +9229,11 @@
     </w:p>
     <w:p>
       <w:pPr>
-        <w:pStyle w:val="Compact"/>
-        <w:numPr>
-          <w:ilvl w:val="0"/>
-          <w:numId w:val="1105"/>
-        </w:numPr>
+        <w:numPr>
+          <w:ilvl w:val="0"/>
+          <w:numId w:val="1071"/>
+        </w:numPr>
+        <w:pStyle w:val="Compact"/>
       </w:pPr>
       <w:r>
         <w:t xml:space="preserve">…</w:t>
@@ -9241,8 +9262,8 @@
         </w:pict>
       </w:r>
     </w:p>
-    <w:bookmarkEnd w:id="147"/>
-    <w:bookmarkStart w:id="150" w:name="differenzierung"/>
+    <w:bookmarkEnd w:id="158"/>
+    <w:bookmarkStart w:id="161" w:name="differenzierung"/>
     <w:p>
       <w:pPr>
         <w:pStyle w:val="Heading1"/>
@@ -9251,7 +9272,7 @@
         <w:t xml:space="preserve">Differenzierung</w:t>
       </w:r>
     </w:p>
-    <w:bookmarkStart w:id="148" w:name="unterstützung"/>
+    <w:bookmarkStart w:id="159" w:name="unterstützung"/>
     <w:p>
       <w:pPr>
         <w:pStyle w:val="Heading2"/>
@@ -9262,11 +9283,11 @@
     </w:p>
     <w:p>
       <w:pPr>
-        <w:pStyle w:val="Compact"/>
-        <w:numPr>
-          <w:ilvl w:val="0"/>
-          <w:numId w:val="1106"/>
-        </w:numPr>
+        <w:numPr>
+          <w:ilvl w:val="0"/>
+          <w:numId w:val="1072"/>
+        </w:numPr>
+        <w:pStyle w:val="Compact"/>
       </w:pPr>
       <w:r>
         <w:t xml:space="preserve">vereinfachte Aufgaben</w:t>
@@ -9274,11 +9295,11 @@
     </w:p>
     <w:p>
       <w:pPr>
-        <w:pStyle w:val="Compact"/>
-        <w:numPr>
-          <w:ilvl w:val="0"/>
-          <w:numId w:val="1106"/>
-        </w:numPr>
+        <w:numPr>
+          <w:ilvl w:val="0"/>
+          <w:numId w:val="1072"/>
+        </w:numPr>
+        <w:pStyle w:val="Compact"/>
       </w:pPr>
       <w:r>
         <w:t xml:space="preserve">Partnerarbeit</w:t>
@@ -9286,18 +9307,18 @@
     </w:p>
     <w:p>
       <w:pPr>
-        <w:pStyle w:val="Compact"/>
-        <w:numPr>
-          <w:ilvl w:val="0"/>
-          <w:numId w:val="1106"/>
-        </w:numPr>
+        <w:numPr>
+          <w:ilvl w:val="0"/>
+          <w:numId w:val="1072"/>
+        </w:numPr>
+        <w:pStyle w:val="Compact"/>
       </w:pPr>
       <w:r>
         <w:t xml:space="preserve">Hilfekarten</w:t>
       </w:r>
     </w:p>
-    <w:bookmarkEnd w:id="148"/>
-    <w:bookmarkStart w:id="149" w:name="erweiterung"/>
+    <w:bookmarkEnd w:id="159"/>
+    <w:bookmarkStart w:id="160" w:name="erweiterung"/>
     <w:p>
       <w:pPr>
         <w:pStyle w:val="Heading2"/>
@@ -9308,11 +9329,11 @@
     </w:p>
     <w:p>
       <w:pPr>
-        <w:pStyle w:val="Compact"/>
-        <w:numPr>
-          <w:ilvl w:val="0"/>
-          <w:numId w:val="1107"/>
-        </w:numPr>
+        <w:numPr>
+          <w:ilvl w:val="0"/>
+          <w:numId w:val="1073"/>
+        </w:numPr>
+        <w:pStyle w:val="Compact"/>
       </w:pPr>
       <w:r>
         <w:t xml:space="preserve">Zusatzaufgaben</w:t>
@@ -9320,11 +9341,11 @@
     </w:p>
     <w:p>
       <w:pPr>
-        <w:pStyle w:val="Compact"/>
-        <w:numPr>
-          <w:ilvl w:val="0"/>
-          <w:numId w:val="1107"/>
-        </w:numPr>
+        <w:numPr>
+          <w:ilvl w:val="0"/>
+          <w:numId w:val="1073"/>
+        </w:numPr>
+        <w:pStyle w:val="Compact"/>
       </w:pPr>
       <w:r>
         <w:t xml:space="preserve">Recherche</w:t>
@@ -9332,11 +9353,11 @@
     </w:p>
     <w:p>
       <w:pPr>
-        <w:pStyle w:val="Compact"/>
-        <w:numPr>
-          <w:ilvl w:val="0"/>
-          <w:numId w:val="1107"/>
-        </w:numPr>
+        <w:numPr>
+          <w:ilvl w:val="0"/>
+          <w:numId w:val="1073"/>
+        </w:numPr>
+        <w:pStyle w:val="Compact"/>
       </w:pPr>
       <w:r>
         <w:t xml:space="preserve">Transferaufgaben</w:t>
@@ -9349,9 +9370,9 @@
         </w:pict>
       </w:r>
     </w:p>
-    <w:bookmarkEnd w:id="149"/>
-    <w:bookmarkEnd w:id="150"/>
-    <w:bookmarkStart w:id="151" w:name="digitale-werkzeuge"/>
+    <w:bookmarkEnd w:id="160"/>
+    <w:bookmarkEnd w:id="161"/>
+    <w:bookmarkStart w:id="162" w:name="digitale-werkzeuge"/>
     <w:p>
       <w:pPr>
         <w:pStyle w:val="Heading1"/>
@@ -9378,11 +9399,11 @@
     </w:p>
     <w:p>
       <w:pPr>
-        <w:pStyle w:val="Compact"/>
-        <w:numPr>
-          <w:ilvl w:val="0"/>
-          <w:numId w:val="1108"/>
-        </w:numPr>
+        <w:numPr>
+          <w:ilvl w:val="0"/>
+          <w:numId w:val="1074"/>
+        </w:numPr>
+        <w:pStyle w:val="Compact"/>
       </w:pPr>
       <w:r>
         <w:t xml:space="preserve">LibreOffice</w:t>
@@ -9390,11 +9411,11 @@
     </w:p>
     <w:p>
       <w:pPr>
-        <w:pStyle w:val="Compact"/>
-        <w:numPr>
-          <w:ilvl w:val="0"/>
-          <w:numId w:val="1108"/>
-        </w:numPr>
+        <w:numPr>
+          <w:ilvl w:val="0"/>
+          <w:numId w:val="1074"/>
+        </w:numPr>
+        <w:pStyle w:val="Compact"/>
       </w:pPr>
       <w:r>
         <w:t xml:space="preserve">Tabellenkalkulation</w:t>
@@ -9402,11 +9423,11 @@
     </w:p>
     <w:p>
       <w:pPr>
-        <w:pStyle w:val="Compact"/>
-        <w:numPr>
-          <w:ilvl w:val="0"/>
-          <w:numId w:val="1108"/>
-        </w:numPr>
+        <w:numPr>
+          <w:ilvl w:val="0"/>
+          <w:numId w:val="1074"/>
+        </w:numPr>
+        <w:pStyle w:val="Compact"/>
       </w:pPr>
       <w:r>
         <w:t xml:space="preserve">Datenbank</w:t>
@@ -9414,11 +9435,11 @@
     </w:p>
     <w:p>
       <w:pPr>
-        <w:pStyle w:val="Compact"/>
-        <w:numPr>
-          <w:ilvl w:val="0"/>
-          <w:numId w:val="1108"/>
-        </w:numPr>
+        <w:numPr>
+          <w:ilvl w:val="0"/>
+          <w:numId w:val="1074"/>
+        </w:numPr>
+        <w:pStyle w:val="Compact"/>
       </w:pPr>
       <w:r>
         <w:t xml:space="preserve">KI-Werkzeuge</w:t>
@@ -9426,11 +9447,11 @@
     </w:p>
     <w:p>
       <w:pPr>
-        <w:pStyle w:val="Compact"/>
-        <w:numPr>
-          <w:ilvl w:val="0"/>
-          <w:numId w:val="1108"/>
-        </w:numPr>
+        <w:numPr>
+          <w:ilvl w:val="0"/>
+          <w:numId w:val="1074"/>
+        </w:numPr>
+        <w:pStyle w:val="Compact"/>
       </w:pPr>
       <w:r>
         <w:t xml:space="preserve">Suchmaschinen</w:t>
@@ -9443,8 +9464,8 @@
         </w:pict>
       </w:r>
     </w:p>
-    <w:bookmarkEnd w:id="151"/>
-    <w:bookmarkStart w:id="152" w:name="hinweise-zur-leistungsbewertung"/>
+    <w:bookmarkEnd w:id="162"/>
+    <w:bookmarkStart w:id="163" w:name="hinweise-zur-leistungsbewertung"/>
     <w:p>
       <w:pPr>
         <w:pStyle w:val="Heading1"/>
@@ -9471,11 +9492,11 @@
     </w:p>
     <w:p>
       <w:pPr>
-        <w:pStyle w:val="Compact"/>
-        <w:numPr>
-          <w:ilvl w:val="0"/>
-          <w:numId w:val="1109"/>
-        </w:numPr>
+        <w:numPr>
+          <w:ilvl w:val="0"/>
+          <w:numId w:val="1075"/>
+        </w:numPr>
+        <w:pStyle w:val="Compact"/>
       </w:pPr>
       <w:r>
         <w:t xml:space="preserve">Mitarbeit</w:t>
@@ -9483,11 +9504,11 @@
     </w:p>
     <w:p>
       <w:pPr>
-        <w:pStyle w:val="Compact"/>
-        <w:numPr>
-          <w:ilvl w:val="0"/>
-          <w:numId w:val="1109"/>
-        </w:numPr>
+        <w:numPr>
+          <w:ilvl w:val="0"/>
+          <w:numId w:val="1075"/>
+        </w:numPr>
+        <w:pStyle w:val="Compact"/>
       </w:pPr>
       <w:r>
         <w:t xml:space="preserve">Fachsprache</w:t>
@@ -9495,11 +9516,11 @@
     </w:p>
     <w:p>
       <w:pPr>
-        <w:pStyle w:val="Compact"/>
-        <w:numPr>
-          <w:ilvl w:val="0"/>
-          <w:numId w:val="1109"/>
-        </w:numPr>
+        <w:numPr>
+          <w:ilvl w:val="0"/>
+          <w:numId w:val="1075"/>
+        </w:numPr>
+        <w:pStyle w:val="Compact"/>
       </w:pPr>
       <w:r>
         <w:t xml:space="preserve">Problemlösestrategien</w:t>
@@ -9507,11 +9528,11 @@
     </w:p>
     <w:p>
       <w:pPr>
-        <w:pStyle w:val="Compact"/>
-        <w:numPr>
-          <w:ilvl w:val="0"/>
-          <w:numId w:val="1109"/>
-        </w:numPr>
+        <w:numPr>
+          <w:ilvl w:val="0"/>
+          <w:numId w:val="1075"/>
+        </w:numPr>
+        <w:pStyle w:val="Compact"/>
       </w:pPr>
       <w:r>
         <w:t xml:space="preserve">Begründungen</w:t>
@@ -9524,8 +9545,8 @@
         </w:pict>
       </w:r>
     </w:p>
-    <w:bookmarkEnd w:id="152"/>
-    <w:bookmarkStart w:id="153" w:name="lösungen-2"/>
+    <w:bookmarkEnd w:id="163"/>
+    <w:bookmarkStart w:id="164" w:name="lösungen-2"/>
     <w:p>
       <w:pPr>
         <w:pStyle w:val="Heading1"/>
@@ -9557,8 +9578,8 @@
         </w:pict>
       </w:r>
     </w:p>
-    <w:bookmarkEnd w:id="153"/>
-    <w:bookmarkStart w:id="154" w:name="weiterführende-ideen"/>
+    <w:bookmarkEnd w:id="164"/>
+    <w:bookmarkStart w:id="165" w:name="weiterführende-ideen"/>
     <w:p>
       <w:pPr>
         <w:pStyle w:val="Heading1"/>
@@ -9577,11 +9598,11 @@
     </w:p>
     <w:p>
       <w:pPr>
-        <w:pStyle w:val="Compact"/>
-        <w:numPr>
-          <w:ilvl w:val="0"/>
-          <w:numId w:val="1110"/>
-        </w:numPr>
+        <w:numPr>
+          <w:ilvl w:val="0"/>
+          <w:numId w:val="1076"/>
+        </w:numPr>
+        <w:pStyle w:val="Compact"/>
       </w:pPr>
       <w:r>
         <w:t xml:space="preserve">Projekte</w:t>
@@ -9589,11 +9610,11 @@
     </w:p>
     <w:p>
       <w:pPr>
-        <w:pStyle w:val="Compact"/>
-        <w:numPr>
-          <w:ilvl w:val="0"/>
-          <w:numId w:val="1110"/>
-        </w:numPr>
+        <w:numPr>
+          <w:ilvl w:val="0"/>
+          <w:numId w:val="1076"/>
+        </w:numPr>
+        <w:pStyle w:val="Compact"/>
       </w:pPr>
       <w:r>
         <w:t xml:space="preserve">Hausaufgaben</w:t>
@@ -9601,11 +9622,11 @@
     </w:p>
     <w:p>
       <w:pPr>
-        <w:pStyle w:val="Compact"/>
-        <w:numPr>
-          <w:ilvl w:val="0"/>
-          <w:numId w:val="1110"/>
-        </w:numPr>
+        <w:numPr>
+          <w:ilvl w:val="0"/>
+          <w:numId w:val="1076"/>
+        </w:numPr>
+        <w:pStyle w:val="Compact"/>
       </w:pPr>
       <w:r>
         <w:t xml:space="preserve">Vertiefung</w:t>
@@ -9613,11 +9634,11 @@
     </w:p>
     <w:p>
       <w:pPr>
-        <w:pStyle w:val="Compact"/>
-        <w:numPr>
-          <w:ilvl w:val="0"/>
-          <w:numId w:val="1110"/>
-        </w:numPr>
+        <w:numPr>
+          <w:ilvl w:val="0"/>
+          <w:numId w:val="1076"/>
+        </w:numPr>
+        <w:pStyle w:val="Compact"/>
       </w:pPr>
       <w:r>
         <w:t xml:space="preserve">Fächerverbindungen</w:t>
@@ -9630,8 +9651,8 @@
         </w:pict>
       </w:r>
     </w:p>
-    <w:bookmarkEnd w:id="154"/>
-    <w:bookmarkStart w:id="155" w:name="quellen-3"/>
+    <w:bookmarkEnd w:id="165"/>
+    <w:bookmarkStart w:id="166" w:name="quellen-3"/>
     <w:p>
       <w:pPr>
         <w:pStyle w:val="Heading1"/>
@@ -9664,12 +9685,8 @@
         <w:t xml:space="preserve">Internetquellen</w:t>
       </w:r>
     </w:p>
-    <w:bookmarkEnd w:id="155"/>
-    <w:sectPr>
-      <w:footnotePr>
-        <w:numRestart w:val="eachSect"/>
-      </w:footnotePr>
-    </w:sectPr>
+    <w:bookmarkEnd w:id="166"/>
+    <w:sectPr/>
   </w:body>
 </w:document>
 </file>
@@ -9700,14 +9717,14 @@
 <file path=word/numbering.xml><?xml version="1.0" encoding="utf-8"?>
 <w:numbering xmlns:w="http://schemas.openxmlformats.org/wordprocessingml/2006/main">
   <w:abstractNum w:abstractNumId="990">
-    <w:nsid w:val="0000A990"/>
+    <w:nsid w:val="A990"/>
     <w:multiLevelType w:val="multilevel"/>
     <w:lvl w:ilvl="0">
       <w:numFmt w:val="bullet"/>
       <w:lvlText w:val=" "/>
       <w:lvlJc w:val="left"/>
       <w:pPr>
-        <w:ind w:left="720" w:hanging="360"/>
+        <w:ind w:left="720" w:hanging="480"/>
       </w:pPr>
     </w:lvl>
     <w:lvl w:ilvl="1">
@@ -9715,7 +9732,7 @@
       <w:lvlText w:val=" "/>
       <w:lvlJc w:val="left"/>
       <w:pPr>
-        <w:ind w:left="1440" w:hanging="360"/>
+        <w:ind w:left="1440" w:hanging="480"/>
       </w:pPr>
     </w:lvl>
     <w:lvl w:ilvl="2">
@@ -9723,7 +9740,7 @@
       <w:lvlText w:val=" "/>
       <w:lvlJc w:val="left"/>
       <w:pPr>
-        <w:ind w:left="2160" w:hanging="360"/>
+        <w:ind w:left="2160" w:hanging="480"/>
       </w:pPr>
     </w:lvl>
     <w:lvl w:ilvl="3">
@@ -9731,7 +9748,7 @@
       <w:lvlText w:val=" "/>
       <w:lvlJc w:val="left"/>
       <w:pPr>
-        <w:ind w:left="2880" w:hanging="360"/>
+        <w:ind w:left="2880" w:hanging="480"/>
       </w:pPr>
     </w:lvl>
     <w:lvl w:ilvl="4">
@@ -9739,7 +9756,7 @@
       <w:lvlText w:val=" "/>
       <w:lvlJc w:val="left"/>
       <w:pPr>
-        <w:ind w:left="3600" w:hanging="360"/>
+        <w:ind w:left="3600" w:hanging="480"/>
       </w:pPr>
     </w:lvl>
     <w:lvl w:ilvl="5">
@@ -9747,7 +9764,7 @@
       <w:lvlText w:val=" "/>
       <w:lvlJc w:val="left"/>
       <w:pPr>
-        <w:ind w:left="4320" w:hanging="360"/>
+        <w:ind w:left="4320" w:hanging="480"/>
       </w:pPr>
     </w:lvl>
     <w:lvl w:ilvl="6">
@@ -9755,7 +9772,7 @@
       <w:lvlText w:val=" "/>
       <w:lvlJc w:val="left"/>
       <w:pPr>
-        <w:ind w:left="5040" w:hanging="360"/>
+        <w:ind w:left="5040" w:hanging="480"/>
       </w:pPr>
     </w:lvl>
     <w:lvl w:ilvl="7">
@@ -9763,7 +9780,7 @@
       <w:lvlText w:val=" "/>
       <w:lvlJc w:val="left"/>
       <w:pPr>
-        <w:ind w:left="5760" w:hanging="360"/>
+        <w:ind w:left="5760" w:hanging="480"/>
       </w:pPr>
     </w:lvl>
     <w:lvl w:ilvl="8">
@@ -9771,115 +9788,88 @@
       <w:lvlText w:val=" "/>
       <w:lvlJc w:val="left"/>
       <w:pPr>
-        <w:ind w:left="6480" w:hanging="360"/>
+        <w:ind w:left="6480" w:hanging="480"/>
       </w:pPr>
     </w:lvl>
   </w:abstractNum>
   <w:abstractNum w:abstractNumId="991">
-    <w:nsid w:val="0000A991"/>
+    <w:nsid w:val="A991"/>
     <w:multiLevelType w:val="multilevel"/>
     <w:lvl w:ilvl="0">
       <w:numFmt w:val="bullet"/>
-      <w:lvlText w:val=""/>
+      <w:lvlText w:val="•"/>
       <w:lvlJc w:val="left"/>
       <w:pPr>
-        <w:ind w:left="720" w:hanging="360"/>
-      </w:pPr>
-      <w:rPr>
-        <w:rFonts w:ascii="Symbol" w:hAnsi="Symbol" w:cs="Symbol" w:hint="default"/>
-      </w:rPr>
+        <w:ind w:left="720" w:hanging="480"/>
+      </w:pPr>
     </w:lvl>
     <w:lvl w:ilvl="1">
       <w:numFmt w:val="bullet"/>
-      <w:lvlText w:val="o"/>
+      <w:lvlText w:val="–"/>
       <w:lvlJc w:val="left"/>
       <w:pPr>
-        <w:ind w:left="1440" w:hanging="360"/>
-      </w:pPr>
-      <w:rPr>
-        <w:rFonts w:ascii="Courier New" w:hAnsi="Courier New" w:cs="Courier New" w:hint="default"/>
-      </w:rPr>
+        <w:ind w:left="1440" w:hanging="480"/>
+      </w:pPr>
     </w:lvl>
     <w:lvl w:ilvl="2">
       <w:numFmt w:val="bullet"/>
-      <w:lvlText w:val=""/>
+      <w:lvlText w:val="•"/>
       <w:lvlJc w:val="left"/>
       <w:pPr>
-        <w:ind w:left="2160" w:hanging="360"/>
-      </w:pPr>
-      <w:rPr>
-        <w:rFonts w:ascii="Wingdings" w:hAnsi="Wingdings" w:cs="Wingdings" w:hint="default"/>
-      </w:rPr>
+        <w:ind w:left="2160" w:hanging="480"/>
+      </w:pPr>
     </w:lvl>
     <w:lvl w:ilvl="3">
       <w:numFmt w:val="bullet"/>
-      <w:lvlText w:val=""/>
+      <w:lvlText w:val="–"/>
       <w:lvlJc w:val="left"/>
       <w:pPr>
-        <w:ind w:left="2880" w:hanging="360"/>
-      </w:pPr>
-      <w:rPr>
-        <w:rFonts w:ascii="Symbol" w:hAnsi="Symbol" w:cs="Symbol" w:hint="default"/>
-      </w:rPr>
+        <w:ind w:left="2880" w:hanging="480"/>
+      </w:pPr>
     </w:lvl>
     <w:lvl w:ilvl="4">
       <w:numFmt w:val="bullet"/>
-      <w:lvlText w:val="o"/>
+      <w:lvlText w:val="•"/>
       <w:lvlJc w:val="left"/>
       <w:pPr>
-        <w:ind w:left="3600" w:hanging="360"/>
-      </w:pPr>
-      <w:rPr>
-        <w:rFonts w:ascii="Courier New" w:hAnsi="Courier New" w:cs="Courier New" w:hint="default"/>
-      </w:rPr>
+        <w:ind w:left="3600" w:hanging="480"/>
+      </w:pPr>
     </w:lvl>
     <w:lvl w:ilvl="5">
       <w:numFmt w:val="bullet"/>
-      <w:lvlText w:val=""/>
+      <w:lvlText w:val="–"/>
       <w:lvlJc w:val="left"/>
       <w:pPr>
-        <w:ind w:left="4320" w:hanging="360"/>
-      </w:pPr>
-      <w:rPr>
-        <w:rFonts w:ascii="Wingdings" w:hAnsi="Wingdings" w:cs="Wingdings" w:hint="default"/>
-      </w:rPr>
+        <w:ind w:left="4320" w:hanging="480"/>
+      </w:pPr>
     </w:lvl>
     <w:lvl w:ilvl="6">
       <w:numFmt w:val="bullet"/>
-      <w:lvlText w:val=""/>
+      <w:lvlText w:val="•"/>
       <w:lvlJc w:val="left"/>
       <w:pPr>
-        <w:ind w:left="5040" w:hanging="360"/>
-      </w:pPr>
-      <w:rPr>
-        <w:rFonts w:ascii="Symbol" w:hAnsi="Symbol" w:cs="Symbol" w:hint="default"/>
-      </w:rPr>
+        <w:ind w:left="5040" w:hanging="480"/>
+      </w:pPr>
     </w:lvl>
     <w:lvl w:ilvl="7">
       <w:numFmt w:val="bullet"/>
-      <w:lvlText w:val="o"/>
+      <w:lvlText w:val="–"/>
       <w:lvlJc w:val="left"/>
       <w:pPr>
-        <w:ind w:left="5760" w:hanging="360"/>
-      </w:pPr>
-      <w:rPr>
-        <w:rFonts w:ascii="Courier New" w:hAnsi="Courier New" w:cs="Courier New" w:hint="default"/>
-      </w:rPr>
+        <w:ind w:left="5760" w:hanging="480"/>
+      </w:pPr>
     </w:lvl>
     <w:lvl w:ilvl="8">
       <w:numFmt w:val="bullet"/>
-      <w:lvlText w:val=""/>
+      <w:lvlText w:val="•"/>
       <w:lvlJc w:val="left"/>
       <w:pPr>
-        <w:ind w:left="6480" w:hanging="360"/>
-      </w:pPr>
-      <w:rPr>
-        <w:rFonts w:ascii="Wingdings" w:hAnsi="Wingdings" w:cs="Wingdings" w:hint="default"/>
-      </w:rPr>
+        <w:ind w:left="6480" w:hanging="480"/>
+      </w:pPr>
     </w:lvl>
   </w:abstractNum>
   <w:abstractNum w:abstractNumId="99411">
-    <w:nsid w:val="00A99411"/>
+    <w:nsid w:val="A99411"/>
     <w:multiLevelType w:val="multilevel"/>
     <w:lvl w:ilvl="0">
       <w:start w:val="1"/>
@@ -9887,7 +9877,7 @@
       <w:lvlText w:val="%1."/>
       <w:lvlJc w:val="left"/>
       <w:pPr>
-        <w:ind w:left="720" w:hanging="360"/>
+        <w:ind w:left="720" w:hanging="480"/>
       </w:pPr>
     </w:lvl>
     <w:lvl w:ilvl="1">
@@ -9896,7 +9886,7 @@
       <w:lvlText w:val="%2."/>
       <w:lvlJc w:val="left"/>
       <w:pPr>
-        <w:ind w:left="1440" w:hanging="360"/>
+        <w:ind w:left="1440" w:hanging="480"/>
       </w:pPr>
     </w:lvl>
     <w:lvl w:ilvl="2">
@@ -9905,7 +9895,7 @@
       <w:lvlText w:val="%3."/>
       <w:lvlJc w:val="left"/>
       <w:pPr>
-        <w:ind w:left="2160" w:hanging="360"/>
+        <w:ind w:left="2160" w:hanging="480"/>
       </w:pPr>
     </w:lvl>
     <w:lvl w:ilvl="3">
@@ -9914,7 +9904,7 @@
       <w:lvlText w:val="%4."/>
       <w:lvlJc w:val="left"/>
       <w:pPr>
-        <w:ind w:left="2880" w:hanging="360"/>
+        <w:ind w:left="2880" w:hanging="480"/>
       </w:pPr>
     </w:lvl>
     <w:lvl w:ilvl="4">
@@ -9923,7 +9913,7 @@
       <w:lvlText w:val="%5."/>
       <w:lvlJc w:val="left"/>
       <w:pPr>
-        <w:ind w:left="3600" w:hanging="360"/>
+        <w:ind w:left="3600" w:hanging="480"/>
       </w:pPr>
     </w:lvl>
     <w:lvl w:ilvl="5">
@@ -9932,7 +9922,7 @@
       <w:lvlText w:val="%6."/>
       <w:lvlJc w:val="left"/>
       <w:pPr>
-        <w:ind w:left="4320" w:hanging="360"/>
+        <w:ind w:left="4320" w:hanging="480"/>
       </w:pPr>
     </w:lvl>
     <w:lvl w:ilvl="6">
@@ -9941,7 +9931,7 @@
       <w:lvlText w:val="%7."/>
       <w:lvlJc w:val="left"/>
       <w:pPr>
-        <w:ind w:left="5040" w:hanging="360"/>
+        <w:ind w:left="5040" w:hanging="480"/>
       </w:pPr>
     </w:lvl>
     <w:lvl w:ilvl="7">
@@ -9950,7 +9940,7 @@
       <w:lvlText w:val="%8."/>
       <w:lvlJc w:val="left"/>
       <w:pPr>
-        <w:ind w:left="5760" w:hanging="360"/>
+        <w:ind w:left="5760" w:hanging="480"/>
       </w:pPr>
     </w:lvl>
     <w:lvl w:ilvl="8">
@@ -9959,83 +9949,7 @@
       <w:lvlText w:val="%9."/>
       <w:lvlJc w:val="left"/>
       <w:pPr>
-        <w:ind w:left="6480" w:hanging="360"/>
-      </w:pPr>
-    </w:lvl>
-  </w:abstractNum>
-  <w:abstractNum w:abstractNumId="992">
-    <w:nsid w:val="0000A992"/>
-    <w:multiLevelType w:val="multilevel"/>
-    <w:lvl w:ilvl="0">
-      <w:numFmt w:val="bullet"/>
-      <w:lvlText w:val="☐"/>
-      <w:lvlJc w:val="left"/>
-      <w:pPr>
-        <w:ind w:left="720" w:hanging="360"/>
-      </w:pPr>
-    </w:lvl>
-    <w:lvl w:ilvl="1">
-      <w:numFmt w:val="bullet"/>
-      <w:lvlText w:val="☐"/>
-      <w:lvlJc w:val="left"/>
-      <w:pPr>
-        <w:ind w:left="1440" w:hanging="360"/>
-      </w:pPr>
-    </w:lvl>
-    <w:lvl w:ilvl="2">
-      <w:numFmt w:val="bullet"/>
-      <w:lvlText w:val="☐"/>
-      <w:lvlJc w:val="left"/>
-      <w:pPr>
-        <w:ind w:left="2160" w:hanging="360"/>
-      </w:pPr>
-    </w:lvl>
-    <w:lvl w:ilvl="3">
-      <w:numFmt w:val="bullet"/>
-      <w:lvlText w:val="☐"/>
-      <w:lvlJc w:val="left"/>
-      <w:pPr>
-        <w:ind w:left="2880" w:hanging="360"/>
-      </w:pPr>
-    </w:lvl>
-    <w:lvl w:ilvl="4">
-      <w:numFmt w:val="bullet"/>
-      <w:lvlText w:val="☐"/>
-      <w:lvlJc w:val="left"/>
-      <w:pPr>
-        <w:ind w:left="3600" w:hanging="360"/>
-      </w:pPr>
-    </w:lvl>
-    <w:lvl w:ilvl="5">
-      <w:numFmt w:val="bullet"/>
-      <w:lvlText w:val="☐"/>
-      <w:lvlJc w:val="left"/>
-      <w:pPr>
-        <w:ind w:left="4320" w:hanging="360"/>
-      </w:pPr>
-    </w:lvl>
-    <w:lvl w:ilvl="6">
-      <w:numFmt w:val="bullet"/>
-      <w:lvlText w:val="☐"/>
-      <w:lvlJc w:val="left"/>
-      <w:pPr>
-        <w:ind w:left="5040" w:hanging="360"/>
-      </w:pPr>
-    </w:lvl>
-    <w:lvl w:ilvl="7">
-      <w:numFmt w:val="bullet"/>
-      <w:lvlText w:val="☐"/>
-      <w:lvlJc w:val="left"/>
-      <w:pPr>
-        <w:ind w:left="5760" w:hanging="360"/>
-      </w:pPr>
-    </w:lvl>
-    <w:lvl w:ilvl="8">
-      <w:numFmt w:val="bullet"/>
-      <w:lvlText w:val="☐"/>
-      <w:lvlJc w:val="left"/>
-      <w:pPr>
-        <w:ind w:left="6480" w:hanging="360"/>
+        <w:ind w:left="6480" w:hanging="480"/>
       </w:pPr>
     </w:lvl>
   </w:abstractNum>
@@ -10151,130 +10065,157 @@
     <w:abstractNumId w:val="991"/>
   </w:num>
   <w:num w:numId="1019">
-    <w:abstractNumId w:val="992"/>
+    <w:abstractNumId w:val="991"/>
   </w:num>
   <w:num w:numId="1020">
-    <w:abstractNumId w:val="992"/>
+    <w:abstractNumId w:val="991"/>
   </w:num>
   <w:num w:numId="1021">
-    <w:abstractNumId w:val="992"/>
+    <w:abstractNumId w:val="991"/>
   </w:num>
   <w:num w:numId="1022">
-    <w:abstractNumId w:val="992"/>
+    <w:abstractNumId w:val="991"/>
   </w:num>
   <w:num w:numId="1023">
-    <w:abstractNumId w:val="992"/>
+    <w:abstractNumId w:val="991"/>
   </w:num>
   <w:num w:numId="1024">
-    <w:abstractNumId w:val="992"/>
+    <w:abstractNumId w:val="991"/>
   </w:num>
   <w:num w:numId="1025">
-    <w:abstractNumId w:val="992"/>
+    <w:abstractNumId w:val="991"/>
   </w:num>
   <w:num w:numId="1026">
-    <w:abstractNumId w:val="992"/>
+    <w:abstractNumId w:val="991"/>
   </w:num>
   <w:num w:numId="1027">
-    <w:abstractNumId w:val="992"/>
+    <w:abstractNumId w:val="991"/>
   </w:num>
   <w:num w:numId="1028">
-    <w:abstractNumId w:val="992"/>
+    <w:abstractNumId w:val="991"/>
   </w:num>
   <w:num w:numId="1029">
-    <w:abstractNumId w:val="992"/>
+    <w:abstractNumId w:val="991"/>
   </w:num>
   <w:num w:numId="1030">
-    <w:abstractNumId w:val="992"/>
+    <w:abstractNumId w:val="991"/>
   </w:num>
   <w:num w:numId="1031">
-    <w:abstractNumId w:val="992"/>
+    <w:abstractNumId w:val="991"/>
   </w:num>
   <w:num w:numId="1032">
-    <w:abstractNumId w:val="992"/>
+    <w:abstractNumId w:val="991"/>
   </w:num>
   <w:num w:numId="1033">
-    <w:abstractNumId w:val="992"/>
+    <w:abstractNumId w:val="991"/>
   </w:num>
   <w:num w:numId="1034">
-    <w:abstractNumId w:val="992"/>
+    <w:abstractNumId w:val="991"/>
   </w:num>
   <w:num w:numId="1035">
-    <w:abstractNumId w:val="992"/>
+    <w:abstractNumId w:val="991"/>
   </w:num>
   <w:num w:numId="1036">
-    <w:abstractNumId w:val="992"/>
+    <w:abstractNumId w:val="991"/>
   </w:num>
   <w:num w:numId="1037">
-    <w:abstractNumId w:val="992"/>
+    <w:abstractNumId w:val="991"/>
   </w:num>
   <w:num w:numId="1038">
-    <w:abstractNumId w:val="992"/>
+    <w:abstractNumId w:val="991"/>
   </w:num>
   <w:num w:numId="1039">
-    <w:abstractNumId w:val="992"/>
+    <w:abstractNumId w:val="991"/>
   </w:num>
   <w:num w:numId="1040">
-    <w:abstractNumId w:val="992"/>
+    <w:abstractNumId w:val="991"/>
   </w:num>
   <w:num w:numId="1041">
-    <w:abstractNumId w:val="992"/>
+    <w:abstractNumId w:val="991"/>
   </w:num>
   <w:num w:numId="1042">
-    <w:abstractNumId w:val="992"/>
+    <w:abstractNumId w:val="991"/>
   </w:num>
   <w:num w:numId="1043">
-    <w:abstractNumId w:val="992"/>
+    <w:abstractNumId w:val="991"/>
   </w:num>
   <w:num w:numId="1044">
-    <w:abstractNumId w:val="992"/>
+    <w:abstractNumId w:val="991"/>
   </w:num>
   <w:num w:numId="1045">
-    <w:abstractNumId w:val="992"/>
+    <w:abstractNumId w:val="991"/>
   </w:num>
   <w:num w:numId="1046">
-    <w:abstractNumId w:val="992"/>
+    <w:abstractNumId w:val="991"/>
   </w:num>
   <w:num w:numId="1047">
-    <w:abstractNumId w:val="992"/>
+    <w:abstractNumId w:val="991"/>
   </w:num>
   <w:num w:numId="1048">
-    <w:abstractNumId w:val="992"/>
+    <w:abstractNumId w:val="991"/>
   </w:num>
   <w:num w:numId="1049">
-    <w:abstractNumId w:val="992"/>
+    <w:abstractNumId w:val="991"/>
   </w:num>
   <w:num w:numId="1050">
-    <w:abstractNumId w:val="992"/>
+    <w:abstractNumId w:val="991"/>
   </w:num>
   <w:num w:numId="1051">
-    <w:abstractNumId w:val="992"/>
+    <w:abstractNumId w:val="991"/>
   </w:num>
   <w:num w:numId="1052">
-    <w:abstractNumId w:val="992"/>
+    <w:abstractNumId w:val="991"/>
   </w:num>
   <w:num w:numId="1053">
-    <w:abstractNumId w:val="992"/>
+    <w:abstractNumId w:val="991"/>
   </w:num>
   <w:num w:numId="1054">
-    <w:abstractNumId w:val="992"/>
+    <w:abstractNumId w:val="99411"/>
+    <w:lvlOverride w:ilvl="0">
+      <w:startOverride w:val="1"/>
+    </w:lvlOverride>
+    <w:lvlOverride w:ilvl="1">
+      <w:startOverride w:val="1"/>
+    </w:lvlOverride>
+    <w:lvlOverride w:ilvl="2">
+      <w:startOverride w:val="1"/>
+    </w:lvlOverride>
+    <w:lvlOverride w:ilvl="3">
+      <w:startOverride w:val="1"/>
+    </w:lvlOverride>
+    <w:lvlOverride w:ilvl="4">
+      <w:startOverride w:val="1"/>
+    </w:lvlOverride>
+    <w:lvlOverride w:ilvl="5">
+      <w:startOverride w:val="1"/>
+    </w:lvlOverride>
+    <w:lvlOverride w:ilvl="6">
+      <w:startOverride w:val="1"/>
+    </w:lvlOverride>
+    <w:lvlOverride w:ilvl="7">
+      <w:startOverride w:val="1"/>
+    </w:lvlOverride>
+    <w:lvlOverride w:ilvl="8">
+      <w:startOverride w:val="1"/>
+    </w:lvlOverride>
   </w:num>
   <w:num w:numId="1055">
-    <w:abstractNumId w:val="992"/>
+    <w:abstractNumId w:val="991"/>
   </w:num>
   <w:num w:numId="1056">
-    <w:abstractNumId w:val="992"/>
+    <w:abstractNumId w:val="991"/>
   </w:num>
   <w:num w:numId="1057">
-    <w:abstractNumId w:val="992"/>
+    <w:abstractNumId w:val="991"/>
   </w:num>
   <w:num w:numId="1058">
-    <w:abstractNumId w:val="992"/>
+    <w:abstractNumId w:val="991"/>
   </w:num>
   <w:num w:numId="1059">
-    <w:abstractNumId w:val="992"/>
+    <w:abstractNumId w:val="991"/>
   </w:num>
   <w:num w:numId="1060">
-    <w:abstractNumId w:val="992"/>
+    <w:abstractNumId w:val="991"/>
   </w:num>
   <w:num w:numId="1061">
     <w:abstractNumId w:val="991"/>
@@ -10324,135 +10265,6 @@
   <w:num w:numId="1076">
     <w:abstractNumId w:val="991"/>
   </w:num>
-  <w:num w:numId="1077">
-    <w:abstractNumId w:val="991"/>
-  </w:num>
-  <w:num w:numId="1078">
-    <w:abstractNumId w:val="991"/>
-  </w:num>
-  <w:num w:numId="1079">
-    <w:abstractNumId w:val="991"/>
-  </w:num>
-  <w:num w:numId="1080">
-    <w:abstractNumId w:val="991"/>
-  </w:num>
-  <w:num w:numId="1081">
-    <w:abstractNumId w:val="991"/>
-  </w:num>
-  <w:num w:numId="1082">
-    <w:abstractNumId w:val="991"/>
-  </w:num>
-  <w:num w:numId="1083">
-    <w:abstractNumId w:val="991"/>
-  </w:num>
-  <w:num w:numId="1084">
-    <w:abstractNumId w:val="991"/>
-  </w:num>
-  <w:num w:numId="1085">
-    <w:abstractNumId w:val="991"/>
-  </w:num>
-  <w:num w:numId="1086">
-    <w:abstractNumId w:val="991"/>
-  </w:num>
-  <w:num w:numId="1087">
-    <w:abstractNumId w:val="991"/>
-  </w:num>
-  <w:num w:numId="1088">
-    <w:abstractNumId w:val="99411"/>
-    <w:lvlOverride w:ilvl="0">
-      <w:startOverride w:val="1"/>
-    </w:lvlOverride>
-    <w:lvlOverride w:ilvl="1">
-      <w:startOverride w:val="1"/>
-    </w:lvlOverride>
-    <w:lvlOverride w:ilvl="2">
-      <w:startOverride w:val="1"/>
-    </w:lvlOverride>
-    <w:lvlOverride w:ilvl="3">
-      <w:startOverride w:val="1"/>
-    </w:lvlOverride>
-    <w:lvlOverride w:ilvl="4">
-      <w:startOverride w:val="1"/>
-    </w:lvlOverride>
-    <w:lvlOverride w:ilvl="5">
-      <w:startOverride w:val="1"/>
-    </w:lvlOverride>
-    <w:lvlOverride w:ilvl="6">
-      <w:startOverride w:val="1"/>
-    </w:lvlOverride>
-    <w:lvlOverride w:ilvl="7">
-      <w:startOverride w:val="1"/>
-    </w:lvlOverride>
-    <w:lvlOverride w:ilvl="8">
-      <w:startOverride w:val="1"/>
-    </w:lvlOverride>
-  </w:num>
-  <w:num w:numId="1089">
-    <w:abstractNumId w:val="991"/>
-  </w:num>
-  <w:num w:numId="1090">
-    <w:abstractNumId w:val="991"/>
-  </w:num>
-  <w:num w:numId="1091">
-    <w:abstractNumId w:val="991"/>
-  </w:num>
-  <w:num w:numId="1092">
-    <w:abstractNumId w:val="991"/>
-  </w:num>
-  <w:num w:numId="1093">
-    <w:abstractNumId w:val="991"/>
-  </w:num>
-  <w:num w:numId="1094">
-    <w:abstractNumId w:val="991"/>
-  </w:num>
-  <w:num w:numId="1095">
-    <w:abstractNumId w:val="991"/>
-  </w:num>
-  <w:num w:numId="1096">
-    <w:abstractNumId w:val="991"/>
-  </w:num>
-  <w:num w:numId="1097">
-    <w:abstractNumId w:val="991"/>
-  </w:num>
-  <w:num w:numId="1098">
-    <w:abstractNumId w:val="991"/>
-  </w:num>
-  <w:num w:numId="1099">
-    <w:abstractNumId w:val="991"/>
-  </w:num>
-  <w:num w:numId="1100">
-    <w:abstractNumId w:val="991"/>
-  </w:num>
-  <w:num w:numId="1101">
-    <w:abstractNumId w:val="991"/>
-  </w:num>
-  <w:num w:numId="1102">
-    <w:abstractNumId w:val="991"/>
-  </w:num>
-  <w:num w:numId="1103">
-    <w:abstractNumId w:val="991"/>
-  </w:num>
-  <w:num w:numId="1104">
-    <w:abstractNumId w:val="991"/>
-  </w:num>
-  <w:num w:numId="1105">
-    <w:abstractNumId w:val="991"/>
-  </w:num>
-  <w:num w:numId="1106">
-    <w:abstractNumId w:val="991"/>
-  </w:num>
-  <w:num w:numId="1107">
-    <w:abstractNumId w:val="991"/>
-  </w:num>
-  <w:num w:numId="1108">
-    <w:abstractNumId w:val="991"/>
-  </w:num>
-  <w:num w:numId="1109">
-    <w:abstractNumId w:val="991"/>
-  </w:num>
-  <w:num w:numId="1110">
-    <w:abstractNumId w:val="991"/>
-  </w:num>
 </w:numbering>
 </file>
 
@@ -10461,10 +10273,10 @@
   <w:docDefaults>
     <w:rPrDefault>
       <w:rPr>
-        <w:rFonts w:asciiTheme="minorHAnsi" w:cstheme="minorBidi" w:eastAsiaTheme="minorEastAsia" w:hAnsiTheme="minorHAnsi"/>
+        <w:rFonts w:asciiTheme="minorHAnsi" w:cstheme="minorBidi" w:eastAsiaTheme="minorHAnsi" w:hAnsiTheme="minorHAnsi"/>
         <w:sz w:val="24"/>
         <w:szCs w:val="24"/>
-        <w:lang w:bidi="ar-SA" w:eastAsia="zh-CN" w:val="de-DE"/>
+        <w:lang w:bidi="ar-SA" w:eastAsia="en-US" w:val="de-DE"/>
       </w:rPr>
     </w:rPrDefault>
     <w:pPrDefault>
@@ -10482,10 +10294,10 @@
     <w:name w:val="Body Text"/>
     <w:basedOn w:val="Normal"/>
     <w:link w:val="BodyTextChar"/>
-    <w:qFormat/>
     <w:pPr>
       <w:spacing w:after="180" w:before="180"/>
     </w:pPr>
+    <w:qFormat/>
   </w:style>
   <w:style w:customStyle="1" w:styleId="FirstParagraph" w:type="paragraph">
     <w:name w:val="First Paragraph"/>
@@ -10505,94 +10317,57 @@
     <w:name w:val="Title"/>
     <w:basedOn w:val="Normal"/>
     <w:next w:val="BodyText"/>
-    <w:link w:val="TitleChar"/>
-    <w:uiPriority w:val="10"/>
     <w:qFormat/>
-    <w:rsid w:val="00A10FD9"/>
     <w:pPr>
-      <w:spacing w:after="80" w:line="240" w:lineRule="auto"/>
-      <w:contextualSpacing/>
+      <w:keepNext/>
+      <w:keepLines/>
+      <w:spacing w:after="240" w:before="480"/>
       <w:jc w:val="center"/>
     </w:pPr>
     <w:rPr>
       <w:rFonts w:asciiTheme="majorHAnsi" w:cstheme="majorBidi" w:eastAsiaTheme="majorEastAsia" w:hAnsiTheme="majorHAnsi"/>
-      <w:sz w:val="56"/>
-      <w:szCs w:val="56"/>
-    </w:rPr>
-  </w:style>
-  <w:style w:customStyle="1" w:styleId="TitleChar" w:type="character">
-    <w:name w:val="Title Char"/>
-    <w:basedOn w:val="DefaultParagraphFont"/>
-    <w:link w:val="Title"/>
-    <w:uiPriority w:val="10"/>
-    <w:rsid w:val="00A10FD9"/>
-    <w:rPr>
-      <w:rFonts w:asciiTheme="majorHAnsi" w:cstheme="majorBidi" w:eastAsiaTheme="majorEastAsia" w:hAnsiTheme="majorHAnsi"/>
-      <w:sz w:val="56"/>
-      <w:szCs w:val="56"/>
+      <w:b/>
+      <w:bCs/>
+      <w:color w:themeColor="accent1" w:themeShade="B5" w:val="345A8A"/>
+      <w:sz w:val="36"/>
+      <w:szCs w:val="36"/>
     </w:rPr>
   </w:style>
   <w:style w:styleId="Subtitle" w:type="paragraph">
     <w:name w:val="Subtitle"/>
     <w:basedOn w:val="Title"/>
     <w:next w:val="BodyText"/>
-    <w:link w:val="SubtitleChar"/>
-    <w:uiPriority w:val="11"/>
     <w:qFormat/>
-    <w:rsid w:val="00A10FD9"/>
     <w:pPr>
-      <w:numPr>
-        <w:ilvl w:val="1"/>
-      </w:numPr>
+      <w:keepNext/>
+      <w:keepLines/>
+      <w:spacing w:after="240" w:before="240"/>
+      <w:jc w:val="center"/>
     </w:pPr>
     <w:rPr>
-      <w:rFonts w:cstheme="majorBidi" w:eastAsiaTheme="majorEastAsia"/>
-      <w:spacing w:val="15"/>
-      <w:sz w:val="28"/>
-      <w:szCs w:val="28"/>
-    </w:rPr>
-  </w:style>
-  <w:style w:customStyle="1" w:styleId="SubtitleChar" w:type="character">
-    <w:name w:val="Subtitle Char"/>
-    <w:basedOn w:val="DefaultParagraphFont"/>
-    <w:link w:val="Subtitle"/>
-    <w:uiPriority w:val="11"/>
-    <w:rsid w:val="00A10FD9"/>
-    <w:rPr>
-      <w:rFonts w:cstheme="majorBidi" w:eastAsiaTheme="majorEastAsia"/>
-      <w:color w:themeColor="text1" w:themeTint="A6" w:val="595959"/>
-      <w:spacing w:val="15"/>
-      <w:sz w:val="28"/>
-      <w:szCs w:val="28"/>
+      <w:sz w:val="30"/>
+      <w:szCs w:val="30"/>
     </w:rPr>
   </w:style>
   <w:style w:customStyle="1" w:styleId="Author" w:type="paragraph">
     <w:name w:val="Author"/>
-    <w:basedOn w:val="Title"/>
     <w:next w:val="BodyText"/>
     <w:qFormat/>
     <w:pPr>
       <w:keepNext/>
       <w:keepLines/>
+      <w:jc w:val="center"/>
     </w:pPr>
-    <w:rPr>
-      <w:sz w:val="24"/>
-      <w:szCs w:val="24"/>
-    </w:rPr>
   </w:style>
   <w:style w:styleId="Date" w:type="paragraph">
     <w:name w:val="Date"/>
-    <w:basedOn w:val="Title"/>
     <w:next w:val="BodyText"/>
     <w:qFormat/>
     <w:pPr>
       <w:keepNext/>
       <w:keepLines/>
+      <w:jc w:val="center"/>
     </w:pPr>
-    <w:rPr>
-      <w:sz w:val="24"/>
-      <w:szCs w:val="24"/>
-    </w:rPr>
   </w:style>
   <w:style w:customStyle="1" w:styleId="AbstractTitle" w:type="paragraph">
     <w:name w:val="Abstract Title"/>
@@ -10602,13 +10377,15 @@
     <w:pPr>
       <w:keepNext/>
       <w:keepLines/>
+      <w:jc w:val="center"/>
       <w:spacing w:after="0" w:before="300"/>
-      <w:jc w:val="center"/>
     </w:pPr>
     <w:rPr>
-      <w:b/>
       <w:sz w:val="20"/>
       <w:szCs w:val="20"/>
+      <w:b/>
+      <w:color w:val="345A8A"/>
+      &gt;
     </w:rPr>
   </w:style>
   <w:style w:customStyle="1" w:styleId="Abstract" w:type="paragraph">
@@ -10635,321 +10412,191 @@
     <w:rPr/>
   </w:style>
   <w:style w:styleId="Heading1" w:type="paragraph">
-    <w:name w:val="heading 1"/>
+    <w:name w:val="Heading 1"/>
     <w:basedOn w:val="Normal"/>
     <w:next w:val="BodyText"/>
-    <w:link w:val="Heading1Char"/>
     <w:uiPriority w:val="9"/>
     <w:qFormat/>
-    <w:rsid w:val="00A10FD9"/>
     <w:pPr>
       <w:keepNext/>
       <w:keepLines/>
-      <w:spacing w:after="80" w:before="360"/>
+      <w:spacing w:after="0" w:before="480"/>
       <w:outlineLvl w:val="0"/>
     </w:pPr>
     <w:rPr>
       <w:rFonts w:asciiTheme="majorHAnsi" w:cstheme="majorBidi" w:eastAsiaTheme="majorEastAsia" w:hAnsiTheme="majorHAnsi"/>
-      <w:color w:themeColor="accent1" w:themeShade="BF" w:val="0F4761"/>
-      <w:sz w:val="40"/>
-      <w:szCs w:val="40"/>
+      <w:b/>
+      <w:bCs/>
+      <w:color w:themeColor="accent1" w:val="4F81BD"/>
+      <w:sz w:val="32"/>
+      <w:szCs w:val="32"/>
     </w:rPr>
   </w:style>
   <w:style w:styleId="Heading2" w:type="paragraph">
-    <w:name w:val="heading 2"/>
+    <w:name w:val="Heading 2"/>
     <w:basedOn w:val="Normal"/>
     <w:next w:val="BodyText"/>
-    <w:link w:val="Heading2Char"/>
     <w:uiPriority w:val="9"/>
-    <w:semiHidden/>
     <w:unhideWhenUsed/>
     <w:qFormat/>
-    <w:rsid w:val="00A10FD9"/>
     <w:pPr>
       <w:keepNext/>
       <w:keepLines/>
-      <w:spacing w:after="80" w:before="160"/>
+      <w:spacing w:after="0" w:before="200"/>
       <w:outlineLvl w:val="1"/>
     </w:pPr>
     <w:rPr>
       <w:rFonts w:asciiTheme="majorHAnsi" w:cstheme="majorBidi" w:eastAsiaTheme="majorEastAsia" w:hAnsiTheme="majorHAnsi"/>
-      <w:color w:themeColor="accent1" w:themeShade="BF" w:val="0F4761"/>
-      <w:sz w:val="32"/>
-      <w:szCs w:val="32"/>
-    </w:rPr>
-  </w:style>
-  <w:style w:styleId="Heading3" w:type="paragraph">
-    <w:name w:val="heading 3"/>
-    <w:basedOn w:val="Normal"/>
-    <w:next w:val="BodyText"/>
-    <w:link w:val="Heading3Char"/>
-    <w:uiPriority w:val="9"/>
-    <w:semiHidden/>
-    <w:unhideWhenUsed/>
-    <w:qFormat/>
-    <w:rsid w:val="00A10FD9"/>
-    <w:pPr>
-      <w:keepNext/>
-      <w:keepLines/>
-      <w:spacing w:after="80" w:before="160"/>
-      <w:outlineLvl w:val="2"/>
-    </w:pPr>
-    <w:rPr>
-      <w:rFonts w:cstheme="majorBidi" w:eastAsiaTheme="majorEastAsia"/>
-      <w:color w:themeColor="accent1" w:themeShade="BF" w:val="0F4761"/>
+      <w:b/>
+      <w:bCs/>
+      <w:color w:themeColor="accent1" w:val="4F81BD"/>
       <w:sz w:val="28"/>
       <w:szCs w:val="28"/>
     </w:rPr>
   </w:style>
-  <w:style w:styleId="Heading4" w:type="paragraph">
-    <w:name w:val="heading 4"/>
+  <w:style w:styleId="Heading3" w:type="paragraph">
+    <w:name w:val="Heading 3"/>
     <w:basedOn w:val="Normal"/>
     <w:next w:val="BodyText"/>
-    <w:link w:val="Heading4Char"/>
     <w:uiPriority w:val="9"/>
-    <w:semiHidden/>
     <w:unhideWhenUsed/>
     <w:qFormat/>
-    <w:rsid w:val="00A10FD9"/>
     <w:pPr>
       <w:keepNext/>
       <w:keepLines/>
-      <w:spacing w:after="40" w:before="80"/>
+      <w:spacing w:after="0" w:before="200"/>
+      <w:outlineLvl w:val="2"/>
+    </w:pPr>
+    <w:rPr>
+      <w:rFonts w:asciiTheme="majorHAnsi" w:cstheme="majorBidi" w:eastAsiaTheme="majorEastAsia" w:hAnsiTheme="majorHAnsi"/>
+      <w:b/>
+      <w:bCs/>
+      <w:color w:themeColor="accent1" w:val="4F81BD"/>
+      <w:sz w:val="24"/>
+      <w:szCs w:val="24"/>
+    </w:rPr>
+  </w:style>
+  <w:style w:styleId="Heading4" w:type="paragraph">
+    <w:name w:val="Heading 4"/>
+    <w:basedOn w:val="Normal"/>
+    <w:next w:val="BodyText"/>
+    <w:uiPriority w:val="9"/>
+    <w:unhideWhenUsed/>
+    <w:qFormat/>
+    <w:pPr>
+      <w:keepNext/>
+      <w:keepLines/>
+      <w:spacing w:after="0" w:before="200"/>
       <w:outlineLvl w:val="3"/>
     </w:pPr>
     <w:rPr>
-      <w:rFonts w:cstheme="majorBidi" w:eastAsiaTheme="majorEastAsia"/>
+      <w:rFonts w:asciiTheme="majorHAnsi" w:cstheme="majorBidi" w:eastAsiaTheme="majorEastAsia" w:hAnsiTheme="majorHAnsi"/>
       <w:i/>
-      <w:iCs/>
-      <w:color w:themeColor="accent1" w:themeShade="BF" w:val="0F4761"/>
+      <w:bCs/>
+      <w:color w:themeColor="accent1" w:val="4F81BD"/>
+      <w:sz w:val="24"/>
+      <w:szCs w:val="24"/>
     </w:rPr>
   </w:style>
   <w:style w:styleId="Heading5" w:type="paragraph">
-    <w:name w:val="heading 5"/>
+    <w:name w:val="Heading 5"/>
     <w:basedOn w:val="Normal"/>
     <w:next w:val="BodyText"/>
-    <w:link w:val="Heading5Char"/>
     <w:uiPriority w:val="9"/>
-    <w:semiHidden/>
     <w:unhideWhenUsed/>
     <w:qFormat/>
-    <w:rsid w:val="00A10FD9"/>
     <w:pPr>
       <w:keepNext/>
       <w:keepLines/>
-      <w:spacing w:after="40" w:before="80"/>
+      <w:spacing w:after="0" w:before="200"/>
       <w:outlineLvl w:val="4"/>
     </w:pPr>
     <w:rPr>
-      <w:rFonts w:cstheme="majorBidi" w:eastAsiaTheme="majorEastAsia"/>
-      <w:color w:themeColor="accent1" w:themeShade="BF" w:val="0F4761"/>
+      <w:rFonts w:asciiTheme="majorHAnsi" w:cstheme="majorBidi" w:eastAsiaTheme="majorEastAsia" w:hAnsiTheme="majorHAnsi"/>
+      <w:iCs/>
+      <w:color w:themeColor="accent1" w:val="4F81BD"/>
+      <w:sz w:val="24"/>
+      <w:szCs w:val="24"/>
     </w:rPr>
   </w:style>
   <w:style w:styleId="Heading6" w:type="paragraph">
-    <w:name w:val="heading 6"/>
+    <w:name w:val="Heading 6"/>
     <w:basedOn w:val="Normal"/>
     <w:next w:val="BodyText"/>
-    <w:link w:val="Heading6Char"/>
     <w:uiPriority w:val="9"/>
-    <w:semiHidden/>
     <w:unhideWhenUsed/>
     <w:qFormat/>
-    <w:rsid w:val="00A10FD9"/>
     <w:pPr>
       <w:keepNext/>
       <w:keepLines/>
-      <w:spacing w:after="0" w:before="40"/>
+      <w:spacing w:after="0" w:before="200"/>
       <w:outlineLvl w:val="5"/>
     </w:pPr>
     <w:rPr>
-      <w:rFonts w:cstheme="majorBidi" w:eastAsiaTheme="majorEastAsia"/>
-      <w:i/>
-      <w:iCs/>
-      <w:color w:themeColor="text1" w:themeTint="A6" w:val="595959"/>
+      <w:rFonts w:asciiTheme="majorHAnsi" w:cstheme="majorBidi" w:eastAsiaTheme="majorEastAsia" w:hAnsiTheme="majorHAnsi"/>
+      <w:color w:themeColor="accent1" w:val="4F81BD"/>
+      <w:sz w:val="24"/>
+      <w:szCs w:val="24"/>
     </w:rPr>
   </w:style>
   <w:style w:styleId="Heading7" w:type="paragraph">
-    <w:name w:val="heading 7"/>
+    <w:name w:val="Heading 7"/>
     <w:basedOn w:val="Normal"/>
     <w:next w:val="BodyText"/>
-    <w:link w:val="Heading7Char"/>
     <w:uiPriority w:val="9"/>
-    <w:semiHidden/>
     <w:unhideWhenUsed/>
     <w:qFormat/>
-    <w:rsid w:val="00A10FD9"/>
     <w:pPr>
       <w:keepNext/>
       <w:keepLines/>
-      <w:spacing w:after="0" w:before="40"/>
+      <w:spacing w:after="0" w:before="200"/>
       <w:outlineLvl w:val="6"/>
     </w:pPr>
     <w:rPr>
-      <w:rFonts w:cstheme="majorBidi" w:eastAsiaTheme="majorEastAsia"/>
-      <w:color w:themeColor="text1" w:themeTint="A6" w:val="595959"/>
+      <w:rFonts w:asciiTheme="majorHAnsi" w:cstheme="majorBidi" w:eastAsiaTheme="majorEastAsia" w:hAnsiTheme="majorHAnsi"/>
+      <w:color w:themeColor="accent1" w:val="4F81BD"/>
+      <w:sz w:val="24"/>
+      <w:szCs w:val="24"/>
     </w:rPr>
   </w:style>
   <w:style w:styleId="Heading8" w:type="paragraph">
-    <w:name w:val="heading 8"/>
+    <w:name w:val="Heading 8"/>
     <w:basedOn w:val="Normal"/>
     <w:next w:val="BodyText"/>
-    <w:link w:val="Heading8Char"/>
     <w:uiPriority w:val="9"/>
-    <w:semiHidden/>
     <w:unhideWhenUsed/>
     <w:qFormat/>
-    <w:rsid w:val="00A10FD9"/>
     <w:pPr>
       <w:keepNext/>
       <w:keepLines/>
-      <w:spacing w:after="0"/>
+      <w:spacing w:after="0" w:before="200"/>
       <w:outlineLvl w:val="7"/>
     </w:pPr>
     <w:rPr>
-      <w:rFonts w:cstheme="majorBidi" w:eastAsiaTheme="majorEastAsia"/>
-      <w:i/>
-      <w:iCs/>
-      <w:color w:themeColor="text1" w:themeTint="D8" w:val="272727"/>
+      <w:rFonts w:asciiTheme="majorHAnsi" w:cstheme="majorBidi" w:eastAsiaTheme="majorEastAsia" w:hAnsiTheme="majorHAnsi"/>
+      <w:color w:themeColor="accent1" w:val="4F81BD"/>
+      <w:sz w:val="24"/>
+      <w:szCs w:val="24"/>
     </w:rPr>
   </w:style>
   <w:style w:styleId="Heading9" w:type="paragraph">
-    <w:name w:val="heading 9"/>
+    <w:name w:val="Heading 9"/>
     <w:basedOn w:val="Normal"/>
     <w:next w:val="BodyText"/>
-    <w:link w:val="Heading9Char"/>
     <w:uiPriority w:val="9"/>
-    <w:semiHidden/>
     <w:unhideWhenUsed/>
     <w:qFormat/>
-    <w:rsid w:val="00A10FD9"/>
     <w:pPr>
       <w:keepNext/>
       <w:keepLines/>
-      <w:spacing w:after="0"/>
+      <w:spacing w:after="0" w:before="200"/>
       <w:outlineLvl w:val="8"/>
     </w:pPr>
     <w:rPr>
-      <w:rFonts w:cstheme="majorBidi" w:eastAsiaTheme="majorEastAsia"/>
-      <w:color w:themeColor="text1" w:themeTint="D8" w:val="272727"/>
-    </w:rPr>
-  </w:style>
-  <w:style w:customStyle="1" w:styleId="Heading1Char" w:type="character">
-    <w:name w:val="Heading 1 Char"/>
-    <w:basedOn w:val="DefaultParagraphFont"/>
-    <w:link w:val="Heading1"/>
-    <w:uiPriority w:val="9"/>
-    <w:rsid w:val="00A10FD9"/>
-    <w:rPr>
       <w:rFonts w:asciiTheme="majorHAnsi" w:cstheme="majorBidi" w:eastAsiaTheme="majorEastAsia" w:hAnsiTheme="majorHAnsi"/>
-      <w:color w:themeColor="accent1" w:themeShade="BF" w:val="0F4761"/>
-      <w:sz w:val="40"/>
-      <w:szCs w:val="40"/>
-    </w:rPr>
-  </w:style>
-  <w:style w:customStyle="1" w:styleId="Heading2Char" w:type="character">
-    <w:name w:val="Heading 2 Char"/>
-    <w:basedOn w:val="DefaultParagraphFont"/>
-    <w:link w:val="Heading2"/>
-    <w:uiPriority w:val="9"/>
-    <w:semiHidden/>
-    <w:rsid w:val="00A10FD9"/>
-    <w:rPr>
-      <w:rFonts w:asciiTheme="majorHAnsi" w:cstheme="majorBidi" w:eastAsiaTheme="majorEastAsia" w:hAnsiTheme="majorHAnsi"/>
-      <w:color w:themeColor="accent1" w:themeShade="BF" w:val="0F4761"/>
-      <w:sz w:val="32"/>
-      <w:szCs w:val="32"/>
-    </w:rPr>
-  </w:style>
-  <w:style w:customStyle="1" w:styleId="Heading3Char" w:type="character">
-    <w:name w:val="Heading 3 Char"/>
-    <w:basedOn w:val="DefaultParagraphFont"/>
-    <w:link w:val="Heading3"/>
-    <w:uiPriority w:val="9"/>
-    <w:semiHidden/>
-    <w:rsid w:val="00A10FD9"/>
-    <w:rPr>
-      <w:rFonts w:cstheme="majorBidi" w:eastAsiaTheme="majorEastAsia"/>
-      <w:color w:themeColor="accent1" w:themeShade="BF" w:val="0F4761"/>
-      <w:sz w:val="28"/>
-      <w:szCs w:val="28"/>
-    </w:rPr>
-  </w:style>
-  <w:style w:customStyle="1" w:styleId="Heading4Char" w:type="character">
-    <w:name w:val="Heading 4 Char"/>
-    <w:basedOn w:val="DefaultParagraphFont"/>
-    <w:link w:val="Heading4"/>
-    <w:uiPriority w:val="9"/>
-    <w:semiHidden/>
-    <w:rsid w:val="00A10FD9"/>
-    <w:rPr>
-      <w:rFonts w:cstheme="majorBidi" w:eastAsiaTheme="majorEastAsia"/>
-      <w:i/>
-      <w:iCs/>
-      <w:color w:themeColor="accent1" w:themeShade="BF" w:val="0F4761"/>
-    </w:rPr>
-  </w:style>
-  <w:style w:customStyle="1" w:styleId="Heading5Char" w:type="character">
-    <w:name w:val="Heading 5 Char"/>
-    <w:basedOn w:val="DefaultParagraphFont"/>
-    <w:link w:val="Heading5"/>
-    <w:uiPriority w:val="9"/>
-    <w:semiHidden/>
-    <w:rsid w:val="00A10FD9"/>
-    <w:rPr>
-      <w:rFonts w:cstheme="majorBidi" w:eastAsiaTheme="majorEastAsia"/>
-      <w:color w:themeColor="accent1" w:themeShade="BF" w:val="0F4761"/>
-    </w:rPr>
-  </w:style>
-  <w:style w:customStyle="1" w:styleId="Heading6Char" w:type="character">
-    <w:name w:val="Heading 6 Char"/>
-    <w:basedOn w:val="DefaultParagraphFont"/>
-    <w:link w:val="Heading6"/>
-    <w:uiPriority w:val="9"/>
-    <w:semiHidden/>
-    <w:rsid w:val="00A10FD9"/>
-    <w:rPr>
-      <w:rFonts w:cstheme="majorBidi" w:eastAsiaTheme="majorEastAsia"/>
-      <w:i/>
-      <w:iCs/>
-      <w:color w:themeColor="text1" w:themeTint="A6" w:val="595959"/>
-    </w:rPr>
-  </w:style>
-  <w:style w:customStyle="1" w:styleId="Heading7Char" w:type="character">
-    <w:name w:val="Heading 7 Char"/>
-    <w:basedOn w:val="DefaultParagraphFont"/>
-    <w:link w:val="Heading7"/>
-    <w:uiPriority w:val="9"/>
-    <w:semiHidden/>
-    <w:rsid w:val="00A10FD9"/>
-    <w:rPr>
-      <w:rFonts w:cstheme="majorBidi" w:eastAsiaTheme="majorEastAsia"/>
-      <w:color w:themeColor="text1" w:themeTint="A6" w:val="595959"/>
-    </w:rPr>
-  </w:style>
-  <w:style w:customStyle="1" w:styleId="Heading8Char" w:type="character">
-    <w:name w:val="Heading 8 Char"/>
-    <w:basedOn w:val="DefaultParagraphFont"/>
-    <w:link w:val="Heading8"/>
-    <w:uiPriority w:val="9"/>
-    <w:semiHidden/>
-    <w:rsid w:val="00A10FD9"/>
-    <w:rPr>
-      <w:rFonts w:cstheme="majorBidi" w:eastAsiaTheme="majorEastAsia"/>
-      <w:i/>
-      <w:iCs/>
-      <w:color w:themeColor="text1" w:themeTint="D8" w:val="272727"/>
-    </w:rPr>
-  </w:style>
-  <w:style w:customStyle="1" w:styleId="Heading9Char" w:type="character">
-    <w:name w:val="Heading 9 Char"/>
-    <w:basedOn w:val="DefaultParagraphFont"/>
-    <w:link w:val="Heading9"/>
-    <w:uiPriority w:val="9"/>
-    <w:semiHidden/>
-    <w:rsid w:val="00A10FD9"/>
-    <w:rPr>
-      <w:rFonts w:cstheme="majorBidi" w:eastAsiaTheme="majorEastAsia"/>
-      <w:color w:themeColor="text1" w:themeTint="D8" w:val="272727"/>
+      <w:color w:themeColor="accent1" w:val="4F81BD"/>
+      <w:sz w:val="24"/>
+      <w:szCs w:val="24"/>
     </w:rPr>
   </w:style>
   <w:style w:styleId="BlockText" w:type="paragraph">
@@ -10972,18 +10619,6 @@
     <w:unhideWhenUsed/>
     <w:qFormat/>
   </w:style>
-  <w:style w:styleId="FootnoteBlockText" w:type="paragraph">
-    <w:name w:val="Footnote Block Text"/>
-    <w:basedOn w:val="FootnoteText"/>
-    <w:next w:val="FootnoteText"/>
-    <w:uiPriority w:val="9"/>
-    <w:unhideWhenUsed/>
-    <w:qFormat/>
-    <w:pPr>
-      <w:spacing w:after="100" w:before="100"/>
-      <w:ind w:firstLine="0" w:left="480" w:right="480"/>
-    </w:pPr>
-  </w:style>
   <w:style w:default="1" w:styleId="DefaultParagraphFont" w:type="character">
     <w:name w:val="Default Paragraph Font"/>
     <w:semiHidden/>
@@ -11005,11 +10640,18 @@
       </w:tblCellMar>
     </w:tblPr>
     <w:tblStylePr w:type="firstRow">
+      <w:tblPr>
+        <w:jc w:val="left"/>
+        <w:tblInd w:type="dxa" w:w="0"/>
+      </w:tblPr>
+      <w:trPr>
+        <w:jc w:val="left"/>
+      </w:trPr>
       <w:tcPr>
+        <w:vAlign w:val="bottom"/>
         <w:tcBorders>
           <w:bottom w:val="single"/>
         </w:tcBorders>
-        <w:vAlign w:val="bottom"/>
       </w:tcPr>
     </w:tblStylePr>
   </w:style>
@@ -11124,8 +10766,8 @@
     <w:name w:val="KeywordTok"/>
     <w:basedOn w:val="VerbatimChar"/>
     <w:rPr>
+      <w:color w:val="007020"/>
       <w:b/>
-      <w:color w:val="007020"/>
     </w:rPr>
   </w:style>
   <w:style w:type="character" w:customStyle="1" w:styleId="DataTypeTok">
@@ -11202,42 +10844,42 @@
     <w:name w:val="ImportTok"/>
     <w:basedOn w:val="VerbatimChar"/>
     <w:rPr>
+      <w:color w:val="008000"/>
       <w:b/>
-      <w:color w:val="008000"/>
     </w:rPr>
   </w:style>
   <w:style w:type="character" w:customStyle="1" w:styleId="CommentTok">
     <w:name w:val="CommentTok"/>
     <w:basedOn w:val="VerbatimChar"/>
     <w:rPr>
+      <w:color w:val="60a0b0"/>
       <w:i/>
-      <w:color w:val="60a0b0"/>
     </w:rPr>
   </w:style>
   <w:style w:type="character" w:customStyle="1" w:styleId="DocumentationTok">
     <w:name w:val="DocumentationTok"/>
     <w:basedOn w:val="VerbatimChar"/>
     <w:rPr>
+      <w:color w:val="ba2121"/>
       <w:i/>
-      <w:color w:val="ba2121"/>
     </w:rPr>
   </w:style>
   <w:style w:type="character" w:customStyle="1" w:styleId="AnnotationTok">
     <w:name w:val="AnnotationTok"/>
     <w:basedOn w:val="VerbatimChar"/>
     <w:rPr>
+      <w:color w:val="60a0b0"/>
       <w:b/>
       <w:i/>
-      <w:color w:val="60a0b0"/>
     </w:rPr>
   </w:style>
   <w:style w:type="character" w:customStyle="1" w:styleId="CommentVarTok">
     <w:name w:val="CommentVarTok"/>
     <w:basedOn w:val="VerbatimChar"/>
     <w:rPr>
+      <w:color w:val="60a0b0"/>
       <w:b/>
       <w:i/>
-      <w:color w:val="60a0b0"/>
     </w:rPr>
   </w:style>
   <w:style w:type="character" w:customStyle="1" w:styleId="OtherTok">
@@ -11265,8 +10907,8 @@
     <w:name w:val="ControlFlowTok"/>
     <w:basedOn w:val="VerbatimChar"/>
     <w:rPr>
+      <w:color w:val="007020"/>
       <w:b/>
-      <w:color w:val="007020"/>
     </w:rPr>
   </w:style>
   <w:style w:type="character" w:customStyle="1" w:styleId="OperatorTok">
@@ -11311,34 +10953,34 @@
     <w:name w:val="InformationTok"/>
     <w:basedOn w:val="VerbatimChar"/>
     <w:rPr>
+      <w:color w:val="60a0b0"/>
       <w:b/>
       <w:i/>
-      <w:color w:val="60a0b0"/>
     </w:rPr>
   </w:style>
   <w:style w:type="character" w:customStyle="1" w:styleId="WarningTok">
     <w:name w:val="WarningTok"/>
     <w:basedOn w:val="VerbatimChar"/>
     <w:rPr>
+      <w:color w:val="60a0b0"/>
       <w:b/>
       <w:i/>
-      <w:color w:val="60a0b0"/>
     </w:rPr>
   </w:style>
   <w:style w:type="character" w:customStyle="1" w:styleId="AlertTok">
     <w:name w:val="AlertTok"/>
     <w:basedOn w:val="VerbatimChar"/>
     <w:rPr>
+      <w:color w:val="ff0000"/>
       <w:b/>
-      <w:color w:val="ff0000"/>
     </w:rPr>
   </w:style>
   <w:style w:type="character" w:customStyle="1" w:styleId="ErrorTok">
     <w:name w:val="ErrorTok"/>
     <w:basedOn w:val="VerbatimChar"/>
     <w:rPr>
+      <w:color w:val="ff0000"/>
       <w:b/>
-      <w:color w:val="ff0000"/>
     </w:rPr>
   </w:style>
   <w:style w:type="character" w:customStyle="1" w:styleId="NormalTok">
@@ -11360,44 +11002,44 @@
         <a:sysClr val="window" lastClr="FFFFFF"/>
       </a:lt1>
       <a:dk2>
-        <a:srgbClr val="0E2841"/>
+        <a:srgbClr val="1F497D"/>
       </a:dk2>
       <a:lt2>
-        <a:srgbClr val="E8E8E8"/>
+        <a:srgbClr val="EEECE1"/>
       </a:lt2>
       <a:accent1>
-        <a:srgbClr val="156082"/>
+        <a:srgbClr val="4F81BD"/>
       </a:accent1>
       <a:accent2>
-        <a:srgbClr val="E97132"/>
+        <a:srgbClr val="C0504D"/>
       </a:accent2>
       <a:accent3>
-        <a:srgbClr val="196B24"/>
+        <a:srgbClr val="9BBB59"/>
       </a:accent3>
       <a:accent4>
-        <a:srgbClr val="0F9ED5"/>
+        <a:srgbClr val="8064A2"/>
       </a:accent4>
       <a:accent5>
-        <a:srgbClr val="A02B93"/>
+        <a:srgbClr val="4BACC6"/>
       </a:accent5>
       <a:accent6>
-        <a:srgbClr val="4EA72E"/>
+        <a:srgbClr val="F79646"/>
       </a:accent6>
       <a:hlink>
-        <a:srgbClr val="467886"/>
+        <a:srgbClr val="0000FF"/>
       </a:hlink>
       <a:folHlink>
-        <a:srgbClr val="96607D"/>
+        <a:srgbClr val="800080"/>
       </a:folHlink>
     </a:clrScheme>
     <a:fontScheme name="Office">
       <a:majorFont>
-        <a:latin typeface="Aptos Display" panose="02110004020202020204"/>
+        <a:latin typeface="Calibri"/>
         <a:ea typeface=""/>
         <a:cs typeface=""/>
-        <a:font script="Jpan" typeface="游ゴシック Light"/>
+        <a:font script="Jpan" typeface="ＭＳ ゴシック"/>
         <a:font script="Hang" typeface="맑은 고딕"/>
-        <a:font script="Hans" typeface="等线 Light"/>
+        <a:font script="Hans" typeface="宋体"/>
         <a:font script="Hant" typeface="新細明體"/>
         <a:font script="Arab" typeface="Times New Roman"/>
         <a:font script="Hebr" typeface="Times New Roman"/>
@@ -11424,32 +11066,14 @@
         <a:font script="Mong" typeface="Mongolian Baiti"/>
         <a:font script="Viet" typeface="Times New Roman"/>
         <a:font script="Uigh" typeface="Microsoft Uighur"/>
-        <a:font script="Geor" typeface="Sylfaen"/>
-        <a:font script="Armn" typeface="Arial"/>
-        <a:font script="Bugi" typeface="Leelawadee UI"/>
-        <a:font script="Bopo" typeface="Microsoft JhengHei"/>
-        <a:font script="Java" typeface="Javanese Text"/>
-        <a:font script="Lisu" typeface="Segoe UI"/>
-        <a:font script="Mymr" typeface="Myanmar Text"/>
-        <a:font script="Nkoo" typeface="Ebrima"/>
-        <a:font script="Olck" typeface="Nirmala UI"/>
-        <a:font script="Osma" typeface="Ebrima"/>
-        <a:font script="Phag" typeface="Phagspa"/>
-        <a:font script="Syrn" typeface="Estrangelo Edessa"/>
-        <a:font script="Syrj" typeface="Estrangelo Edessa"/>
-        <a:font script="Syre" typeface="Estrangelo Edessa"/>
-        <a:font script="Sora" typeface="Nirmala UI"/>
-        <a:font script="Tale" typeface="Microsoft Tai Le"/>
-        <a:font script="Talu" typeface="Microsoft New Tai Lue"/>
-        <a:font script="Tfng" typeface="Ebrima"/>
       </a:majorFont>
       <a:minorFont>
-        <a:latin typeface="Aptos" panose="02110004020202020204"/>
+        <a:latin typeface="Cambria"/>
         <a:ea typeface=""/>
         <a:cs typeface=""/>
-        <a:font script="Jpan" typeface="游明朝"/>
+        <a:font script="Jpan" typeface="ＭＳ 明朝"/>
         <a:font script="Hang" typeface="맑은 고딕"/>
-        <a:font script="Hans" typeface="等线"/>
+        <a:font script="Hans" typeface="宋体"/>
         <a:font script="Hant" typeface="新細明體"/>
         <a:font script="Arab" typeface="Arial"/>
         <a:font script="Hebr" typeface="Arial"/>
@@ -11476,24 +11100,6 @@
         <a:font script="Mong" typeface="Mongolian Baiti"/>
         <a:font script="Viet" typeface="Arial"/>
         <a:font script="Uigh" typeface="Microsoft Uighur"/>
-        <a:font script="Geor" typeface="Sylfaen"/>
-        <a:font script="Armn" typeface="Arial"/>
-        <a:font script="Bugi" typeface="Leelawadee UI"/>
-        <a:font script="Bopo" typeface="Microsoft JhengHei"/>
-        <a:font script="Java" typeface="Javanese Text"/>
-        <a:font script="Lisu" typeface="Segoe UI"/>
-        <a:font script="Mymr" typeface="Myanmar Text"/>
-        <a:font script="Nkoo" typeface="Ebrima"/>
-        <a:font script="Olck" typeface="Nirmala UI"/>
-        <a:font script="Osma" typeface="Ebrima"/>
-        <a:font script="Phag" typeface="Phagspa"/>
-        <a:font script="Syrn" typeface="Estrangelo Edessa"/>
-        <a:font script="Syrj" typeface="Estrangelo Edessa"/>
-        <a:font script="Syre" typeface="Estrangelo Edessa"/>
-        <a:font script="Sora" typeface="Nirmala UI"/>
-        <a:font script="Tale" typeface="Microsoft Tai Le"/>
-        <a:font script="Talu" typeface="Microsoft New Tai Lue"/>
-        <a:font script="Tfng" typeface="Ebrima"/>
       </a:minorFont>
     </a:fontScheme>
     <a:fmtScheme name="Office">
@@ -11505,141 +11111,200 @@
           <a:gsLst>
             <a:gs pos="0">
               <a:schemeClr val="phClr">
-                <a:lumMod val="110000"/>
-                <a:satMod val="105000"/>
-                <a:tint val="67000"/>
+                <a:tint val="50000"/>
+                <a:satMod val="300000"/>
               </a:schemeClr>
             </a:gs>
-            <a:gs pos="50000">
+            <a:gs pos="35000">
               <a:schemeClr val="phClr">
-                <a:lumMod val="105000"/>
-                <a:satMod val="103000"/>
-                <a:tint val="73000"/>
+                <a:tint val="37000"/>
+                <a:satMod val="300000"/>
               </a:schemeClr>
             </a:gs>
             <a:gs pos="100000">
               <a:schemeClr val="phClr">
-                <a:lumMod val="105000"/>
-                <a:satMod val="109000"/>
-                <a:tint val="81000"/>
+                <a:tint val="15000"/>
+                <a:satMod val="350000"/>
               </a:schemeClr>
             </a:gs>
           </a:gsLst>
-          <a:lin ang="5400000" scaled="0"/>
+          <a:lin ang="16200000" scaled="1"/>
         </a:gradFill>
         <a:gradFill rotWithShape="1">
           <a:gsLst>
             <a:gs pos="0">
               <a:schemeClr val="phClr">
-                <a:satMod val="103000"/>
-                <a:lumMod val="102000"/>
-                <a:tint val="94000"/>
-              </a:schemeClr>
-            </a:gs>
-            <a:gs pos="50000">
-              <a:schemeClr val="phClr">
-                <a:satMod val="110000"/>
-                <a:lumMod val="100000"/>
+                <a:tint val="100000"/>
                 <a:shade val="100000"/>
+                <a:satMod val="130000"/>
               </a:schemeClr>
             </a:gs>
             <a:gs pos="100000">
               <a:schemeClr val="phClr">
-                <a:lumMod val="99000"/>
-                <a:satMod val="120000"/>
-                <a:shade val="78000"/>
+                <a:tint val="50000"/>
+                <a:shade val="100000"/>
+                <a:satMod val="350000"/>
               </a:schemeClr>
             </a:gs>
           </a:gsLst>
-          <a:lin ang="5400000" scaled="0"/>
+          <a:lin ang="16200000" scaled="0"/>
         </a:gradFill>
       </a:fillStyleLst>
       <a:lnStyleLst>
-        <a:ln w="6350" cap="flat" cmpd="sng" algn="ctr">
+        <a:ln w="9525" cap="flat" cmpd="sng" algn="ctr">
+          <a:solidFill>
+            <a:schemeClr val="phClr">
+              <a:shade val="95000"/>
+              <a:satMod val="105000"/>
+            </a:schemeClr>
+          </a:solidFill>
+          <a:prstDash val="solid"/>
+        </a:ln>
+        <a:ln w="25400" cap="flat" cmpd="sng" algn="ctr">
           <a:solidFill>
             <a:schemeClr val="phClr"/>
           </a:solidFill>
           <a:prstDash val="solid"/>
-          <a:miter lim="800000"/>
         </a:ln>
-        <a:ln w="12700" cap="flat" cmpd="sng" algn="ctr">
+        <a:ln w="38100" cap="flat" cmpd="sng" algn="ctr">
           <a:solidFill>
             <a:schemeClr val="phClr"/>
           </a:solidFill>
           <a:prstDash val="solid"/>
-          <a:miter lim="800000"/>
-        </a:ln>
-        <a:ln w="19050" cap="flat" cmpd="sng" algn="ctr">
-          <a:solidFill>
-            <a:schemeClr val="phClr"/>
-          </a:solidFill>
-          <a:prstDash val="solid"/>
-          <a:miter lim="800000"/>
         </a:ln>
       </a:lnStyleLst>
       <a:effectStyleLst>
         <a:effectStyle>
-          <a:effectLst/>
-        </a:effectStyle>
-        <a:effectStyle>
-          <a:effectLst/>
+          <a:effectLst>
+            <a:outerShdw blurRad="40000" dist="20000" dir="5400000" rotWithShape="0">
+              <a:srgbClr val="000000">
+                <a:alpha val="38000"/>
+              </a:srgbClr>
+            </a:outerShdw>
+          </a:effectLst>
         </a:effectStyle>
         <a:effectStyle>
           <a:effectLst>
-            <a:outerShdw blurRad="57150" dist="19050" dir="5400000" algn="ctr" rotWithShape="0">
+            <a:outerShdw blurRad="40000" dist="23000" dir="5400000" rotWithShape="0">
               <a:srgbClr val="000000">
-                <a:alpha val="63000"/>
+                <a:alpha val="35000"/>
               </a:srgbClr>
             </a:outerShdw>
           </a:effectLst>
+        </a:effectStyle>
+        <a:effectStyle>
+          <a:effectLst>
+            <a:outerShdw blurRad="40000" dist="23000" dir="5400000" rotWithShape="0">
+              <a:srgbClr val="000000">
+                <a:alpha val="35000"/>
+              </a:srgbClr>
+            </a:outerShdw>
+          </a:effectLst>
+          <a:scene3d>
+            <a:camera prst="orthographicFront">
+              <a:rot lat="0" lon="0" rev="0"/>
+            </a:camera>
+            <a:lightRig rig="threePt" dir="t">
+              <a:rot lat="0" lon="0" rev="1200000"/>
+            </a:lightRig>
+          </a:scene3d>
+          <a:sp3d>
+            <a:bevelT w="63500" h="25400"/>
+          </a:sp3d>
         </a:effectStyle>
       </a:effectStyleLst>
       <a:bgFillStyleLst>
         <a:solidFill>
           <a:schemeClr val="phClr"/>
         </a:solidFill>
-        <a:solidFill>
-          <a:schemeClr val="phClr">
-            <a:tint val="95000"/>
-            <a:satMod val="170000"/>
-          </a:schemeClr>
-        </a:solidFill>
         <a:gradFill rotWithShape="1">
           <a:gsLst>
             <a:gs pos="0">
               <a:schemeClr val="phClr">
-                <a:tint val="93000"/>
-                <a:satMod val="150000"/>
-                <a:shade val="98000"/>
-                <a:lumMod val="102000"/>
+                <a:tint val="40000"/>
+                <a:satMod val="350000"/>
               </a:schemeClr>
             </a:gs>
-            <a:gs pos="50000">
+            <a:gs pos="40000">
               <a:schemeClr val="phClr">
-                <a:tint val="98000"/>
-                <a:satMod val="130000"/>
-                <a:shade val="90000"/>
-                <a:lumMod val="103000"/>
+                <a:tint val="45000"/>
+                <a:shade val="99000"/>
+                <a:satMod val="350000"/>
               </a:schemeClr>
             </a:gs>
             <a:gs pos="100000">
               <a:schemeClr val="phClr">
-                <a:shade val="63000"/>
-                <a:satMod val="120000"/>
+                <a:shade val="20000"/>
+                <a:satMod val="255000"/>
               </a:schemeClr>
             </a:gs>
           </a:gsLst>
-          <a:lin ang="5400000" scaled="0"/>
+          <a:path path="circle">
+            <a:fillToRect l="50000" t="-80000" r="50000" b="180000"/>
+          </a:path>
+        </a:gradFill>
+        <a:gradFill rotWithShape="1">
+          <a:gsLst>
+            <a:gs pos="0">
+              <a:schemeClr val="phClr">
+                <a:tint val="80000"/>
+                <a:satMod val="300000"/>
+              </a:schemeClr>
+            </a:gs>
+            <a:gs pos="100000">
+              <a:schemeClr val="phClr">
+                <a:shade val="30000"/>
+                <a:satMod val="200000"/>
+              </a:schemeClr>
+            </a:gs>
+          </a:gsLst>
+          <a:path path="circle">
+            <a:fillToRect l="50000" t="50000" r="50000" b="50000"/>
+          </a:path>
         </a:gradFill>
       </a:bgFillStyleLst>
     </a:fmtScheme>
   </a:themeElements>
-  <a:objectDefaults/>
+  <a:objectDefaults>
+    <a:spDef>
+      <a:spPr/>
+      <a:bodyPr/>
+      <a:lstStyle/>
+      <a:style>
+        <a:lnRef idx="1">
+          <a:schemeClr val="accent1"/>
+        </a:lnRef>
+        <a:fillRef idx="3">
+          <a:schemeClr val="accent1"/>
+        </a:fillRef>
+        <a:effectRef idx="2">
+          <a:schemeClr val="accent1"/>
+        </a:effectRef>
+        <a:fontRef idx="minor">
+          <a:schemeClr val="lt1"/>
+        </a:fontRef>
+      </a:style>
+    </a:spDef>
+    <a:lnDef>
+      <a:spPr/>
+      <a:bodyPr/>
+      <a:lstStyle/>
+      <a:style>
+        <a:lnRef idx="2">
+          <a:schemeClr val="accent1"/>
+        </a:lnRef>
+        <a:fillRef idx="0">
+          <a:schemeClr val="accent1"/>
+        </a:fillRef>
+        <a:effectRef idx="1">
+          <a:schemeClr val="accent1"/>
+        </a:effectRef>
+        <a:fontRef idx="minor">
+          <a:schemeClr val="tx1"/>
+        </a:fontRef>
+      </a:style>
+    </a:lnDef>
+  </a:objectDefaults>
   <a:extraClrSchemeLst/>
-  <a:extLst>
-    <a:ext uri="{05A4C25C-085E-4340-85A3-A5531E510DB2}">
-      <thm15:themeFamily xmlns:thm15="http://schemas.microsoft.com/office/thememl/2012/main" name="Office Theme" id="{2E142A2C-CD16-42D6-873A-C26D2A0506FA}" vid="{1BDDFF52-6CD6-40A5-AB3C-68EB2F1E4D0A}"/>
-    </a:ext>
-  </a:extLst>
 </a:theme>
 </file>
--- a/Ausgabe/Dokumentation.docx
+++ b/Ausgabe/Dokumentation.docx
@@ -13865,7 +13865,7 @@
       <w:rPr>
         <w:sz w:val="16"/>
       </w:rPr>
-      <w:t>Unterrichtsmaterial Oberschule Sachsen · Version v0.4.0-319-gc4b6538-dirty · Build 16.08.2026</w:t>
+      <w:t>Unterrichtsmaterial Oberschule Sachsen · Version v0.4.0-322-g516fad1-dirty · Build 17.08.2026</w:t>
     </w:r>
   </w:p>
 </w:ftr>

--- a/Ausgabe/Dokumentation.docx
+++ b/Ausgabe/Dokumentation.docx
@@ -13865,7 +13865,7 @@
       <w:rPr>
         <w:sz w:val="16"/>
       </w:rPr>
-      <w:t>Unterrichtsmaterial Oberschule Sachsen · Version v0.4.0-322-g516fad1-dirty · Build 17.08.2026</w:t>
+      <w:t>Unterrichtsmaterial Oberschule Sachsen · Version v0.4.0-327-g8416f81-dirty · Build 17.08.2026</w:t>
     </w:r>
   </w:p>
 </w:ftr>

--- a/Ausgabe/Dokumentation.docx
+++ b/Ausgabe/Dokumentation.docx
@@ -13865,7 +13865,7 @@
       <w:rPr>
         <w:sz w:val="16"/>
       </w:rPr>
-      <w:t>Unterrichtsmaterial Oberschule Sachsen · Version v0.4.0-327-g8416f81-dirty · Build 17.08.2026</w:t>
+      <w:t>Unterrichtsmaterial Oberschule Sachsen · Version v0.4.0-333-gbccbada-dirty · Build 17.08.2026</w:t>
     </w:r>
   </w:p>
 </w:ftr>

--- a/Ausgabe/Dokumentation.docx
+++ b/Ausgabe/Dokumentation.docx
@@ -13865,7 +13865,7 @@
       <w:rPr>
         <w:sz w:val="16"/>
       </w:rPr>
-      <w:t>Unterrichtsmaterial Oberschule Sachsen · Version v0.4.0-333-gbccbada-dirty · Build 17.08.2026</w:t>
+      <w:t>Unterrichtsmaterial Oberschule Sachsen · Version v0.4.0-341-g0b15cca-dirty · Build 17.08.2026</w:t>
     </w:r>
   </w:p>
 </w:ftr>

--- a/Ausgabe/Dokumentation.docx
+++ b/Ausgabe/Dokumentation.docx
@@ -13865,7 +13865,7 @@
       <w:rPr>
         <w:sz w:val="16"/>
       </w:rPr>
-      <w:t>Unterrichtsmaterial Oberschule Sachsen · Version v0.4.0-341-g0b15cca-dirty · Build 17.08.2026</w:t>
+      <w:t>Unterrichtsmaterial Oberschule Sachsen · Version v0.4.0-356-g3db0967-dirty · Build 17.08.2026</w:t>
     </w:r>
   </w:p>
 </w:ftr>

--- a/Ausgabe/Dokumentation.docx
+++ b/Ausgabe/Dokumentation.docx
@@ -13865,7 +13865,7 @@
       <w:rPr>
         <w:sz w:val="16"/>
       </w:rPr>
-      <w:t>Unterrichtsmaterial Oberschule Sachsen · Version v0.4.0-356-g3db0967-dirty · Build 17.08.2026</w:t>
+      <w:t>Unterrichtsmaterial Oberschule Sachsen · Version v0.4.0-376-gf442749-dirty · Build 17.08.2026</w:t>
     </w:r>
   </w:p>
 </w:ftr>

--- a/Ausgabe/Dokumentation.docx
+++ b/Ausgabe/Dokumentation.docx
@@ -13865,7 +13865,7 @@
       <w:rPr>
         <w:sz w:val="16"/>
       </w:rPr>
-      <w:t>Unterrichtsmaterial Oberschule Sachsen · Version v0.4.0-356-g3db0967-dirty · Build 17.08.2026</w:t>
+      <w:t>Unterrichtsmaterial Oberschule Sachsen · Version v0.4.0-376-g6ba679b-dirty · Build 17.08.2026</w:t>
     </w:r>
   </w:p>
 </w:ftr>

--- a/Ausgabe/Dokumentation.docx
+++ b/Ausgabe/Dokumentation.docx
@@ -13865,7 +13865,7 @@
       <w:rPr>
         <w:sz w:val="16"/>
       </w:rPr>
-      <w:t>Unterrichtsmaterial Oberschule Sachsen · Version v0.4.0-356-g3db0967-dirty · Build 17.08.2026</w:t>
+      <w:t>Unterrichtsmaterial Oberschule Sachsen · Version v0.4.0-378-g61c0f2a-dirty · Build 17.08.2026</w:t>
     </w:r>
   </w:p>
 </w:ftr>

--- a/Ausgabe/Dokumentation.docx
+++ b/Ausgabe/Dokumentation.docx
@@ -13865,7 +13865,7 @@
       <w:rPr>
         <w:sz w:val="16"/>
       </w:rPr>
-      <w:t>Unterrichtsmaterial Oberschule Sachsen · Version v0.4.0-356-g3db0967-dirty · Build 17.08.2026</w:t>
+      <w:t>Unterrichtsmaterial Oberschule Sachsen · Version v0.4.0-367-gb55ec7c-dirty · Build 17.08.2026</w:t>
     </w:r>
   </w:p>
 </w:ftr>

--- a/Ausgabe/Dokumentation.docx
+++ b/Ausgabe/Dokumentation.docx
@@ -13865,7 +13865,7 @@
       <w:rPr>
         <w:sz w:val="16"/>
       </w:rPr>
-      <w:t>Unterrichtsmaterial Oberschule Sachsen · Version v0.4.0-376-gf442749-dirty · Build 17.08.2026</w:t>
+      <w:t>Unterrichtsmaterial Oberschule Sachsen · Version v0.4.0-410-g8744ce6-dirty · Build 17.08.2026</w:t>
     </w:r>
   </w:p>
 </w:ftr>

--- a/Ausgabe/Dokumentation.docx
+++ b/Ausgabe/Dokumentation.docx
@@ -13865,7 +13865,7 @@
       <w:rPr>
         <w:sz w:val="16"/>
       </w:rPr>
-      <w:t>Unterrichtsmaterial Oberschule Sachsen · Version v0.4.0-410-g8744ce6-dirty · Build 17.08.2026</w:t>
+      <w:t>Unterrichtsmaterial Oberschule Sachsen · Version v0.4.0-444-gad95bb4-dirty · Build 18.08.2026</w:t>
     </w:r>
   </w:p>
 </w:ftr>

--- a/Ausgabe/Dokumentation.docx
+++ b/Ausgabe/Dokumentation.docx
@@ -13865,7 +13865,7 @@
       <w:rPr>
         <w:sz w:val="16"/>
       </w:rPr>
-      <w:t>Unterrichtsmaterial Oberschule Sachsen · Version v0.4.0-444-gad95bb4-dirty · Build 18.08.2026</w:t>
+      <w:t>Unterrichtsmaterial Oberschule Sachsen · Version v0.4.0-459-gb11fd20-dirty · Build 18.08.2026</w:t>
     </w:r>
   </w:p>
 </w:ftr>

--- a/Ausgabe/Dokumentation.docx
+++ b/Ausgabe/Dokumentation.docx
@@ -13865,7 +13865,7 @@
       <w:rPr>
         <w:sz w:val="16"/>
       </w:rPr>
-      <w:t>Unterrichtsmaterial Oberschule Sachsen · Version v0.4.0-459-gb11fd20-dirty · Build 18.08.2026</w:t>
+      <w:t>Unterrichtsmaterial Oberschule Sachsen · Version v0.4.0-444-gad95bb4-dirty · Build 18.08.2026</w:t>
     </w:r>
   </w:p>
 </w:ftr>

--- a/Ausgabe/Dokumentation.docx
+++ b/Ausgabe/Dokumentation.docx
@@ -13865,7 +13865,7 @@
       <w:rPr>
         <w:sz w:val="16"/>
       </w:rPr>
-      <w:t>Unterrichtsmaterial Oberschule Sachsen · Version v0.4.0-444-gad95bb4-dirty · Build 18.08.2026</w:t>
+      <w:t>Unterrichtsmaterial Oberschule Sachsen · Version v0.4.0-489-gf58e499-dirty · Build 18.08.2026</w:t>
     </w:r>
   </w:p>
 </w:ftr>

--- a/Ausgabe/Dokumentation.docx
+++ b/Ausgabe/Dokumentation.docx
@@ -13865,7 +13865,7 @@
       <w:rPr>
         <w:sz w:val="16"/>
       </w:rPr>
-      <w:t>Unterrichtsmaterial Oberschule Sachsen · Version v0.4.0-444-gad95bb4-dirty · Build 18.08.2026</w:t>
+      <w:t>Unterrichtsmaterial Oberschule Sachsen · Version v0.4.0-490-g2532335-dirty · Build 18.08.2026</w:t>
     </w:r>
   </w:p>
 </w:ftr>

--- a/Ausgabe/Dokumentation.docx
+++ b/Ausgabe/Dokumentation.docx
@@ -13865,7 +13865,7 @@
       <w:rPr>
         <w:sz w:val="16"/>
       </w:rPr>
-      <w:t>Unterrichtsmaterial Oberschule Sachsen · Version v0.4.0-490-g2532335-dirty · Build 18.08.2026</w:t>
+      <w:t>Unterrichtsmaterial Oberschule Sachsen · Version v0.4.0-521-gfaabf71-dirty · Build 19.08.2026</w:t>
     </w:r>
   </w:p>
 </w:ftr>

--- a/Ausgabe/Dokumentation.docx
+++ b/Ausgabe/Dokumentation.docx
@@ -13865,7 +13865,7 @@
       <w:rPr>
         <w:sz w:val="16"/>
       </w:rPr>
-      <w:t>Unterrichtsmaterial Oberschule Sachsen · Version v0.4.0-490-g2532335-dirty · Build 18.08.2026</w:t>
+      <w:t>Unterrichtsmaterial Oberschule Sachsen · Version v0.4.0-521-g87c4bcc-dirty · Build 19.08.2026</w:t>
     </w:r>
   </w:p>
 </w:ftr>

--- a/Ausgabe/Dokumentation.docx
+++ b/Ausgabe/Dokumentation.docx
@@ -13865,7 +13865,7 @@
       <w:rPr>
         <w:sz w:val="16"/>
       </w:rPr>
-      <w:t>Unterrichtsmaterial Oberschule Sachsen · Version v0.4.0-521-g87c4bcc-dirty · Build 19.08.2026</w:t>
+      <w:t>Unterrichtsmaterial Oberschule Sachsen · Version v0.4.0-527-gca6ed1b-dirty · Build 19.08.2026</w:t>
     </w:r>
   </w:p>
 </w:ftr>

--- a/Ausgabe/Dokumentation.docx
+++ b/Ausgabe/Dokumentation.docx
@@ -13865,7 +13865,7 @@
       <w:rPr>
         <w:sz w:val="16"/>
       </w:rPr>
-      <w:t>Unterrichtsmaterial Oberschule Sachsen · Version v0.4.0-527-gca6ed1b-dirty · Build 19.08.2026</w:t>
+      <w:t>Unterrichtsmaterial Oberschule Sachsen · Version v0.4.0-530-gbb43ae4-dirty · Build 20.08.2026</w:t>
     </w:r>
   </w:p>
 </w:ftr>

--- a/Ausgabe/Dokumentation.docx
+++ b/Ausgabe/Dokumentation.docx
@@ -13865,7 +13865,7 @@
       <w:rPr>
         <w:sz w:val="16"/>
       </w:rPr>
-      <w:t>Unterrichtsmaterial Oberschule Sachsen · Version v0.4.0-530-gbb43ae4-dirty · Build 20.08.2026</w:t>
+      <w:t>Unterrichtsmaterial Oberschule Sachsen · Version v0.4.0-534-gc09a6c6-dirty · Build 20.08.2026</w:t>
     </w:r>
   </w:p>
 </w:ftr>
